--- a/DEMO_SCRIPT.docx
+++ b/DEMO_SCRIPT.docx
@@ -301,7 +301,7 @@
                 <w:color w:val="A7D4D4"/>
                 <w:sz w:val="20"/>
               </w:rPr>
-              <w:t>Upload the Banking SOP</w:t>
+              <w:t>Multi-Document Upload</w:t>
             </w:r>
           </w:p>
         </w:tc>
@@ -321,7 +321,7 @@
                 <w:color w:val="A7D4D4"/>
                 <w:sz w:val="18"/>
               </w:rPr>
-              <w:t>≈ 2 min</w:t>
+              <w:t>≈ 3 min</w:t>
             </w:r>
           </w:p>
         </w:tc>
@@ -425,7 +425,7 @@
                 <w:i w:val="0"/>
                 <w:sz w:val="18"/>
               </w:rPr>
-              <w:t>Click Choose Files → select commercial_banking_loan_sop.docx</w:t>
+              <w:t>Click Choose Files → select FOUR documents together: commercial_banking_loan_sop.docx, compliance_policy.docx, role_descriptions.docx, it_systems_register.docx</w:t>
             </w:r>
           </w:p>
         </w:tc>
@@ -477,7 +477,7 @@
                 <w:i w:val="0"/>
                 <w:sz w:val="18"/>
               </w:rPr>
-              <w:t>Click Extract Graph</w:t>
+              <w:t>Watch the file list build up; observe the green 'Combined size: ~13,000 chars' counter</w:t>
             </w:r>
           </w:p>
         </w:tc>
@@ -529,7 +529,7 @@
                 <w:i w:val="0"/>
                 <w:sz w:val="18"/>
               </w:rPr>
-              <w:t>While loading (~40s) — narrate (see right →)</w:t>
+              <w:t>Click Extract Knowledge Graph</w:t>
             </w:r>
           </w:p>
         </w:tc>
@@ -560,7 +560,7 @@
                 <w:color w:val="024F4F"/>
                 <w:sz w:val="18"/>
               </w:rPr>
-              <w:t>Say:  "We're uploading a Loan Origination SOP — the kind of document that sits in a SharePoint and never gets read. The Discovery Engine is extracting every process, role, system, and policy from it automatically."</w:t>
+              <w:t>Say:  "Most enterprises don't have ONE document describing a process — they have an SOP, a separate compliance policy, a role description from HR, and an IT systems register. The Discovery Engine reads them all together and produces ONE unified graph that links the entities across documents."</w:t>
             </w:r>
           </w:p>
         </w:tc>
@@ -612,38 +612,7 @@
                 <w:i w:val="0"/>
                 <w:sz w:val="18"/>
               </w:rPr>
-              <w:t>When graph renders — narrate (see right →)</w:t>
-            </w:r>
-          </w:p>
-        </w:tc>
-      </w:tr>
-    </w:tbl>
-    <w:tbl>
-      <w:tblPr>
-        <w:tblW w:type="auto" w:w="0"/>
-        <w:tblLook w:firstColumn="1" w:firstRow="1" w:lastColumn="0" w:lastRow="0" w:noHBand="0" w:noVBand="1" w:val="04A0"/>
-      </w:tblPr>
-      <w:tblGrid>
-        <w:gridCol w:w="9746"/>
-      </w:tblGrid>
-      <w:tr>
-        <w:tc>
-          <w:tcPr>
-            <w:tcW w:type="dxa" w:w="9746"/>
-            <w:shd w:val="clear" w:color="auto" w:fill="F0FAFA"/>
-            <w:tcBorders>
-              <w:left w:val="single" w:sz="12" w:space="0" w:color="036868"/>
-            </w:tcBorders>
-          </w:tcPr>
-          <w:p>
-            <w:r>
-              <w:rPr>
-                <w:b w:val="0"/>
-                <w:i/>
-                <w:color w:val="024F4F"/>
-                <w:sz w:val="18"/>
-              </w:rPr>
-              <w:t>Say:  "What you're seeing is the institutional knowledge of this bank's lending process — extracted in under a minute. Every circle is an entity. Every line is a relationship."</w:t>
+              <w:t>While loading (~50s) — narrate (see right →)</w:t>
             </w:r>
           </w:p>
         </w:tc>
@@ -695,7 +664,7 @@
                 <w:i w:val="0"/>
                 <w:sz w:val="18"/>
               </w:rPr>
-              <w:t>Click any node → show source text quote in detail panel</w:t>
+              <w:t>When the graph renders, look top-left of the graph area for: 'Knowledge Graph — 4 documents' + 4 colored 📄 chips, plus a Cross-Document Insights panel</w:t>
             </w:r>
           </w:p>
         </w:tc>
@@ -726,7 +695,173 @@
                 <w:color w:val="024F4F"/>
                 <w:sz w:val="18"/>
               </w:rPr>
-              <w:t>Say:  "Click any node to see where it came from in the original document."</w:t>
+              <w:t>Say:  "Top-left: a chip per source document. The Cross-Document Insights panel below it is the most valuable thing here — the engine has compared the four documents and surfaced gaps you'd otherwise need a senior consultant to find. Read out one or two of the insights — they typically include compliance gaps, role inconsistencies, and orphan systems."</w:t>
+            </w:r>
+          </w:p>
+        </w:tc>
+      </w:tr>
+    </w:tbl>
+    <w:tbl>
+      <w:tblPr>
+        <w:tblStyle w:val="TableGrid"/>
+        <w:tblW w:type="auto" w:w="0"/>
+        <w:tblLook w:firstColumn="1" w:firstRow="1" w:lastColumn="0" w:lastRow="0" w:noHBand="0" w:noVBand="1" w:val="04A0"/>
+      </w:tblPr>
+      <w:tblGrid>
+        <w:gridCol w:w="4873"/>
+        <w:gridCol w:w="4873"/>
+      </w:tblGrid>
+      <w:tr>
+        <w:tc>
+          <w:tcPr>
+            <w:tcW w:type="dxa" w:w="504"/>
+            <w:shd w:val="clear" w:color="auto" w:fill="E6F4F4"/>
+          </w:tcPr>
+          <w:p>
+            <w:pPr>
+              <w:jc w:val="center"/>
+            </w:pPr>
+            <w:r>
+              <w:rPr>
+                <w:b/>
+                <w:i w:val="0"/>
+                <w:color w:val="036868"/>
+                <w:sz w:val="18"/>
+              </w:rPr>
+              <w:t>7</w:t>
+            </w:r>
+          </w:p>
+        </w:tc>
+        <w:tc>
+          <w:tcPr>
+            <w:tcW w:type="dxa" w:w="8856"/>
+            <w:shd w:val="clear" w:color="auto" w:fill="F7FCFC"/>
+          </w:tcPr>
+          <w:p>
+            <w:pPr>
+              <w:jc w:val="left"/>
+            </w:pPr>
+            <w:r>
+              <w:rPr>
+                <w:b w:val="0"/>
+                <w:i w:val="0"/>
+                <w:sz w:val="18"/>
+              </w:rPr>
+              <w:t>Click each 📄 chip → graph filters to that document's nodes</w:t>
+            </w:r>
+          </w:p>
+        </w:tc>
+      </w:tr>
+    </w:tbl>
+    <w:tbl>
+      <w:tblPr>
+        <w:tblW w:type="auto" w:w="0"/>
+        <w:tblLook w:firstColumn="1" w:firstRow="1" w:lastColumn="0" w:lastRow="0" w:noHBand="0" w:noVBand="1" w:val="04A0"/>
+      </w:tblPr>
+      <w:tblGrid>
+        <w:gridCol w:w="9746"/>
+      </w:tblGrid>
+      <w:tr>
+        <w:tc>
+          <w:tcPr>
+            <w:tcW w:type="dxa" w:w="9746"/>
+            <w:shd w:val="clear" w:color="auto" w:fill="F0FAFA"/>
+            <w:tcBorders>
+              <w:left w:val="single" w:sz="12" w:space="0" w:color="036868"/>
+            </w:tcBorders>
+          </w:tcPr>
+          <w:p>
+            <w:r>
+              <w:rPr>
+                <w:b w:val="0"/>
+                <w:i/>
+                <w:color w:val="024F4F"/>
+                <w:sz w:val="18"/>
+              </w:rPr>
+              <w:t>Say:  "Click a chip and the graph filters to nodes from just that document. This is how you trace which document is the source of truth for any entity."</w:t>
+            </w:r>
+          </w:p>
+        </w:tc>
+      </w:tr>
+    </w:tbl>
+    <w:tbl>
+      <w:tblPr>
+        <w:tblStyle w:val="TableGrid"/>
+        <w:tblW w:type="auto" w:w="0"/>
+        <w:tblLook w:firstColumn="1" w:firstRow="1" w:lastColumn="0" w:lastRow="0" w:noHBand="0" w:noVBand="1" w:val="04A0"/>
+      </w:tblPr>
+      <w:tblGrid>
+        <w:gridCol w:w="4873"/>
+        <w:gridCol w:w="4873"/>
+      </w:tblGrid>
+      <w:tr>
+        <w:tc>
+          <w:tcPr>
+            <w:tcW w:type="dxa" w:w="504"/>
+            <w:shd w:val="clear" w:color="auto" w:fill="E6F4F4"/>
+          </w:tcPr>
+          <w:p>
+            <w:pPr>
+              <w:jc w:val="center"/>
+            </w:pPr>
+            <w:r>
+              <w:rPr>
+                <w:b/>
+                <w:i w:val="0"/>
+                <w:color w:val="036868"/>
+                <w:sz w:val="18"/>
+              </w:rPr>
+              <w:t>8</w:t>
+            </w:r>
+          </w:p>
+        </w:tc>
+        <w:tc>
+          <w:tcPr>
+            <w:tcW w:type="dxa" w:w="8856"/>
+            <w:shd w:val="clear" w:color="auto" w:fill="F7FCFC"/>
+          </w:tcPr>
+          <w:p>
+            <w:pPr>
+              <w:jc w:val="left"/>
+            </w:pPr>
+            <w:r>
+              <w:rPr>
+                <w:b w:val="0"/>
+                <w:i w:val="0"/>
+                <w:sz w:val="18"/>
+              </w:rPr>
+              <w:t>Click any node that came from 2+ documents → detail panel shows Sources: file1, file2</w:t>
+            </w:r>
+          </w:p>
+        </w:tc>
+      </w:tr>
+    </w:tbl>
+    <w:tbl>
+      <w:tblPr>
+        <w:tblW w:type="auto" w:w="0"/>
+        <w:tblLook w:firstColumn="1" w:firstRow="1" w:lastColumn="0" w:lastRow="0" w:noHBand="0" w:noVBand="1" w:val="04A0"/>
+      </w:tblPr>
+      <w:tblGrid>
+        <w:gridCol w:w="9746"/>
+      </w:tblGrid>
+      <w:tr>
+        <w:tc>
+          <w:tcPr>
+            <w:tcW w:type="dxa" w:w="9746"/>
+            <w:shd w:val="clear" w:color="auto" w:fill="F0FAFA"/>
+            <w:tcBorders>
+              <w:left w:val="single" w:sz="12" w:space="0" w:color="036868"/>
+            </w:tcBorders>
+          </w:tcPr>
+          <w:p>
+            <w:r>
+              <w:rPr>
+                <w:b w:val="0"/>
+                <w:i/>
+                <w:color w:val="024F4F"/>
+                <w:sz w:val="18"/>
+              </w:rPr>
+              <w:t>Say:  "Sources field on a node tells you it appeared in multiple documents — that means HIGHER confidence. If something is in three out of four documents, you can trust it; if it's in one alone, you might want to verify."</w:t>
             </w:r>
           </w:p>
         </w:tc>
@@ -819,7 +954,7 @@
                 <w:i w:val="0"/>
                 <w:sz w:val="17"/>
               </w:rPr>
-              <w:t>Roles — Loan Processing Officer, Credit Analyst, Credit Committee</w:t>
+              <w:t>Roles — Loan Processing Officer, Credit Analyst, Quality Assurance Officer</w:t>
             </w:r>
           </w:p>
         </w:tc>
@@ -860,7 +995,7 @@
                 <w:i w:val="0"/>
                 <w:sz w:val="17"/>
               </w:rPr>
-              <w:t>Systems — LoanIQ, Compliance Tracker, Document Management System</w:t>
+              <w:t>Systems — LoanIQ (LOS), Compliance Tracker, Document Management Portal</w:t>
             </w:r>
           </w:p>
         </w:tc>
@@ -901,7 +1036,89 @@
                 <w:i w:val="0"/>
                 <w:sz w:val="17"/>
               </w:rPr>
-              <w:t>Policies — AML Policy, Sanctioning Timeline Policy, DTI Certification Policy</w:t>
+              <w:t>Policies — AML Policy, Sanctioning Timeline Policy, Fair Lending</w:t>
+            </w:r>
+          </w:p>
+        </w:tc>
+      </w:tr>
+      <w:tr>
+        <w:tc>
+          <w:tcPr>
+            <w:tcW w:type="dxa" w:w="4873"/>
+            <w:shd w:val="clear" w:color="auto" w:fill="E6F4F4"/>
+          </w:tcPr>
+          <w:p>
+            <w:pPr>
+              <w:jc w:val="left"/>
+            </w:pPr>
+            <w:r>
+              <w:rPr>
+                <w:b/>
+                <w:i w:val="0"/>
+                <w:color w:val="024F4F"/>
+                <w:sz w:val="17"/>
+              </w:rPr>
+              <w:t>📄 chips</w:t>
+            </w:r>
+          </w:p>
+        </w:tc>
+        <w:tc>
+          <w:tcPr>
+            <w:tcW w:type="dxa" w:w="4873"/>
+            <w:shd w:val="clear" w:color="auto" w:fill="F7FCFC"/>
+          </w:tcPr>
+          <w:p>
+            <w:pPr>
+              <w:jc w:val="left"/>
+            </w:pPr>
+            <w:r>
+              <w:rPr>
+                <w:b w:val="0"/>
+                <w:i w:val="0"/>
+                <w:sz w:val="17"/>
+              </w:rPr>
+              <w:t>One per uploaded document — colored, clickable, filter the graph</w:t>
+            </w:r>
+          </w:p>
+        </w:tc>
+      </w:tr>
+      <w:tr>
+        <w:tc>
+          <w:tcPr>
+            <w:tcW w:type="dxa" w:w="4873"/>
+            <w:shd w:val="clear" w:color="auto" w:fill="E6F4F4"/>
+          </w:tcPr>
+          <w:p>
+            <w:pPr>
+              <w:jc w:val="left"/>
+            </w:pPr>
+            <w:r>
+              <w:rPr>
+                <w:b/>
+                <w:i w:val="0"/>
+                <w:color w:val="024F4F"/>
+                <w:sz w:val="17"/>
+              </w:rPr>
+              <w:t>Cross-Doc panel</w:t>
+            </w:r>
+          </w:p>
+        </w:tc>
+        <w:tc>
+          <w:tcPr>
+            <w:tcW w:type="dxa" w:w="4873"/>
+            <w:shd w:val="clear" w:color="auto" w:fill="F7FCFC"/>
+          </w:tcPr>
+          <w:p>
+            <w:pPr>
+              <w:jc w:val="left"/>
+            </w:pPr>
+            <w:r>
+              <w:rPr>
+                <w:b w:val="0"/>
+                <w:i w:val="0"/>
+                <w:sz w:val="17"/>
+              </w:rPr>
+              <w:t>3 cross-document findings — gap / inconsistency / missing / contradiction</w:t>
             </w:r>
           </w:p>
         </w:tc>
@@ -932,6 +1149,418 @@
                 <w:sz w:val="20"/>
               </w:rPr>
               <w:t xml:space="preserve">Step 2  </w:t>
+            </w:r>
+            <w:r>
+              <w:rPr>
+                <w:b w:val="0"/>
+                <w:i w:val="0"/>
+                <w:color w:val="A7D4D4"/>
+                <w:sz w:val="20"/>
+              </w:rPr>
+              <w:t>Dashboard — Health Score and Live Operational Data</w:t>
+            </w:r>
+          </w:p>
+        </w:tc>
+        <w:tc>
+          <w:tcPr>
+            <w:tcW w:type="dxa" w:w="2880"/>
+            <w:shd w:val="clear" w:color="auto" w:fill="036868"/>
+          </w:tcPr>
+          <w:p>
+            <w:pPr>
+              <w:jc w:val="right"/>
+            </w:pPr>
+            <w:r>
+              <w:rPr>
+                <w:b w:val="0"/>
+                <w:i w:val="0"/>
+                <w:color w:val="A7D4D4"/>
+                <w:sz w:val="18"/>
+              </w:rPr>
+              <w:t>≈ 2 min</w:t>
+            </w:r>
+          </w:p>
+        </w:tc>
+      </w:tr>
+    </w:tbl>
+    <w:tbl>
+      <w:tblPr>
+        <w:tblStyle w:val="TableGrid"/>
+        <w:tblW w:type="auto" w:w="0"/>
+        <w:tblLook w:firstColumn="1" w:firstRow="1" w:lastColumn="0" w:lastRow="0" w:noHBand="0" w:noVBand="1" w:val="04A0"/>
+      </w:tblPr>
+      <w:tblGrid>
+        <w:gridCol w:w="4873"/>
+        <w:gridCol w:w="4873"/>
+      </w:tblGrid>
+      <w:tr>
+        <w:tc>
+          <w:tcPr>
+            <w:tcW w:type="dxa" w:w="504"/>
+            <w:shd w:val="clear" w:color="auto" w:fill="E6F4F4"/>
+          </w:tcPr>
+          <w:p>
+            <w:pPr>
+              <w:jc w:val="center"/>
+            </w:pPr>
+            <w:r>
+              <w:rPr>
+                <w:b/>
+                <w:i w:val="0"/>
+                <w:color w:val="036868"/>
+                <w:sz w:val="18"/>
+              </w:rPr>
+              <w:t>1</w:t>
+            </w:r>
+          </w:p>
+        </w:tc>
+        <w:tc>
+          <w:tcPr>
+            <w:tcW w:type="dxa" w:w="8856"/>
+            <w:shd w:val="clear" w:color="auto" w:fill="F7FCFC"/>
+          </w:tcPr>
+          <w:p>
+            <w:pPr>
+              <w:jc w:val="left"/>
+            </w:pPr>
+            <w:r>
+              <w:rPr>
+                <w:b w:val="0"/>
+                <w:i w:val="0"/>
+                <w:sz w:val="18"/>
+              </w:rPr>
+              <w:t>Click the Dashboard nav (after Conformance in the sidebar)</w:t>
+            </w:r>
+          </w:p>
+        </w:tc>
+      </w:tr>
+    </w:tbl>
+    <w:tbl>
+      <w:tblPr>
+        <w:tblStyle w:val="TableGrid"/>
+        <w:tblW w:type="auto" w:w="0"/>
+        <w:tblLook w:firstColumn="1" w:firstRow="1" w:lastColumn="0" w:lastRow="0" w:noHBand="0" w:noVBand="1" w:val="04A0"/>
+      </w:tblPr>
+      <w:tblGrid>
+        <w:gridCol w:w="4873"/>
+        <w:gridCol w:w="4873"/>
+      </w:tblGrid>
+      <w:tr>
+        <w:tc>
+          <w:tcPr>
+            <w:tcW w:type="dxa" w:w="504"/>
+            <w:shd w:val="clear" w:color="auto" w:fill="E6F4F4"/>
+          </w:tcPr>
+          <w:p>
+            <w:pPr>
+              <w:jc w:val="center"/>
+            </w:pPr>
+            <w:r>
+              <w:rPr>
+                <w:b/>
+                <w:i w:val="0"/>
+                <w:color w:val="036868"/>
+                <w:sz w:val="18"/>
+              </w:rPr>
+              <w:t>2</w:t>
+            </w:r>
+          </w:p>
+        </w:tc>
+        <w:tc>
+          <w:tcPr>
+            <w:tcW w:type="dxa" w:w="8856"/>
+            <w:shd w:val="clear" w:color="auto" w:fill="F7FCFC"/>
+          </w:tcPr>
+          <w:p>
+            <w:pPr>
+              <w:jc w:val="left"/>
+            </w:pPr>
+            <w:r>
+              <w:rPr>
+                <w:b w:val="0"/>
+                <w:i w:val="0"/>
+                <w:sz w:val="18"/>
+              </w:rPr>
+              <w:t>Point to the SVG ring at the top — Overall Health Score (weighted: Coverage 40% / SLA 35% / Conformance 25%)</w:t>
+            </w:r>
+          </w:p>
+        </w:tc>
+      </w:tr>
+    </w:tbl>
+    <w:tbl>
+      <w:tblPr>
+        <w:tblW w:type="auto" w:w="0"/>
+        <w:tblLook w:firstColumn="1" w:firstRow="1" w:lastColumn="0" w:lastRow="0" w:noHBand="0" w:noVBand="1" w:val="04A0"/>
+      </w:tblPr>
+      <w:tblGrid>
+        <w:gridCol w:w="9746"/>
+      </w:tblGrid>
+      <w:tr>
+        <w:tc>
+          <w:tcPr>
+            <w:tcW w:type="dxa" w:w="9746"/>
+            <w:shd w:val="clear" w:color="auto" w:fill="F0FAFA"/>
+            <w:tcBorders>
+              <w:left w:val="single" w:sz="12" w:space="0" w:color="036868"/>
+            </w:tcBorders>
+          </w:tcPr>
+          <w:p>
+            <w:r>
+              <w:rPr>
+                <w:b w:val="0"/>
+                <w:i/>
+                <w:color w:val="024F4F"/>
+                <w:sz w:val="18"/>
+              </w:rPr>
+              <w:t>Say:  "The Dashboard is the executive view. It aggregates everything the engine has discovered into one health score and a handful of cards. None of this is a new AI call — it all comes from data the engine has already produced."</w:t>
+            </w:r>
+          </w:p>
+        </w:tc>
+      </w:tr>
+    </w:tbl>
+    <w:tbl>
+      <w:tblPr>
+        <w:tblStyle w:val="TableGrid"/>
+        <w:tblW w:type="auto" w:w="0"/>
+        <w:tblLook w:firstColumn="1" w:firstRow="1" w:lastColumn="0" w:lastRow="0" w:noHBand="0" w:noVBand="1" w:val="04A0"/>
+      </w:tblPr>
+      <w:tblGrid>
+        <w:gridCol w:w="4873"/>
+        <w:gridCol w:w="4873"/>
+      </w:tblGrid>
+      <w:tr>
+        <w:tc>
+          <w:tcPr>
+            <w:tcW w:type="dxa" w:w="504"/>
+            <w:shd w:val="clear" w:color="auto" w:fill="E6F4F4"/>
+          </w:tcPr>
+          <w:p>
+            <w:pPr>
+              <w:jc w:val="center"/>
+            </w:pPr>
+            <w:r>
+              <w:rPr>
+                <w:b/>
+                <w:i w:val="0"/>
+                <w:color w:val="036868"/>
+                <w:sz w:val="18"/>
+              </w:rPr>
+              <w:t>3</w:t>
+            </w:r>
+          </w:p>
+        </w:tc>
+        <w:tc>
+          <w:tcPr>
+            <w:tcW w:type="dxa" w:w="8856"/>
+            <w:shd w:val="clear" w:color="auto" w:fill="F7FCFC"/>
+          </w:tcPr>
+          <w:p>
+            <w:pPr>
+              <w:jc w:val="left"/>
+            </w:pPr>
+            <w:r>
+              <w:rPr>
+                <w:b w:val="0"/>
+                <w:i w:val="0"/>
+                <w:sz w:val="18"/>
+              </w:rPr>
+              <w:t>Walk through: 3 metric cards · Graph composition bar chart · Top issues · Live Operational Data section · Completeness checklist</w:t>
+            </w:r>
+          </w:p>
+        </w:tc>
+      </w:tr>
+    </w:tbl>
+    <w:tbl>
+      <w:tblPr>
+        <w:tblW w:type="auto" w:w="0"/>
+        <w:tblLook w:firstColumn="1" w:firstRow="1" w:lastColumn="0" w:lastRow="0" w:noHBand="0" w:noVBand="1" w:val="04A0"/>
+      </w:tblPr>
+      <w:tblGrid>
+        <w:gridCol w:w="9746"/>
+      </w:tblGrid>
+      <w:tr>
+        <w:tc>
+          <w:tcPr>
+            <w:tcW w:type="dxa" w:w="9746"/>
+            <w:shd w:val="clear" w:color="auto" w:fill="F0FAFA"/>
+            <w:tcBorders>
+              <w:left w:val="single" w:sz="12" w:space="0" w:color="036868"/>
+            </w:tcBorders>
+          </w:tcPr>
+          <w:p>
+            <w:r>
+              <w:rPr>
+                <w:b w:val="0"/>
+                <w:i/>
+                <w:color w:val="024F4F"/>
+                <w:sz w:val="18"/>
+              </w:rPr>
+              <w:t>Say:  "The Live Operational Data section is critical. The engine ships with a local SQLite store of real banking-loan operations data — 13 sample applications, 71 step executions across 7 process steps. We use that to ground every other feature in actual numbers, not just what the SOP says should happen."</w:t>
+            </w:r>
+          </w:p>
+        </w:tc>
+      </w:tr>
+    </w:tbl>
+    <w:tbl>
+      <w:tblPr>
+        <w:tblStyle w:val="TableGrid"/>
+        <w:tblW w:type="auto" w:w="0"/>
+        <w:tblLook w:firstColumn="1" w:firstRow="1" w:lastColumn="0" w:lastRow="0" w:noHBand="0" w:noVBand="1" w:val="04A0"/>
+      </w:tblPr>
+      <w:tblGrid>
+        <w:gridCol w:w="4873"/>
+        <w:gridCol w:w="4873"/>
+      </w:tblGrid>
+      <w:tr>
+        <w:tc>
+          <w:tcPr>
+            <w:tcW w:type="dxa" w:w="504"/>
+            <w:shd w:val="clear" w:color="auto" w:fill="E6F4F4"/>
+          </w:tcPr>
+          <w:p>
+            <w:pPr>
+              <w:jc w:val="center"/>
+            </w:pPr>
+            <w:r>
+              <w:rPr>
+                <w:b/>
+                <w:i w:val="0"/>
+                <w:color w:val="036868"/>
+                <w:sz w:val="18"/>
+              </w:rPr>
+              <w:t>4</w:t>
+            </w:r>
+          </w:p>
+        </w:tc>
+        <w:tc>
+          <w:tcPr>
+            <w:tcW w:type="dxa" w:w="8856"/>
+            <w:shd w:val="clear" w:color="auto" w:fill="F7FCFC"/>
+          </w:tcPr>
+          <w:p>
+            <w:pPr>
+              <w:jc w:val="left"/>
+            </w:pPr>
+            <w:r>
+              <w:rPr>
+                <w:b w:val="0"/>
+                <w:i w:val="0"/>
+                <w:sz w:val="18"/>
+              </w:rPr>
+              <w:t>Click a metric card → it navigates to the source tab</w:t>
+            </w:r>
+          </w:p>
+        </w:tc>
+      </w:tr>
+    </w:tbl>
+    <w:tbl>
+      <w:tblPr>
+        <w:tblW w:type="auto" w:w="0"/>
+        <w:tblLook w:firstColumn="1" w:firstRow="1" w:lastColumn="0" w:lastRow="0" w:noHBand="0" w:noVBand="1" w:val="04A0"/>
+      </w:tblPr>
+      <w:tblGrid>
+        <w:gridCol w:w="9746"/>
+      </w:tblGrid>
+      <w:tr>
+        <w:tc>
+          <w:tcPr>
+            <w:tcW w:type="dxa" w:w="9746"/>
+            <w:shd w:val="clear" w:color="auto" w:fill="F0FAFA"/>
+            <w:tcBorders>
+              <w:left w:val="single" w:sz="12" w:space="0" w:color="036868"/>
+            </w:tcBorders>
+          </w:tcPr>
+          <w:p>
+            <w:r>
+              <w:rPr>
+                <w:b w:val="0"/>
+                <w:i/>
+                <w:color w:val="024F4F"/>
+                <w:sz w:val="18"/>
+              </w:rPr>
+              <w:t>Say:  "Every issue, every quick win, every metric card is click-through — you can drill from this single screen into any feature."</w:t>
+            </w:r>
+          </w:p>
+        </w:tc>
+      </w:tr>
+    </w:tbl>
+    <w:tbl>
+      <w:tblPr>
+        <w:tblStyle w:val="TableGrid"/>
+        <w:tblW w:type="auto" w:w="0"/>
+        <w:tblLook w:firstColumn="1" w:firstRow="1" w:lastColumn="0" w:lastRow="0" w:noHBand="0" w:noVBand="1" w:val="04A0"/>
+      </w:tblPr>
+      <w:tblGrid>
+        <w:gridCol w:w="4873"/>
+        <w:gridCol w:w="4873"/>
+      </w:tblGrid>
+      <w:tr>
+        <w:tc>
+          <w:tcPr>
+            <w:tcW w:type="dxa" w:w="504"/>
+            <w:shd w:val="clear" w:color="auto" w:fill="E6F4F4"/>
+          </w:tcPr>
+          <w:p>
+            <w:pPr>
+              <w:jc w:val="center"/>
+            </w:pPr>
+            <w:r>
+              <w:rPr>
+                <w:b/>
+                <w:i w:val="0"/>
+                <w:color w:val="036868"/>
+                <w:sz w:val="18"/>
+              </w:rPr>
+              <w:t>5</w:t>
+            </w:r>
+          </w:p>
+        </w:tc>
+        <w:tc>
+          <w:tcPr>
+            <w:tcW w:type="dxa" w:w="8856"/>
+            <w:shd w:val="clear" w:color="auto" w:fill="F7FCFC"/>
+          </w:tcPr>
+          <w:p>
+            <w:pPr>
+              <w:jc w:val="left"/>
+            </w:pPr>
+            <w:r>
+              <w:rPr>
+                <w:b w:val="0"/>
+                <w:i w:val="0"/>
+                <w:sz w:val="18"/>
+              </w:rPr>
+              <w:t>Click a 'Top issue' item → graph highlights the affected nodes and the relevant tab opens</w:t>
+            </w:r>
+          </w:p>
+        </w:tc>
+      </w:tr>
+    </w:tbl>
+    <w:p/>
+    <w:tbl>
+      <w:tblPr>
+        <w:tblW w:type="auto" w:w="0"/>
+        <w:tblLook w:firstColumn="1" w:firstRow="1" w:lastColumn="0" w:lastRow="0" w:noHBand="0" w:noVBand="1" w:val="04A0"/>
+      </w:tblPr>
+      <w:tblGrid>
+        <w:gridCol w:w="4873"/>
+        <w:gridCol w:w="4873"/>
+      </w:tblGrid>
+      <w:tr>
+        <w:tc>
+          <w:tcPr>
+            <w:tcW w:type="dxa" w:w="6480"/>
+            <w:shd w:val="clear" w:color="auto" w:fill="036868"/>
+          </w:tcPr>
+          <w:p>
+            <w:r>
+              <w:rPr>
+                <w:b/>
+                <w:i w:val="0"/>
+                <w:color w:val="FFFFFF"/>
+                <w:sz w:val="20"/>
+              </w:rPr>
+              <w:t xml:space="preserve">Step 4  </w:t>
             </w:r>
             <w:r>
               <w:rPr>
@@ -1291,7 +1920,7 @@
                 <w:color w:val="FFFFFF"/>
                 <w:sz w:val="20"/>
               </w:rPr>
-              <w:t xml:space="preserve">Step 3  </w:t>
+              <w:t xml:space="preserve">Step 5  </w:t>
             </w:r>
             <w:r>
               <w:rPr>
@@ -1568,7 +2197,7 @@
                 <w:color w:val="FFFFFF"/>
                 <w:sz w:val="20"/>
               </w:rPr>
-              <w:t xml:space="preserve">Step 4  </w:t>
+              <w:t xml:space="preserve">Step 6  </w:t>
             </w:r>
             <w:r>
               <w:rPr>
@@ -1845,7 +2474,7 @@
                 <w:color w:val="FFFFFF"/>
                 <w:sz w:val="20"/>
               </w:rPr>
-              <w:t xml:space="preserve">Step 5  </w:t>
+              <w:t xml:space="preserve">Step 7  </w:t>
             </w:r>
             <w:r>
               <w:rPr>
@@ -1854,7 +2483,7 @@
                 <w:color w:val="A7D4D4"/>
                 <w:sz w:val="20"/>
               </w:rPr>
-              <w:t>Natural Language Query</w:t>
+              <w:t>Natural Language Query (with live operational context)</w:t>
             </w:r>
           </w:p>
         </w:tc>
@@ -1978,7 +2607,7 @@
                 <w:i w:val="0"/>
                 <w:sz w:val="18"/>
               </w:rPr>
-              <w:t>Type: Who is responsible for AML screening and what system do they use?</w:t>
+              <w:t>Try a process question: 'Who is responsible for AML screening and what system do they use?'</w:t>
             </w:r>
           </w:p>
         </w:tc>
@@ -2061,7 +2690,7 @@
                 <w:color w:val="024F4F"/>
                 <w:sz w:val="18"/>
               </w:rPr>
-              <w:t>Say:  "You can now interrogate this organisation's processes in plain English. No SQL, no dashboard config — just a question."</w:t>
+              <w:t>Say:  "Plain-English questions about the organisation's processes — no SQL, no dashboard config."</w:t>
             </w:r>
           </w:p>
         </w:tc>
@@ -2113,38 +2742,7 @@
                 <w:i w:val="0"/>
                 <w:sz w:val="18"/>
               </w:rPr>
-              <w:t>Point to highlighted nodes in the graph</w:t>
-            </w:r>
-          </w:p>
-        </w:tc>
-      </w:tr>
-    </w:tbl>
-    <w:tbl>
-      <w:tblPr>
-        <w:tblW w:type="auto" w:w="0"/>
-        <w:tblLook w:firstColumn="1" w:firstRow="1" w:lastColumn="0" w:lastRow="0" w:noHBand="0" w:noVBand="1" w:val="04A0"/>
-      </w:tblPr>
-      <w:tblGrid>
-        <w:gridCol w:w="9746"/>
-      </w:tblGrid>
-      <w:tr>
-        <w:tc>
-          <w:tcPr>
-            <w:tcW w:type="dxa" w:w="9746"/>
-            <w:shd w:val="clear" w:color="auto" w:fill="F0FAFA"/>
-            <w:tcBorders>
-              <w:left w:val="single" w:sz="12" w:space="0" w:color="036868"/>
-            </w:tcBorders>
-          </w:tcPr>
-          <w:p>
-            <w:r>
-              <w:rPr>
-                <w:b w:val="0"/>
-                <w:i/>
-                <w:color w:val="024F4F"/>
-                <w:sz w:val="18"/>
-              </w:rPr>
-              <w:t>Say:  "The answer references specific nodes from the graph — it's grounded, not hallucinated."</w:t>
+              <w:t>Then try a reality question: 'Which steps have the most SLA breaches and who is performing them?'</w:t>
             </w:r>
           </w:p>
         </w:tc>
@@ -2196,7 +2794,121 @@
                 <w:i w:val="0"/>
                 <w:sz w:val="18"/>
               </w:rPr>
+              <w:t>Point to the answer — it cites real numbers (e.g. KYC 15.4% breach, Underwriting 51.8h vs 48h SLA, role mismatches on Credit Check)</w:t>
+            </w:r>
+          </w:p>
+        </w:tc>
+      </w:tr>
+    </w:tbl>
+    <w:tbl>
+      <w:tblPr>
+        <w:tblW w:type="auto" w:w="0"/>
+        <w:tblLook w:firstColumn="1" w:firstRow="1" w:lastColumn="0" w:lastRow="0" w:noHBand="0" w:noVBand="1" w:val="04A0"/>
+      </w:tblPr>
+      <w:tblGrid>
+        <w:gridCol w:w="9746"/>
+      </w:tblGrid>
+      <w:tr>
+        <w:tc>
+          <w:tcPr>
+            <w:tcW w:type="dxa" w:w="9746"/>
+            <w:shd w:val="clear" w:color="auto" w:fill="F0FAFA"/>
+            <w:tcBorders>
+              <w:left w:val="single" w:sz="12" w:space="0" w:color="036868"/>
+            </w:tcBorders>
+          </w:tcPr>
+          <w:p>
+            <w:r>
+              <w:rPr>
+                <w:b w:val="0"/>
+                <w:i/>
+                <w:color w:val="024F4F"/>
+                <w:sz w:val="18"/>
+              </w:rPr>
+              <w:t>Say:  "The first question pulls from the SOP and graph. The second question is the trick — the engine doesn't just answer from documents, it grounds the response in live operational data from our SQLite store. So instead of saying 'KYC should be done by a Compliance Analyst', the answer can say 'KYC has a 15% breach rate across 13 applications and is sometimes done by a Loan Officer'."</w:t>
+            </w:r>
+          </w:p>
+        </w:tc>
+      </w:tr>
+    </w:tbl>
+    <w:tbl>
+      <w:tblPr>
+        <w:tblStyle w:val="TableGrid"/>
+        <w:tblW w:type="auto" w:w="0"/>
+        <w:tblLook w:firstColumn="1" w:firstRow="1" w:lastColumn="0" w:lastRow="0" w:noHBand="0" w:noVBand="1" w:val="04A0"/>
+      </w:tblPr>
+      <w:tblGrid>
+        <w:gridCol w:w="4873"/>
+        <w:gridCol w:w="4873"/>
+      </w:tblGrid>
+      <w:tr>
+        <w:tc>
+          <w:tcPr>
+            <w:tcW w:type="dxa" w:w="504"/>
+            <w:shd w:val="clear" w:color="auto" w:fill="E6F4F4"/>
+          </w:tcPr>
+          <w:p>
+            <w:pPr>
+              <w:jc w:val="center"/>
+            </w:pPr>
+            <w:r>
+              <w:rPr>
+                <w:b/>
+                <w:i w:val="0"/>
+                <w:color w:val="036868"/>
+                <w:sz w:val="18"/>
+              </w:rPr>
+              <w:t>6</w:t>
+            </w:r>
+          </w:p>
+        </w:tc>
+        <w:tc>
+          <w:tcPr>
+            <w:tcW w:type="dxa" w:w="8856"/>
+            <w:shd w:val="clear" w:color="auto" w:fill="F7FCFC"/>
+          </w:tcPr>
+          <w:p>
+            <w:pPr>
+              <w:jc w:val="left"/>
+            </w:pPr>
+            <w:r>
+              <w:rPr>
+                <w:b w:val="0"/>
+                <w:i w:val="0"/>
+                <w:sz w:val="18"/>
+              </w:rPr>
               <w:t>Click one of the follow-up questions it suggests</w:t>
+            </w:r>
+          </w:p>
+        </w:tc>
+      </w:tr>
+    </w:tbl>
+    <w:tbl>
+      <w:tblPr>
+        <w:tblW w:type="auto" w:w="0"/>
+        <w:tblLook w:firstColumn="1" w:firstRow="1" w:lastColumn="0" w:lastRow="0" w:noHBand="0" w:noVBand="1" w:val="04A0"/>
+      </w:tblPr>
+      <w:tblGrid>
+        <w:gridCol w:w="9746"/>
+      </w:tblGrid>
+      <w:tr>
+        <w:tc>
+          <w:tcPr>
+            <w:tcW w:type="dxa" w:w="9746"/>
+            <w:shd w:val="clear" w:color="auto" w:fill="F0FAFA"/>
+            <w:tcBorders>
+              <w:left w:val="single" w:sz="12" w:space="0" w:color="036868"/>
+            </w:tcBorders>
+          </w:tcPr>
+          <w:p>
+            <w:r>
+              <w:rPr>
+                <w:b w:val="0"/>
+                <w:i/>
+                <w:color w:val="024F4F"/>
+                <w:sz w:val="18"/>
+              </w:rPr>
+              <w:t>Say:  "The answer references specific graph nodes AND specific operational facts — it's grounded, not hallucinated."</w:t>
             </w:r>
           </w:p>
         </w:tc>
@@ -2226,7 +2938,7 @@
                 <w:color w:val="FFFFFF"/>
                 <w:sz w:val="20"/>
               </w:rPr>
-              <w:t xml:space="preserve">Step 6  </w:t>
+              <w:t xml:space="preserve">Step 8  </w:t>
             </w:r>
             <w:r>
               <w:rPr>
@@ -2235,7 +2947,7 @@
                 <w:color w:val="A7D4D4"/>
                 <w:sz w:val="20"/>
               </w:rPr>
-              <w:t>Workflow Generation</w:t>
+              <w:t>Workflows — ROI, Automation Scoring, Process Variants, Actual vs SOP</w:t>
             </w:r>
           </w:p>
         </w:tc>
@@ -2255,7 +2967,7 @@
                 <w:color w:val="A7D4D4"/>
                 <w:sz w:val="18"/>
               </w:rPr>
-              <w:t>≈ 2 min</w:t>
+              <w:t>≈ 4 min</w:t>
             </w:r>
           </w:p>
         </w:tc>
@@ -2307,7 +3019,7 @@
                 <w:i w:val="0"/>
                 <w:sz w:val="18"/>
               </w:rPr>
-              <w:t>Click Generate Workflows button in the header</w:t>
+              <w:t>Click Workflows nav → click Generate (Sonnet model, ~60–90s — narrate while loading)</w:t>
             </w:r>
           </w:p>
         </w:tc>
@@ -2359,7 +3071,7 @@
                 <w:i w:val="0"/>
                 <w:sz w:val="18"/>
               </w:rPr>
-              <w:t>Wait ~2 minutes (Sonnet model) — narrate while loading</w:t>
+              <w:t>When cards appear, expand one (e.g. AML &amp; Compliance Pre-Screening Automation)</w:t>
             </w:r>
           </w:p>
         </w:tc>
@@ -2390,7 +3102,7 @@
                 <w:color w:val="024F4F"/>
                 <w:sz w:val="18"/>
               </w:rPr>
-              <w:t>Say:  "The workflow generator takes the knowledge graph and asks: where could automation add value? It produces AS-IS versus TO-BE comparisons — what the process looks like today versus what it could look like with automation."</w:t>
+              <w:t>Say:  "ONE Sonnet call returns four things at once for every workflow we propose: the AS-IS/TO-BE comparison, an annual ROI estimate, an automation score per step, and 2–4 process variants showing how the workflow actually executes across exception paths. Going from seven calls to one is what makes this tab usable."</w:t>
             </w:r>
           </w:p>
         </w:tc>
@@ -2442,38 +3154,7 @@
                 <w:i w:val="0"/>
                 <w:sz w:val="18"/>
               </w:rPr>
-              <w:t>When cards appear, expand one (e.g. AML &amp; Compliance Pre-Screening Automation)</w:t>
-            </w:r>
-          </w:p>
-        </w:tc>
-      </w:tr>
-    </w:tbl>
-    <w:tbl>
-      <w:tblPr>
-        <w:tblW w:type="auto" w:w="0"/>
-        <w:tblLook w:firstColumn="1" w:firstRow="1" w:lastColumn="0" w:lastRow="0" w:noHBand="0" w:noVBand="1" w:val="04A0"/>
-      </w:tblPr>
-      <w:tblGrid>
-        <w:gridCol w:w="9746"/>
-      </w:tblGrid>
-      <w:tr>
-        <w:tc>
-          <w:tcPr>
-            <w:tcW w:type="dxa" w:w="9746"/>
-            <w:shd w:val="clear" w:color="auto" w:fill="F0FAFA"/>
-            <w:tcBorders>
-              <w:left w:val="single" w:sz="12" w:space="0" w:color="036868"/>
-            </w:tcBorders>
-          </w:tcPr>
-          <w:p>
-            <w:r>
-              <w:rPr>
-                <w:b w:val="0"/>
-                <w:i/>
-                <w:color w:val="024F4F"/>
-                <w:sz w:val="18"/>
-              </w:rPr>
-              <w:t>Say:  "Each workflow shows the current steps, who does them, what system they use, and the SLA status — breach, warning, or OK. The TO-BE view shows which steps get automated and the improvement."</w:t>
+              <w:t>Walk down a single card top-to-bottom:</w:t>
             </w:r>
           </w:p>
         </w:tc>
@@ -2525,7 +3206,59 @@
                 <w:i w:val="0"/>
                 <w:sz w:val="18"/>
               </w:rPr>
-              <w:t>Hover over a step with a role → watch node highlight in the graph</w:t>
+              <w:t xml:space="preserve">  · AS-IS / TO-BE columns — point to a step's 'Actual' sub-block (avg duration / breach % / role mismatches from SQLite)</w:t>
+            </w:r>
+          </w:p>
+        </w:tc>
+      </w:tr>
+    </w:tbl>
+    <w:tbl>
+      <w:tblPr>
+        <w:tblStyle w:val="TableGrid"/>
+        <w:tblW w:type="auto" w:w="0"/>
+        <w:tblLook w:firstColumn="1" w:firstRow="1" w:lastColumn="0" w:lastRow="0" w:noHBand="0" w:noVBand="1" w:val="04A0"/>
+      </w:tblPr>
+      <w:tblGrid>
+        <w:gridCol w:w="4873"/>
+        <w:gridCol w:w="4873"/>
+      </w:tblGrid>
+      <w:tr>
+        <w:tc>
+          <w:tcPr>
+            <w:tcW w:type="dxa" w:w="504"/>
+            <w:shd w:val="clear" w:color="auto" w:fill="E6F4F4"/>
+          </w:tcPr>
+          <w:p>
+            <w:pPr>
+              <w:jc w:val="center"/>
+            </w:pPr>
+            <w:r>
+              <w:rPr>
+                <w:b/>
+                <w:i w:val="0"/>
+                <w:color w:val="036868"/>
+                <w:sz w:val="18"/>
+              </w:rPr>
+              <w:t>5</w:t>
+            </w:r>
+          </w:p>
+        </w:tc>
+        <w:tc>
+          <w:tcPr>
+            <w:tcW w:type="dxa" w:w="8856"/>
+            <w:shd w:val="clear" w:color="auto" w:fill="F7FCFC"/>
+          </w:tcPr>
+          <w:p>
+            <w:pPr>
+              <w:jc w:val="left"/>
+            </w:pPr>
+            <w:r>
+              <w:rPr>
+                <w:b w:val="0"/>
+                <w:i w:val="0"/>
+                <w:sz w:val="18"/>
+              </w:rPr>
+              <w:t xml:space="preserve">  · Estimated annual value (teal headline) — read out the number</w:t>
             </w:r>
           </w:p>
         </w:tc>
@@ -2556,7 +3289,464 @@
                 <w:color w:val="024F4F"/>
                 <w:sz w:val="18"/>
               </w:rPr>
-              <w:t>Say:  "Hovering a step highlights the actual node in the knowledge graph. Everything stays connected to the source."</w:t>
+              <w:t>Say:  "The 'Actual' sub-block on each AS-IS step is overlaid from our SQLite operational data. What the SOP says SHOULD happen, vs what's actually happening across recent applications. If a step has a 15% breach rate, you see it RIGHT THERE in the workflow card — you don't have to switch screens."</w:t>
+            </w:r>
+          </w:p>
+        </w:tc>
+      </w:tr>
+    </w:tbl>
+    <w:tbl>
+      <w:tblPr>
+        <w:tblStyle w:val="TableGrid"/>
+        <w:tblW w:type="auto" w:w="0"/>
+        <w:tblLook w:firstColumn="1" w:firstRow="1" w:lastColumn="0" w:lastRow="0" w:noHBand="0" w:noVBand="1" w:val="04A0"/>
+      </w:tblPr>
+      <w:tblGrid>
+        <w:gridCol w:w="4873"/>
+        <w:gridCol w:w="4873"/>
+      </w:tblGrid>
+      <w:tr>
+        <w:tc>
+          <w:tcPr>
+            <w:tcW w:type="dxa" w:w="504"/>
+            <w:shd w:val="clear" w:color="auto" w:fill="E6F4F4"/>
+          </w:tcPr>
+          <w:p>
+            <w:pPr>
+              <w:jc w:val="center"/>
+            </w:pPr>
+            <w:r>
+              <w:rPr>
+                <w:b/>
+                <w:i w:val="0"/>
+                <w:color w:val="036868"/>
+                <w:sz w:val="18"/>
+              </w:rPr>
+              <w:t>6</w:t>
+            </w:r>
+          </w:p>
+        </w:tc>
+        <w:tc>
+          <w:tcPr>
+            <w:tcW w:type="dxa" w:w="8856"/>
+            <w:shd w:val="clear" w:color="auto" w:fill="F7FCFC"/>
+          </w:tcPr>
+          <w:p>
+            <w:pPr>
+              <w:jc w:val="left"/>
+            </w:pPr>
+            <w:r>
+              <w:rPr>
+                <w:b w:val="0"/>
+                <w:i w:val="0"/>
+                <w:sz w:val="18"/>
+              </w:rPr>
+              <w:t xml:space="preserve">  · Click 'Assumptions used' → show 4–7 banking-grade assumptions (loaded staff cost, NIM, FTE hours)</w:t>
+            </w:r>
+          </w:p>
+        </w:tc>
+      </w:tr>
+    </w:tbl>
+    <w:tbl>
+      <w:tblPr>
+        <w:tblW w:type="auto" w:w="0"/>
+        <w:tblLook w:firstColumn="1" w:firstRow="1" w:lastColumn="0" w:lastRow="0" w:noHBand="0" w:noVBand="1" w:val="04A0"/>
+      </w:tblPr>
+      <w:tblGrid>
+        <w:gridCol w:w="9746"/>
+      </w:tblGrid>
+      <w:tr>
+        <w:tc>
+          <w:tcPr>
+            <w:tcW w:type="dxa" w:w="9746"/>
+            <w:shd w:val="clear" w:color="auto" w:fill="F0FAFA"/>
+            <w:tcBorders>
+              <w:left w:val="single" w:sz="12" w:space="0" w:color="036868"/>
+            </w:tcBorders>
+          </w:tcPr>
+          <w:p>
+            <w:r>
+              <w:rPr>
+                <w:b w:val="0"/>
+                <w:i/>
+                <w:color w:val="024F4F"/>
+                <w:sz w:val="18"/>
+              </w:rPr>
+              <w:t>Say:  "ROI: an annual dollar figure with 4–7 banking-industry assumptions you can defend in a steering committee. Loaded staff cost, NIM, FTE hours, transaction volume — all stated explicitly. No black-box 'Claude said it's $2M.'"</w:t>
+            </w:r>
+          </w:p>
+        </w:tc>
+      </w:tr>
+    </w:tbl>
+    <w:tbl>
+      <w:tblPr>
+        <w:tblStyle w:val="TableGrid"/>
+        <w:tblW w:type="auto" w:w="0"/>
+        <w:tblLook w:firstColumn="1" w:firstRow="1" w:lastColumn="0" w:lastRow="0" w:noHBand="0" w:noVBand="1" w:val="04A0"/>
+      </w:tblPr>
+      <w:tblGrid>
+        <w:gridCol w:w="4873"/>
+        <w:gridCol w:w="4873"/>
+      </w:tblGrid>
+      <w:tr>
+        <w:tc>
+          <w:tcPr>
+            <w:tcW w:type="dxa" w:w="504"/>
+            <w:shd w:val="clear" w:color="auto" w:fill="E6F4F4"/>
+          </w:tcPr>
+          <w:p>
+            <w:pPr>
+              <w:jc w:val="center"/>
+            </w:pPr>
+            <w:r>
+              <w:rPr>
+                <w:b/>
+                <w:i w:val="0"/>
+                <w:color w:val="036868"/>
+                <w:sz w:val="18"/>
+              </w:rPr>
+              <w:t>7</w:t>
+            </w:r>
+          </w:p>
+        </w:tc>
+        <w:tc>
+          <w:tcPr>
+            <w:tcW w:type="dxa" w:w="8856"/>
+            <w:shd w:val="clear" w:color="auto" w:fill="F7FCFC"/>
+          </w:tcPr>
+          <w:p>
+            <w:pPr>
+              <w:jc w:val="left"/>
+            </w:pPr>
+            <w:r>
+              <w:rPr>
+                <w:b w:val="0"/>
+                <w:i w:val="0"/>
+                <w:sz w:val="18"/>
+              </w:rPr>
+              <w:t xml:space="preserve">  · Benefits strip (4 boxes)</w:t>
+            </w:r>
+          </w:p>
+        </w:tc>
+      </w:tr>
+    </w:tbl>
+    <w:tbl>
+      <w:tblPr>
+        <w:tblStyle w:val="TableGrid"/>
+        <w:tblW w:type="auto" w:w="0"/>
+        <w:tblLook w:firstColumn="1" w:firstRow="1" w:lastColumn="0" w:lastRow="0" w:noHBand="0" w:noVBand="1" w:val="04A0"/>
+      </w:tblPr>
+      <w:tblGrid>
+        <w:gridCol w:w="4873"/>
+        <w:gridCol w:w="4873"/>
+      </w:tblGrid>
+      <w:tr>
+        <w:tc>
+          <w:tcPr>
+            <w:tcW w:type="dxa" w:w="504"/>
+            <w:shd w:val="clear" w:color="auto" w:fill="E6F4F4"/>
+          </w:tcPr>
+          <w:p>
+            <w:pPr>
+              <w:jc w:val="center"/>
+            </w:pPr>
+            <w:r>
+              <w:rPr>
+                <w:b/>
+                <w:i w:val="0"/>
+                <w:color w:val="036868"/>
+                <w:sz w:val="18"/>
+              </w:rPr>
+              <w:t>8</w:t>
+            </w:r>
+          </w:p>
+        </w:tc>
+        <w:tc>
+          <w:tcPr>
+            <w:tcW w:type="dxa" w:w="8856"/>
+            <w:shd w:val="clear" w:color="auto" w:fill="F7FCFC"/>
+          </w:tcPr>
+          <w:p>
+            <w:pPr>
+              <w:jc w:val="left"/>
+            </w:pPr>
+            <w:r>
+              <w:rPr>
+                <w:b w:val="0"/>
+                <w:i w:val="0"/>
+                <w:sz w:val="18"/>
+              </w:rPr>
+              <w:t xml:space="preserve">  · Automation Scoring table — point to the 0–10 colored bars and one row's suggested approach (Rule-based RPA / AI-assisted / Human required)</w:t>
+            </w:r>
+          </w:p>
+        </w:tc>
+      </w:tr>
+    </w:tbl>
+    <w:tbl>
+      <w:tblPr>
+        <w:tblStyle w:val="TableGrid"/>
+        <w:tblW w:type="auto" w:w="0"/>
+        <w:tblLook w:firstColumn="1" w:firstRow="1" w:lastColumn="0" w:lastRow="0" w:noHBand="0" w:noVBand="1" w:val="04A0"/>
+      </w:tblPr>
+      <w:tblGrid>
+        <w:gridCol w:w="4873"/>
+        <w:gridCol w:w="4873"/>
+      </w:tblGrid>
+      <w:tr>
+        <w:tc>
+          <w:tcPr>
+            <w:tcW w:type="dxa" w:w="504"/>
+            <w:shd w:val="clear" w:color="auto" w:fill="E6F4F4"/>
+          </w:tcPr>
+          <w:p>
+            <w:pPr>
+              <w:jc w:val="center"/>
+            </w:pPr>
+            <w:r>
+              <w:rPr>
+                <w:b/>
+                <w:i w:val="0"/>
+                <w:color w:val="036868"/>
+                <w:sz w:val="18"/>
+              </w:rPr>
+              <w:t>9</w:t>
+            </w:r>
+          </w:p>
+        </w:tc>
+        <w:tc>
+          <w:tcPr>
+            <w:tcW w:type="dxa" w:w="8856"/>
+            <w:shd w:val="clear" w:color="auto" w:fill="F7FCFC"/>
+          </w:tcPr>
+          <w:p>
+            <w:pPr>
+              <w:jc w:val="left"/>
+            </w:pPr>
+            <w:r>
+              <w:rPr>
+                <w:b w:val="0"/>
+                <w:i w:val="0"/>
+                <w:sz w:val="18"/>
+              </w:rPr>
+              <w:t xml:space="preserve">  · Process Variants — point to Variant A frequency, then a non-A variant card</w:t>
+            </w:r>
+          </w:p>
+        </w:tc>
+      </w:tr>
+    </w:tbl>
+    <w:tbl>
+      <w:tblPr>
+        <w:tblW w:type="auto" w:w="0"/>
+        <w:tblLook w:firstColumn="1" w:firstRow="1" w:lastColumn="0" w:lastRow="0" w:noHBand="0" w:noVBand="1" w:val="04A0"/>
+      </w:tblPr>
+      <w:tblGrid>
+        <w:gridCol w:w="9746"/>
+      </w:tblGrid>
+      <w:tr>
+        <w:tc>
+          <w:tcPr>
+            <w:tcW w:type="dxa" w:w="9746"/>
+            <w:shd w:val="clear" w:color="auto" w:fill="F0FAFA"/>
+            <w:tcBorders>
+              <w:left w:val="single" w:sz="12" w:space="0" w:color="036868"/>
+            </w:tcBorders>
+          </w:tcPr>
+          <w:p>
+            <w:r>
+              <w:rPr>
+                <w:b w:val="0"/>
+                <w:i/>
+                <w:color w:val="024F4F"/>
+                <w:sz w:val="18"/>
+              </w:rPr>
+              <w:t>Say:  "Automation scoring: 0–10 per step. Green is rule-based RPA, amber is AI-assisted, red is human-required. The 'Avg score' and '% automatable' summary tell you whether this whole workflow is even a candidate for automation."</w:t>
+            </w:r>
+          </w:p>
+        </w:tc>
+      </w:tr>
+    </w:tbl>
+    <w:tbl>
+      <w:tblPr>
+        <w:tblStyle w:val="TableGrid"/>
+        <w:tblW w:type="auto" w:w="0"/>
+        <w:tblLook w:firstColumn="1" w:firstRow="1" w:lastColumn="0" w:lastRow="0" w:noHBand="0" w:noVBand="1" w:val="04A0"/>
+      </w:tblPr>
+      <w:tblGrid>
+        <w:gridCol w:w="4873"/>
+        <w:gridCol w:w="4873"/>
+      </w:tblGrid>
+      <w:tr>
+        <w:tc>
+          <w:tcPr>
+            <w:tcW w:type="dxa" w:w="504"/>
+            <w:shd w:val="clear" w:color="auto" w:fill="E6F4F4"/>
+          </w:tcPr>
+          <w:p>
+            <w:pPr>
+              <w:jc w:val="center"/>
+            </w:pPr>
+            <w:r>
+              <w:rPr>
+                <w:b/>
+                <w:i w:val="0"/>
+                <w:color w:val="036868"/>
+                <w:sz w:val="18"/>
+              </w:rPr>
+              <w:t>10</w:t>
+            </w:r>
+          </w:p>
+        </w:tc>
+        <w:tc>
+          <w:tcPr>
+            <w:tcW w:type="dxa" w:w="8856"/>
+            <w:shd w:val="clear" w:color="auto" w:fill="F7FCFC"/>
+          </w:tcPr>
+          <w:p>
+            <w:pPr>
+              <w:jc w:val="left"/>
+            </w:pPr>
+            <w:r>
+              <w:rPr>
+                <w:b w:val="0"/>
+                <w:i w:val="0"/>
+                <w:sz w:val="18"/>
+              </w:rPr>
+              <w:t xml:space="preserve">  · Click any step chip in a variant → graph highlights that node</w:t>
+            </w:r>
+          </w:p>
+        </w:tc>
+      </w:tr>
+    </w:tbl>
+    <w:tbl>
+      <w:tblPr>
+        <w:tblW w:type="auto" w:w="0"/>
+        <w:tblLook w:firstColumn="1" w:firstRow="1" w:lastColumn="0" w:lastRow="0" w:noHBand="0" w:noVBand="1" w:val="04A0"/>
+      </w:tblPr>
+      <w:tblGrid>
+        <w:gridCol w:w="9746"/>
+      </w:tblGrid>
+      <w:tr>
+        <w:tc>
+          <w:tcPr>
+            <w:tcW w:type="dxa" w:w="9746"/>
+            <w:shd w:val="clear" w:color="auto" w:fill="F0FAFA"/>
+            <w:tcBorders>
+              <w:left w:val="single" w:sz="12" w:space="0" w:color="036868"/>
+            </w:tcBorders>
+          </w:tcPr>
+          <w:p>
+            <w:r>
+              <w:rPr>
+                <w:b w:val="0"/>
+                <w:i/>
+                <w:color w:val="024F4F"/>
+                <w:sz w:val="18"/>
+              </w:rPr>
+              <w:t>Say:  "Process Variants is what process mining gets you — the standard happy path is rarely 100% of cases. Variant A is the happy path, then 2–4 exception paths (AML flag, threshold breach, manual override). The frequencies sum to 100. When the divergence point matches a known SQLite step, the variant gets a 'Live data' badge — we cross-check the AI estimate against actual breach rates."</w:t>
+            </w:r>
+          </w:p>
+        </w:tc>
+      </w:tr>
+    </w:tbl>
+    <w:tbl>
+      <w:tblPr>
+        <w:tblStyle w:val="TableGrid"/>
+        <w:tblW w:type="auto" w:w="0"/>
+        <w:tblLook w:firstColumn="1" w:firstRow="1" w:lastColumn="0" w:lastRow="0" w:noHBand="0" w:noVBand="1" w:val="04A0"/>
+      </w:tblPr>
+      <w:tblGrid>
+        <w:gridCol w:w="4873"/>
+        <w:gridCol w:w="4873"/>
+      </w:tblGrid>
+      <w:tr>
+        <w:tc>
+          <w:tcPr>
+            <w:tcW w:type="dxa" w:w="504"/>
+            <w:shd w:val="clear" w:color="auto" w:fill="E6F4F4"/>
+          </w:tcPr>
+          <w:p>
+            <w:pPr>
+              <w:jc w:val="center"/>
+            </w:pPr>
+            <w:r>
+              <w:rPr>
+                <w:b/>
+                <w:i w:val="0"/>
+                <w:color w:val="036868"/>
+                <w:sz w:val="18"/>
+              </w:rPr>
+              <w:t>11</w:t>
+            </w:r>
+          </w:p>
+        </w:tc>
+        <w:tc>
+          <w:tcPr>
+            <w:tcW w:type="dxa" w:w="8856"/>
+            <w:shd w:val="clear" w:color="auto" w:fill="F7FCFC"/>
+          </w:tcPr>
+          <w:p>
+            <w:pPr>
+              <w:jc w:val="left"/>
+            </w:pPr>
+            <w:r>
+              <w:rPr>
+                <w:b w:val="0"/>
+                <w:i w:val="0"/>
+                <w:sz w:val="18"/>
+              </w:rPr>
+              <w:t xml:space="preserve">  · Click anywhere on the variant card → all variant nodes highlight + banner</w:t>
+            </w:r>
+          </w:p>
+        </w:tc>
+      </w:tr>
+    </w:tbl>
+    <w:tbl>
+      <w:tblPr>
+        <w:tblStyle w:val="TableGrid"/>
+        <w:tblW w:type="auto" w:w="0"/>
+        <w:tblLook w:firstColumn="1" w:firstRow="1" w:lastColumn="0" w:lastRow="0" w:noHBand="0" w:noVBand="1" w:val="04A0"/>
+      </w:tblPr>
+      <w:tblGrid>
+        <w:gridCol w:w="4873"/>
+        <w:gridCol w:w="4873"/>
+      </w:tblGrid>
+      <w:tr>
+        <w:tc>
+          <w:tcPr>
+            <w:tcW w:type="dxa" w:w="504"/>
+            <w:shd w:val="clear" w:color="auto" w:fill="E6F4F4"/>
+          </w:tcPr>
+          <w:p>
+            <w:pPr>
+              <w:jc w:val="center"/>
+            </w:pPr>
+            <w:r>
+              <w:rPr>
+                <w:b/>
+                <w:i w:val="0"/>
+                <w:color w:val="036868"/>
+                <w:sz w:val="18"/>
+              </w:rPr>
+              <w:t>12</w:t>
+            </w:r>
+          </w:p>
+        </w:tc>
+        <w:tc>
+          <w:tcPr>
+            <w:tcW w:type="dxa" w:w="8856"/>
+            <w:shd w:val="clear" w:color="auto" w:fill="F7FCFC"/>
+          </w:tcPr>
+          <w:p>
+            <w:pPr>
+              <w:jc w:val="left"/>
+            </w:pPr>
+            <w:r>
+              <w:rPr>
+                <w:b w:val="0"/>
+                <w:i w:val="0"/>
+                <w:sz w:val="18"/>
+              </w:rPr>
+              <w:t xml:space="preserve">  · Read out the Variant Summary card (standard path %, exception rate, biggest TAT driver)</w:t>
             </w:r>
           </w:p>
         </w:tc>
@@ -2596,7 +3786,7 @@
                 <w:color w:val="783500"/>
                 <w:sz w:val="17"/>
               </w:rPr>
-              <w:t>Second click on same file returns workflows instantly (cached)</w:t>
+              <w:t>Second click on the same upload returns workflows instantly (cached per document hash)  |  If you only have a few minutes, demo Workflows AFTER Dashboard — the customer arrives at this card already understanding the bigger picture</w:t>
             </w:r>
           </w:p>
         </w:tc>
@@ -2626,7 +3816,7 @@
                 <w:color w:val="FFFFFF"/>
                 <w:sz w:val="20"/>
               </w:rPr>
-              <w:t xml:space="preserve">Step 7  </w:t>
+              <w:t xml:space="preserve">Step 9  </w:t>
             </w:r>
             <w:r>
               <w:rPr>
@@ -2635,7 +3825,7 @@
                 <w:color w:val="A7D4D4"/>
                 <w:sz w:val="20"/>
               </w:rPr>
-              <w:t>Conformance Checker</w:t>
+              <w:t>Conformance Checker (file upload OR live operational data)</w:t>
             </w:r>
           </w:p>
         </w:tc>
@@ -2738,7 +3928,7 @@
                 <w:color w:val="024F4F"/>
                 <w:sz w:val="18"/>
               </w:rPr>
-              <w:t>Say:  "This is where the Discovery Engine moves from understanding to auditing. We have the SOP as our source of truth — the knowledge graph. Now we upload an audit report and ask: did reality match the process?"</w:t>
+              <w:t>Say:  "Conformance is where the engine moves from understanding to auditing. We have the SOP as our source of truth. Now we ask: did reality match it?"</w:t>
             </w:r>
           </w:p>
         </w:tc>
@@ -2790,7 +3980,38 @@
                 <w:i w:val="0"/>
                 <w:sz w:val="18"/>
               </w:rPr>
-              <w:t>Main document (SOP) already shown at the top</w:t>
+              <w:t>OPTION A — file upload (the classic flow):</w:t>
+            </w:r>
+          </w:p>
+        </w:tc>
+      </w:tr>
+    </w:tbl>
+    <w:tbl>
+      <w:tblPr>
+        <w:tblW w:type="auto" w:w="0"/>
+        <w:tblLook w:firstColumn="1" w:firstRow="1" w:lastColumn="0" w:lastRow="0" w:noHBand="0" w:noVBand="1" w:val="04A0"/>
+      </w:tblPr>
+      <w:tblGrid>
+        <w:gridCol w:w="9746"/>
+      </w:tblGrid>
+      <w:tr>
+        <w:tc>
+          <w:tcPr>
+            <w:tcW w:type="dxa" w:w="9746"/>
+            <w:shd w:val="clear" w:color="auto" w:fill="F0FAFA"/>
+            <w:tcBorders>
+              <w:left w:val="single" w:sz="12" w:space="0" w:color="036868"/>
+            </w:tcBorders>
+          </w:tcPr>
+          <w:p>
+            <w:r>
+              <w:rPr>
+                <w:b w:val="0"/>
+                <w:i/>
+                <w:color w:val="024F4F"/>
+                <w:sz w:val="18"/>
+              </w:rPr>
+              <w:t>Say:  "Two ways to feed in 'reality': drop in an audit report, or use the live operational data we already have in SQLite."</w:t>
             </w:r>
           </w:p>
         </w:tc>
@@ -2842,7 +4063,7 @@
                 <w:i w:val="0"/>
                 <w:sz w:val="18"/>
               </w:rPr>
-              <w:t>Under Evidence Document — click Choose File → select loan_audit_report.docx</w:t>
+              <w:t xml:space="preserve">  · Click Choose File → select loan_audit_report.docx</w:t>
             </w:r>
           </w:p>
         </w:tc>
@@ -2894,7 +4115,7 @@
                 <w:i w:val="0"/>
                 <w:sz w:val="18"/>
               </w:rPr>
-              <w:t>Click Analyse Conformance</w:t>
+              <w:t xml:space="preserve">  · Click Run Conformance Check (~35 seconds)</w:t>
             </w:r>
           </w:p>
         </w:tc>
@@ -2946,7 +4167,7 @@
                 <w:i w:val="0"/>
                 <w:sz w:val="18"/>
               </w:rPr>
-              <w:t>Wait ~35 seconds</w:t>
+              <w:t>OPTION B — live operational data (the new flow):</w:t>
             </w:r>
           </w:p>
         </w:tc>
@@ -2998,7 +4219,7 @@
                 <w:i w:val="0"/>
                 <w:sz w:val="18"/>
               </w:rPr>
-              <w:t>Point to conformance rate (~47%)</w:t>
+              <w:t xml:space="preserve">  · Below the drop zone, click 'Use live operational data instead'</w:t>
             </w:r>
           </w:p>
         </w:tc>
@@ -3029,7 +4250,7 @@
                 <w:color w:val="024F4F"/>
                 <w:sz w:val="18"/>
               </w:rPr>
-              <w:t>Say:  "47% conformance. More than half the process wasn't followed correctly. The Discovery Engine found that automatically — it didn't need a human to read both documents and cross-reference them."</w:t>
+              <w:t>Say:  "Both paths run through the SAME conformance pipeline — Sonnet checks every node against the evidence and tags it Confirmed, Deviated, or Not Found. The live-data path is the demo killer for stakeholders who don't have an audit report to upload."</w:t>
             </w:r>
           </w:p>
         </w:tc>
@@ -3081,38 +4302,7 @@
                 <w:i w:val="0"/>
                 <w:sz w:val="18"/>
               </w:rPr>
-              <w:t>Click Show All Overlays → colour-coded graph visible</w:t>
-            </w:r>
-          </w:p>
-        </w:tc>
-      </w:tr>
-    </w:tbl>
-    <w:tbl>
-      <w:tblPr>
-        <w:tblW w:type="auto" w:w="0"/>
-        <w:tblLook w:firstColumn="1" w:firstRow="1" w:lastColumn="0" w:lastRow="0" w:noHBand="0" w:noVBand="1" w:val="04A0"/>
-      </w:tblPr>
-      <w:tblGrid>
-        <w:gridCol w:w="9746"/>
-      </w:tblGrid>
-      <w:tr>
-        <w:tc>
-          <w:tcPr>
-            <w:tcW w:type="dxa" w:w="9746"/>
-            <w:shd w:val="clear" w:color="auto" w:fill="F0FAFA"/>
-            <w:tcBorders>
-              <w:left w:val="single" w:sz="12" w:space="0" w:color="036868"/>
-            </w:tcBorders>
-          </w:tcPr>
-          <w:p>
-            <w:r>
-              <w:rPr>
-                <w:b w:val="0"/>
-                <w:i/>
-                <w:color w:val="024F4F"/>
-                <w:sz w:val="18"/>
-              </w:rPr>
-              <w:t>Say:  "Now the knowledge graph becomes an audit dashboard. You can see at a glance where the organisation is compliant and where it isn't."</w:t>
+              <w:t xml:space="preserve">  · The engine builds a synthetic evidence document from the SQLite operational store and runs analysis</w:t>
             </w:r>
           </w:p>
         </w:tc>
@@ -3164,7 +4354,59 @@
                 <w:i w:val="0"/>
                 <w:sz w:val="18"/>
               </w:rPr>
-              <w:t>Click a red deviation card → click View in Graph</w:t>
+              <w:t>Either way: point to conformance rate (~47% on the audit doc, similar on live data)</w:t>
+            </w:r>
+          </w:p>
+        </w:tc>
+      </w:tr>
+    </w:tbl>
+    <w:tbl>
+      <w:tblPr>
+        <w:tblStyle w:val="TableGrid"/>
+        <w:tblW w:type="auto" w:w="0"/>
+        <w:tblLook w:firstColumn="1" w:firstRow="1" w:lastColumn="0" w:lastRow="0" w:noHBand="0" w:noVBand="1" w:val="04A0"/>
+      </w:tblPr>
+      <w:tblGrid>
+        <w:gridCol w:w="4873"/>
+        <w:gridCol w:w="4873"/>
+      </w:tblGrid>
+      <w:tr>
+        <w:tc>
+          <w:tcPr>
+            <w:tcW w:type="dxa" w:w="504"/>
+            <w:shd w:val="clear" w:color="auto" w:fill="E6F4F4"/>
+          </w:tcPr>
+          <w:p>
+            <w:pPr>
+              <w:jc w:val="center"/>
+            </w:pPr>
+            <w:r>
+              <w:rPr>
+                <w:b/>
+                <w:i w:val="0"/>
+                <w:color w:val="036868"/>
+                <w:sz w:val="18"/>
+              </w:rPr>
+              <w:t>9</w:t>
+            </w:r>
+          </w:p>
+        </w:tc>
+        <w:tc>
+          <w:tcPr>
+            <w:tcW w:type="dxa" w:w="8856"/>
+            <w:shd w:val="clear" w:color="auto" w:fill="F7FCFC"/>
+          </w:tcPr>
+          <w:p>
+            <w:pPr>
+              <w:jc w:val="left"/>
+            </w:pPr>
+            <w:r>
+              <w:rPr>
+                <w:b w:val="0"/>
+                <w:i w:val="0"/>
+                <w:sz w:val="18"/>
+              </w:rPr>
+              <w:t>Click Show All Overlays → colour-coded graph visible</w:t>
             </w:r>
           </w:p>
         </w:tc>
@@ -3195,7 +4437,90 @@
                 <w:color w:val="024F4F"/>
                 <w:sz w:val="18"/>
               </w:rPr>
-              <w:t>Say:  "Every deviation links to a specific node and quotes the exact evidence from the audit report."</w:t>
+              <w:t>Say:  "47% conformance on the audit doc — more than half the process wasn't followed correctly. The engine found that automatically; no human had to read both documents and cross-reference."</w:t>
+            </w:r>
+          </w:p>
+        </w:tc>
+      </w:tr>
+    </w:tbl>
+    <w:tbl>
+      <w:tblPr>
+        <w:tblStyle w:val="TableGrid"/>
+        <w:tblW w:type="auto" w:w="0"/>
+        <w:tblLook w:firstColumn="1" w:firstRow="1" w:lastColumn="0" w:lastRow="0" w:noHBand="0" w:noVBand="1" w:val="04A0"/>
+      </w:tblPr>
+      <w:tblGrid>
+        <w:gridCol w:w="4873"/>
+        <w:gridCol w:w="4873"/>
+      </w:tblGrid>
+      <w:tr>
+        <w:tc>
+          <w:tcPr>
+            <w:tcW w:type="dxa" w:w="504"/>
+            <w:shd w:val="clear" w:color="auto" w:fill="E6F4F4"/>
+          </w:tcPr>
+          <w:p>
+            <w:pPr>
+              <w:jc w:val="center"/>
+            </w:pPr>
+            <w:r>
+              <w:rPr>
+                <w:b/>
+                <w:i w:val="0"/>
+                <w:color w:val="036868"/>
+                <w:sz w:val="18"/>
+              </w:rPr>
+              <w:t>10</w:t>
+            </w:r>
+          </w:p>
+        </w:tc>
+        <w:tc>
+          <w:tcPr>
+            <w:tcW w:type="dxa" w:w="8856"/>
+            <w:shd w:val="clear" w:color="auto" w:fill="F7FCFC"/>
+          </w:tcPr>
+          <w:p>
+            <w:pPr>
+              <w:jc w:val="left"/>
+            </w:pPr>
+            <w:r>
+              <w:rPr>
+                <w:b w:val="0"/>
+                <w:i w:val="0"/>
+                <w:sz w:val="18"/>
+              </w:rPr>
+              <w:t>Click a red deviation card → graph highlight + evidence excerpt in detail panel</w:t>
+            </w:r>
+          </w:p>
+        </w:tc>
+      </w:tr>
+    </w:tbl>
+    <w:tbl>
+      <w:tblPr>
+        <w:tblW w:type="auto" w:w="0"/>
+        <w:tblLook w:firstColumn="1" w:firstRow="1" w:lastColumn="0" w:lastRow="0" w:noHBand="0" w:noVBand="1" w:val="04A0"/>
+      </w:tblPr>
+      <w:tblGrid>
+        <w:gridCol w:w="9746"/>
+      </w:tblGrid>
+      <w:tr>
+        <w:tc>
+          <w:tcPr>
+            <w:tcW w:type="dxa" w:w="9746"/>
+            <w:shd w:val="clear" w:color="auto" w:fill="F0FAFA"/>
+            <w:tcBorders>
+              <w:left w:val="single" w:sz="12" w:space="0" w:color="036868"/>
+            </w:tcBorders>
+          </w:tcPr>
+          <w:p>
+            <w:r>
+              <w:rPr>
+                <w:b w:val="0"/>
+                <w:i/>
+                <w:color w:val="024F4F"/>
+                <w:sz w:val="18"/>
+              </w:rPr>
+              <w:t>Say:  "Every deviation links to a specific node and quotes the exact evidence."</w:t>
             </w:r>
           </w:p>
         </w:tc>
@@ -3225,7 +4550,7 @@
                 <w:color w:val="FFFFFF"/>
                 <w:sz w:val="20"/>
               </w:rPr>
-              <w:t xml:space="preserve">Step 8  </w:t>
+              <w:t xml:space="preserve">Step 10  </w:t>
             </w:r>
             <w:r>
               <w:rPr>
@@ -3306,7 +4631,7 @@
                 <w:i w:val="0"/>
                 <w:sz w:val="18"/>
               </w:rPr>
-              <w:t>Click Generate Object Model button (top of upload panel)</w:t>
+              <w:t>Click Object Model nav</w:t>
             </w:r>
           </w:p>
         </w:tc>
@@ -3358,7 +4683,7 @@
                 <w:i w:val="0"/>
                 <w:sz w:val="18"/>
               </w:rPr>
-              <w:t>Wait ~40s</w:t>
+              <w:t>Wait ~40s for first generation (cached after that)</w:t>
             </w:r>
           </w:p>
         </w:tc>
@@ -3447,6 +4772,458 @@
         </w:tc>
       </w:tr>
     </w:tbl>
+    <w:tbl>
+      <w:tblPr>
+        <w:tblStyle w:val="TableGrid"/>
+        <w:tblW w:type="auto" w:w="0"/>
+        <w:tblLook w:firstColumn="1" w:firstRow="1" w:lastColumn="0" w:lastRow="0" w:noHBand="0" w:noVBand="1" w:val="04A0"/>
+      </w:tblPr>
+      <w:tblGrid>
+        <w:gridCol w:w="4873"/>
+        <w:gridCol w:w="4873"/>
+      </w:tblGrid>
+      <w:tr>
+        <w:tc>
+          <w:tcPr>
+            <w:tcW w:type="dxa" w:w="504"/>
+            <w:shd w:val="clear" w:color="auto" w:fill="E6F4F4"/>
+          </w:tcPr>
+          <w:p>
+            <w:pPr>
+              <w:jc w:val="center"/>
+            </w:pPr>
+            <w:r>
+              <w:rPr>
+                <w:b/>
+                <w:i w:val="0"/>
+                <w:color w:val="036868"/>
+                <w:sz w:val="18"/>
+              </w:rPr>
+              <w:t>4</w:t>
+            </w:r>
+          </w:p>
+        </w:tc>
+        <w:tc>
+          <w:tcPr>
+            <w:tcW w:type="dxa" w:w="8856"/>
+            <w:shd w:val="clear" w:color="auto" w:fill="F7FCFC"/>
+          </w:tcPr>
+          <w:p>
+            <w:pPr>
+              <w:jc w:val="left"/>
+            </w:pPr>
+            <w:r>
+              <w:rPr>
+                <w:b w:val="0"/>
+                <w:i w:val="0"/>
+                <w:sz w:val="18"/>
+              </w:rPr>
+              <w:t>Click Copy on the Pydantic tab</w:t>
+            </w:r>
+          </w:p>
+        </w:tc>
+      </w:tr>
+    </w:tbl>
+    <w:p/>
+    <w:tbl>
+      <w:tblPr>
+        <w:tblW w:type="auto" w:w="0"/>
+        <w:tblLook w:firstColumn="1" w:firstRow="1" w:lastColumn="0" w:lastRow="0" w:noHBand="0" w:noVBand="1" w:val="04A0"/>
+      </w:tblPr>
+      <w:tblGrid>
+        <w:gridCol w:w="4873"/>
+        <w:gridCol w:w="4873"/>
+      </w:tblGrid>
+      <w:tr>
+        <w:tc>
+          <w:tcPr>
+            <w:tcW w:type="dxa" w:w="6480"/>
+            <w:shd w:val="clear" w:color="auto" w:fill="036868"/>
+          </w:tcPr>
+          <w:p>
+            <w:r>
+              <w:rPr>
+                <w:b/>
+                <w:i w:val="0"/>
+                <w:color w:val="FFFFFF"/>
+                <w:sz w:val="20"/>
+              </w:rPr>
+              <w:t xml:space="preserve">Step 11  </w:t>
+            </w:r>
+            <w:r>
+              <w:rPr>
+                <w:b w:val="0"/>
+                <w:i w:val="0"/>
+                <w:color w:val="A7D4D4"/>
+                <w:sz w:val="20"/>
+              </w:rPr>
+              <w:t>Generate Executive Report  (the finale)</w:t>
+            </w:r>
+          </w:p>
+        </w:tc>
+        <w:tc>
+          <w:tcPr>
+            <w:tcW w:type="dxa" w:w="2880"/>
+            <w:shd w:val="clear" w:color="auto" w:fill="036868"/>
+          </w:tcPr>
+          <w:p>
+            <w:pPr>
+              <w:jc w:val="right"/>
+            </w:pPr>
+            <w:r>
+              <w:rPr>
+                <w:b w:val="0"/>
+                <w:i w:val="0"/>
+                <w:color w:val="A7D4D4"/>
+                <w:sz w:val="18"/>
+              </w:rPr>
+              <w:t>≈ 1 min</w:t>
+            </w:r>
+          </w:p>
+        </w:tc>
+      </w:tr>
+    </w:tbl>
+    <w:tbl>
+      <w:tblPr>
+        <w:tblStyle w:val="TableGrid"/>
+        <w:tblW w:type="auto" w:w="0"/>
+        <w:tblLook w:firstColumn="1" w:firstRow="1" w:lastColumn="0" w:lastRow="0" w:noHBand="0" w:noVBand="1" w:val="04A0"/>
+      </w:tblPr>
+      <w:tblGrid>
+        <w:gridCol w:w="4873"/>
+        <w:gridCol w:w="4873"/>
+      </w:tblGrid>
+      <w:tr>
+        <w:tc>
+          <w:tcPr>
+            <w:tcW w:type="dxa" w:w="504"/>
+            <w:shd w:val="clear" w:color="auto" w:fill="E6F4F4"/>
+          </w:tcPr>
+          <w:p>
+            <w:pPr>
+              <w:jc w:val="center"/>
+            </w:pPr>
+            <w:r>
+              <w:rPr>
+                <w:b/>
+                <w:i w:val="0"/>
+                <w:color w:val="036868"/>
+                <w:sz w:val="18"/>
+              </w:rPr>
+              <w:t>1</w:t>
+            </w:r>
+          </w:p>
+        </w:tc>
+        <w:tc>
+          <w:tcPr>
+            <w:tcW w:type="dxa" w:w="8856"/>
+            <w:shd w:val="clear" w:color="auto" w:fill="F7FCFC"/>
+          </w:tcPr>
+          <w:p>
+            <w:pPr>
+              <w:jc w:val="left"/>
+            </w:pPr>
+            <w:r>
+              <w:rPr>
+                <w:b w:val="0"/>
+                <w:i w:val="0"/>
+                <w:sz w:val="18"/>
+              </w:rPr>
+              <w:t>Click 'Generate Report' in the top-right of the header</w:t>
+            </w:r>
+          </w:p>
+        </w:tc>
+      </w:tr>
+    </w:tbl>
+    <w:tbl>
+      <w:tblPr>
+        <w:tblStyle w:val="TableGrid"/>
+        <w:tblW w:type="auto" w:w="0"/>
+        <w:tblLook w:firstColumn="1" w:firstRow="1" w:lastColumn="0" w:lastRow="0" w:noHBand="0" w:noVBand="1" w:val="04A0"/>
+      </w:tblPr>
+      <w:tblGrid>
+        <w:gridCol w:w="4873"/>
+        <w:gridCol w:w="4873"/>
+      </w:tblGrid>
+      <w:tr>
+        <w:tc>
+          <w:tcPr>
+            <w:tcW w:type="dxa" w:w="504"/>
+            <w:shd w:val="clear" w:color="auto" w:fill="E6F4F4"/>
+          </w:tcPr>
+          <w:p>
+            <w:pPr>
+              <w:jc w:val="center"/>
+            </w:pPr>
+            <w:r>
+              <w:rPr>
+                <w:b/>
+                <w:i w:val="0"/>
+                <w:color w:val="036868"/>
+                <w:sz w:val="18"/>
+              </w:rPr>
+              <w:t>2</w:t>
+            </w:r>
+          </w:p>
+        </w:tc>
+        <w:tc>
+          <w:tcPr>
+            <w:tcW w:type="dxa" w:w="8856"/>
+            <w:shd w:val="clear" w:color="auto" w:fill="F7FCFC"/>
+          </w:tcPr>
+          <w:p>
+            <w:pPr>
+              <w:jc w:val="left"/>
+            </w:pPr>
+            <w:r>
+              <w:rPr>
+                <w:b w:val="0"/>
+                <w:i w:val="0"/>
+                <w:sz w:val="18"/>
+              </w:rPr>
+              <w:t>A new tab opens with a brand-styled HTML page</w:t>
+            </w:r>
+          </w:p>
+        </w:tc>
+      </w:tr>
+    </w:tbl>
+    <w:tbl>
+      <w:tblPr>
+        <w:tblW w:type="auto" w:w="0"/>
+        <w:tblLook w:firstColumn="1" w:firstRow="1" w:lastColumn="0" w:lastRow="0" w:noHBand="0" w:noVBand="1" w:val="04A0"/>
+      </w:tblPr>
+      <w:tblGrid>
+        <w:gridCol w:w="9746"/>
+      </w:tblGrid>
+      <w:tr>
+        <w:tc>
+          <w:tcPr>
+            <w:tcW w:type="dxa" w:w="9746"/>
+            <w:shd w:val="clear" w:color="auto" w:fill="F0FAFA"/>
+            <w:tcBorders>
+              <w:left w:val="single" w:sz="12" w:space="0" w:color="036868"/>
+            </w:tcBorders>
+          </w:tcPr>
+          <w:p>
+            <w:r>
+              <w:rPr>
+                <w:b w:val="0"/>
+                <w:i/>
+                <w:color w:val="024F4F"/>
+                <w:sz w:val="18"/>
+              </w:rPr>
+              <w:t>Say:  "Everything we've shown for the last fifteen minutes — the graph, the workflows, the ROI numbers, the cross-document gaps, the conformance rate, the operational data — gets bundled into a single executive report you can email to a CIO or steering committee."</w:t>
+            </w:r>
+          </w:p>
+        </w:tc>
+      </w:tr>
+    </w:tbl>
+    <w:tbl>
+      <w:tblPr>
+        <w:tblStyle w:val="TableGrid"/>
+        <w:tblW w:type="auto" w:w="0"/>
+        <w:tblLook w:firstColumn="1" w:firstRow="1" w:lastColumn="0" w:lastRow="0" w:noHBand="0" w:noVBand="1" w:val="04A0"/>
+      </w:tblPr>
+      <w:tblGrid>
+        <w:gridCol w:w="4873"/>
+        <w:gridCol w:w="4873"/>
+      </w:tblGrid>
+      <w:tr>
+        <w:tc>
+          <w:tcPr>
+            <w:tcW w:type="dxa" w:w="504"/>
+            <w:shd w:val="clear" w:color="auto" w:fill="E6F4F4"/>
+          </w:tcPr>
+          <w:p>
+            <w:pPr>
+              <w:jc w:val="center"/>
+            </w:pPr>
+            <w:r>
+              <w:rPr>
+                <w:b/>
+                <w:i w:val="0"/>
+                <w:color w:val="036868"/>
+                <w:sz w:val="18"/>
+              </w:rPr>
+              <w:t>3</w:t>
+            </w:r>
+          </w:p>
+        </w:tc>
+        <w:tc>
+          <w:tcPr>
+            <w:tcW w:type="dxa" w:w="8856"/>
+            <w:shd w:val="clear" w:color="auto" w:fill="F7FCFC"/>
+          </w:tcPr>
+          <w:p>
+            <w:pPr>
+              <w:jc w:val="left"/>
+            </w:pPr>
+            <w:r>
+              <w:rPr>
+                <w:b w:val="0"/>
+                <w:i w:val="0"/>
+                <w:sz w:val="18"/>
+              </w:rPr>
+              <w:t>Scroll the recipient through the sections quickly: hero, source documents, executive summary, top issues, cross-document insights, workflow opportunities (with a total annual ROI roll-up), gap analysis, conformance, live data</w:t>
+            </w:r>
+          </w:p>
+        </w:tc>
+      </w:tr>
+    </w:tbl>
+    <w:tbl>
+      <w:tblPr>
+        <w:tblW w:type="auto" w:w="0"/>
+        <w:tblLook w:firstColumn="1" w:firstRow="1" w:lastColumn="0" w:lastRow="0" w:noHBand="0" w:noVBand="1" w:val="04A0"/>
+      </w:tblPr>
+      <w:tblGrid>
+        <w:gridCol w:w="9746"/>
+      </w:tblGrid>
+      <w:tr>
+        <w:tc>
+          <w:tcPr>
+            <w:tcW w:type="dxa" w:w="9746"/>
+            <w:shd w:val="clear" w:color="auto" w:fill="F0FAFA"/>
+            <w:tcBorders>
+              <w:left w:val="single" w:sz="12" w:space="0" w:color="036868"/>
+            </w:tcBorders>
+          </w:tcPr>
+          <w:p>
+            <w:r>
+              <w:rPr>
+                <w:b w:val="0"/>
+                <w:i/>
+                <w:color w:val="024F4F"/>
+                <w:sz w:val="18"/>
+              </w:rPr>
+              <w:t>Say:  "No new AI calls were made to compose this report. It's pure aggregation of state we already produced. That's the discipline — every fact in this document already lives somewhere in the engine."</w:t>
+            </w:r>
+          </w:p>
+        </w:tc>
+      </w:tr>
+    </w:tbl>
+    <w:tbl>
+      <w:tblPr>
+        <w:tblStyle w:val="TableGrid"/>
+        <w:tblW w:type="auto" w:w="0"/>
+        <w:tblLook w:firstColumn="1" w:firstRow="1" w:lastColumn="0" w:lastRow="0" w:noHBand="0" w:noVBand="1" w:val="04A0"/>
+      </w:tblPr>
+      <w:tblGrid>
+        <w:gridCol w:w="4873"/>
+        <w:gridCol w:w="4873"/>
+      </w:tblGrid>
+      <w:tr>
+        <w:tc>
+          <w:tcPr>
+            <w:tcW w:type="dxa" w:w="504"/>
+            <w:shd w:val="clear" w:color="auto" w:fill="E6F4F4"/>
+          </w:tcPr>
+          <w:p>
+            <w:pPr>
+              <w:jc w:val="center"/>
+            </w:pPr>
+            <w:r>
+              <w:rPr>
+                <w:b/>
+                <w:i w:val="0"/>
+                <w:color w:val="036868"/>
+                <w:sz w:val="18"/>
+              </w:rPr>
+              <w:t>4</w:t>
+            </w:r>
+          </w:p>
+        </w:tc>
+        <w:tc>
+          <w:tcPr>
+            <w:tcW w:type="dxa" w:w="8856"/>
+            <w:shd w:val="clear" w:color="auto" w:fill="F7FCFC"/>
+          </w:tcPr>
+          <w:p>
+            <w:pPr>
+              <w:jc w:val="left"/>
+            </w:pPr>
+            <w:r>
+              <w:rPr>
+                <w:b w:val="0"/>
+                <w:i w:val="0"/>
+                <w:sz w:val="18"/>
+              </w:rPr>
+              <w:t>Click the floating 'Save as PDF / Print' button (or Ctrl+P) → save</w:t>
+            </w:r>
+          </w:p>
+        </w:tc>
+      </w:tr>
+    </w:tbl>
+    <w:tbl>
+      <w:tblPr>
+        <w:tblW w:type="auto" w:w="0"/>
+        <w:tblLook w:firstColumn="1" w:firstRow="1" w:lastColumn="0" w:lastRow="0" w:noHBand="0" w:noVBand="1" w:val="04A0"/>
+      </w:tblPr>
+      <w:tblGrid>
+        <w:gridCol w:w="9746"/>
+      </w:tblGrid>
+      <w:tr>
+        <w:tc>
+          <w:tcPr>
+            <w:tcW w:type="dxa" w:w="9746"/>
+            <w:shd w:val="clear" w:color="auto" w:fill="F0FAFA"/>
+            <w:tcBorders>
+              <w:left w:val="single" w:sz="12" w:space="0" w:color="036868"/>
+            </w:tcBorders>
+          </w:tcPr>
+          <w:p>
+            <w:r>
+              <w:rPr>
+                <w:b w:val="0"/>
+                <w:i/>
+                <w:color w:val="024F4F"/>
+                <w:sz w:val="18"/>
+              </w:rPr>
+              <w:t>Say:  "The report is print-styled — Ctrl+P saves it as a PDF. Customers walk out of the room with the engine's findings in their inbox before the demo's even over."</w:t>
+            </w:r>
+          </w:p>
+        </w:tc>
+      </w:tr>
+    </w:tbl>
+    <w:tbl>
+      <w:tblPr>
+        <w:tblW w:type="auto" w:w="0"/>
+        <w:tblLook w:firstColumn="1" w:firstRow="1" w:lastColumn="0" w:lastRow="0" w:noHBand="0" w:noVBand="1" w:val="04A0"/>
+      </w:tblPr>
+      <w:tblGrid>
+        <w:gridCol w:w="9746"/>
+      </w:tblGrid>
+      <w:tr>
+        <w:tc>
+          <w:tcPr>
+            <w:tcW w:type="dxa" w:w="9746"/>
+            <w:shd w:val="clear" w:color="auto" w:fill="FFFBEB"/>
+            <w:tcBorders>
+              <w:left w:val="single" w:sz="12" w:space="0" w:color="D97706"/>
+            </w:tcBorders>
+          </w:tcPr>
+          <w:p>
+            <w:r>
+              <w:rPr>
+                <w:b/>
+                <w:i w:val="0"/>
+                <w:color w:val="D97706"/>
+                <w:sz w:val="17"/>
+              </w:rPr>
+              <w:t xml:space="preserve">Tips:  </w:t>
+            </w:r>
+            <w:r>
+              <w:rPr>
+                <w:b w:val="0"/>
+                <w:i w:val="0"/>
+                <w:color w:val="783500"/>
+                <w:sz w:val="17"/>
+              </w:rPr>
+              <w:t>If you only have one slide to leave behind, this PDF is it  |  The button is disabled until a graph has been extracted — extract first</w:t>
+            </w:r>
+          </w:p>
+        </w:tc>
+      </w:tr>
+    </w:tbl>
     <w:p/>
     <w:p>
       <w:pPr>
@@ -3489,7 +5266,7 @@
                 <w:color w:val="024F4F"/>
                 <w:sz w:val="20"/>
               </w:rPr>
-              <w:t>"In 12 minutes we went from a Word document to a knowledge graph, a gap analysis, a conformance audit, automation workflows, and a data model. That's the Discovery Engine — understanding your organisation before building anything. It's the foundation everything else in Metafore sits on."</w:t>
+              <w:t>"In about fifteen minutes we went from four Word documents to a unified knowledge graph, a cross-document gap analysis, an executive dashboard, automation workflows with defensible ROI numbers, process variants validated against real operational data, a conformance audit, a data model, and a printable executive report — all from documents the customer already has. That's the Discovery Engine. Understand your organisation before building anything. It's the foundation everything else in Metafore sits on."</w:t>
             </w:r>
           </w:p>
         </w:tc>

--- a/DEMO_SCRIPT.docx
+++ b/DEMO_SCRIPT.docx
@@ -245,7 +245,7 @@
                 <w:color w:val="024F4F"/>
                 <w:sz w:val="20"/>
               </w:rPr>
-              <w:t>"Before you can build or evolve an enterprise application, you need to understand the organisation. The Discovery Engine is how Metafore does that — it reads your existing documents and turns them into a living knowledge graph. Let me show you."</w:t>
+              <w:t>"Before you can build, automate, or evolve an enterprise application, you have to understand the organisation. Today, that takes consultants months and tools like Celonis cost half a million in integration before you see a single insight. The Discovery Engine reads your documents and gives you a living knowledge graph in minutes. Let me show you on a real banking SOP."</w:t>
             </w:r>
           </w:p>
         </w:tc>
@@ -301,863 +301,7 @@
                 <w:color w:val="A7D4D4"/>
                 <w:sz w:val="20"/>
               </w:rPr>
-              <w:t>Multi-Document Upload</w:t>
-            </w:r>
-          </w:p>
-        </w:tc>
-        <w:tc>
-          <w:tcPr>
-            <w:tcW w:type="dxa" w:w="2880"/>
-            <w:shd w:val="clear" w:color="auto" w:fill="036868"/>
-          </w:tcPr>
-          <w:p>
-            <w:pPr>
-              <w:jc w:val="right"/>
-            </w:pPr>
-            <w:r>
-              <w:rPr>
-                <w:b w:val="0"/>
-                <w:i w:val="0"/>
-                <w:color w:val="A7D4D4"/>
-                <w:sz w:val="18"/>
-              </w:rPr>
-              <w:t>≈ 3 min</w:t>
-            </w:r>
-          </w:p>
-        </w:tc>
-      </w:tr>
-    </w:tbl>
-    <w:tbl>
-      <w:tblPr>
-        <w:tblStyle w:val="TableGrid"/>
-        <w:tblW w:type="auto" w:w="0"/>
-        <w:tblLook w:firstColumn="1" w:firstRow="1" w:lastColumn="0" w:lastRow="0" w:noHBand="0" w:noVBand="1" w:val="04A0"/>
-      </w:tblPr>
-      <w:tblGrid>
-        <w:gridCol w:w="4873"/>
-        <w:gridCol w:w="4873"/>
-      </w:tblGrid>
-      <w:tr>
-        <w:tc>
-          <w:tcPr>
-            <w:tcW w:type="dxa" w:w="504"/>
-            <w:shd w:val="clear" w:color="auto" w:fill="E6F4F4"/>
-          </w:tcPr>
-          <w:p>
-            <w:pPr>
-              <w:jc w:val="center"/>
-            </w:pPr>
-            <w:r>
-              <w:rPr>
-                <w:b/>
-                <w:i w:val="0"/>
-                <w:color w:val="036868"/>
-                <w:sz w:val="18"/>
-              </w:rPr>
-              <w:t>1</w:t>
-            </w:r>
-          </w:p>
-        </w:tc>
-        <w:tc>
-          <w:tcPr>
-            <w:tcW w:type="dxa" w:w="8856"/>
-            <w:shd w:val="clear" w:color="auto" w:fill="F7FCFC"/>
-          </w:tcPr>
-          <w:p>
-            <w:pPr>
-              <w:jc w:val="left"/>
-            </w:pPr>
-            <w:r>
-              <w:rPr>
-                <w:b w:val="0"/>
-                <w:i w:val="0"/>
-                <w:sz w:val="18"/>
-              </w:rPr>
-              <w:t>Open http://localhost:8083</w:t>
-            </w:r>
-          </w:p>
-        </w:tc>
-      </w:tr>
-    </w:tbl>
-    <w:tbl>
-      <w:tblPr>
-        <w:tblStyle w:val="TableGrid"/>
-        <w:tblW w:type="auto" w:w="0"/>
-        <w:tblLook w:firstColumn="1" w:firstRow="1" w:lastColumn="0" w:lastRow="0" w:noHBand="0" w:noVBand="1" w:val="04A0"/>
-      </w:tblPr>
-      <w:tblGrid>
-        <w:gridCol w:w="4873"/>
-        <w:gridCol w:w="4873"/>
-      </w:tblGrid>
-      <w:tr>
-        <w:tc>
-          <w:tcPr>
-            <w:tcW w:type="dxa" w:w="504"/>
-            <w:shd w:val="clear" w:color="auto" w:fill="E6F4F4"/>
-          </w:tcPr>
-          <w:p>
-            <w:pPr>
-              <w:jc w:val="center"/>
-            </w:pPr>
-            <w:r>
-              <w:rPr>
-                <w:b/>
-                <w:i w:val="0"/>
-                <w:color w:val="036868"/>
-                <w:sz w:val="18"/>
-              </w:rPr>
-              <w:t>2</w:t>
-            </w:r>
-          </w:p>
-        </w:tc>
-        <w:tc>
-          <w:tcPr>
-            <w:tcW w:type="dxa" w:w="8856"/>
-            <w:shd w:val="clear" w:color="auto" w:fill="F7FCFC"/>
-          </w:tcPr>
-          <w:p>
-            <w:pPr>
-              <w:jc w:val="left"/>
-            </w:pPr>
-            <w:r>
-              <w:rPr>
-                <w:b w:val="0"/>
-                <w:i w:val="0"/>
-                <w:sz w:val="18"/>
-              </w:rPr>
-              <w:t>Click Choose Files → select FOUR documents together: commercial_banking_loan_sop.docx, compliance_policy.docx, role_descriptions.docx, it_systems_register.docx</w:t>
-            </w:r>
-          </w:p>
-        </w:tc>
-      </w:tr>
-    </w:tbl>
-    <w:tbl>
-      <w:tblPr>
-        <w:tblStyle w:val="TableGrid"/>
-        <w:tblW w:type="auto" w:w="0"/>
-        <w:tblLook w:firstColumn="1" w:firstRow="1" w:lastColumn="0" w:lastRow="0" w:noHBand="0" w:noVBand="1" w:val="04A0"/>
-      </w:tblPr>
-      <w:tblGrid>
-        <w:gridCol w:w="4873"/>
-        <w:gridCol w:w="4873"/>
-      </w:tblGrid>
-      <w:tr>
-        <w:tc>
-          <w:tcPr>
-            <w:tcW w:type="dxa" w:w="504"/>
-            <w:shd w:val="clear" w:color="auto" w:fill="E6F4F4"/>
-          </w:tcPr>
-          <w:p>
-            <w:pPr>
-              <w:jc w:val="center"/>
-            </w:pPr>
-            <w:r>
-              <w:rPr>
-                <w:b/>
-                <w:i w:val="0"/>
-                <w:color w:val="036868"/>
-                <w:sz w:val="18"/>
-              </w:rPr>
-              <w:t>3</w:t>
-            </w:r>
-          </w:p>
-        </w:tc>
-        <w:tc>
-          <w:tcPr>
-            <w:tcW w:type="dxa" w:w="8856"/>
-            <w:shd w:val="clear" w:color="auto" w:fill="F7FCFC"/>
-          </w:tcPr>
-          <w:p>
-            <w:pPr>
-              <w:jc w:val="left"/>
-            </w:pPr>
-            <w:r>
-              <w:rPr>
-                <w:b w:val="0"/>
-                <w:i w:val="0"/>
-                <w:sz w:val="18"/>
-              </w:rPr>
-              <w:t>Watch the file list build up; observe the green 'Combined size: ~13,000 chars' counter</w:t>
-            </w:r>
-          </w:p>
-        </w:tc>
-      </w:tr>
-    </w:tbl>
-    <w:tbl>
-      <w:tblPr>
-        <w:tblStyle w:val="TableGrid"/>
-        <w:tblW w:type="auto" w:w="0"/>
-        <w:tblLook w:firstColumn="1" w:firstRow="1" w:lastColumn="0" w:lastRow="0" w:noHBand="0" w:noVBand="1" w:val="04A0"/>
-      </w:tblPr>
-      <w:tblGrid>
-        <w:gridCol w:w="4873"/>
-        <w:gridCol w:w="4873"/>
-      </w:tblGrid>
-      <w:tr>
-        <w:tc>
-          <w:tcPr>
-            <w:tcW w:type="dxa" w:w="504"/>
-            <w:shd w:val="clear" w:color="auto" w:fill="E6F4F4"/>
-          </w:tcPr>
-          <w:p>
-            <w:pPr>
-              <w:jc w:val="center"/>
-            </w:pPr>
-            <w:r>
-              <w:rPr>
-                <w:b/>
-                <w:i w:val="0"/>
-                <w:color w:val="036868"/>
-                <w:sz w:val="18"/>
-              </w:rPr>
-              <w:t>4</w:t>
-            </w:r>
-          </w:p>
-        </w:tc>
-        <w:tc>
-          <w:tcPr>
-            <w:tcW w:type="dxa" w:w="8856"/>
-            <w:shd w:val="clear" w:color="auto" w:fill="F7FCFC"/>
-          </w:tcPr>
-          <w:p>
-            <w:pPr>
-              <w:jc w:val="left"/>
-            </w:pPr>
-            <w:r>
-              <w:rPr>
-                <w:b w:val="0"/>
-                <w:i w:val="0"/>
-                <w:sz w:val="18"/>
-              </w:rPr>
-              <w:t>Click Extract Knowledge Graph</w:t>
-            </w:r>
-          </w:p>
-        </w:tc>
-      </w:tr>
-    </w:tbl>
-    <w:tbl>
-      <w:tblPr>
-        <w:tblW w:type="auto" w:w="0"/>
-        <w:tblLook w:firstColumn="1" w:firstRow="1" w:lastColumn="0" w:lastRow="0" w:noHBand="0" w:noVBand="1" w:val="04A0"/>
-      </w:tblPr>
-      <w:tblGrid>
-        <w:gridCol w:w="9746"/>
-      </w:tblGrid>
-      <w:tr>
-        <w:tc>
-          <w:tcPr>
-            <w:tcW w:type="dxa" w:w="9746"/>
-            <w:shd w:val="clear" w:color="auto" w:fill="F0FAFA"/>
-            <w:tcBorders>
-              <w:left w:val="single" w:sz="12" w:space="0" w:color="036868"/>
-            </w:tcBorders>
-          </w:tcPr>
-          <w:p>
-            <w:r>
-              <w:rPr>
-                <w:b w:val="0"/>
-                <w:i/>
-                <w:color w:val="024F4F"/>
-                <w:sz w:val="18"/>
-              </w:rPr>
-              <w:t>Say:  "Most enterprises don't have ONE document describing a process — they have an SOP, a separate compliance policy, a role description from HR, and an IT systems register. The Discovery Engine reads them all together and produces ONE unified graph that links the entities across documents."</w:t>
-            </w:r>
-          </w:p>
-        </w:tc>
-      </w:tr>
-    </w:tbl>
-    <w:tbl>
-      <w:tblPr>
-        <w:tblStyle w:val="TableGrid"/>
-        <w:tblW w:type="auto" w:w="0"/>
-        <w:tblLook w:firstColumn="1" w:firstRow="1" w:lastColumn="0" w:lastRow="0" w:noHBand="0" w:noVBand="1" w:val="04A0"/>
-      </w:tblPr>
-      <w:tblGrid>
-        <w:gridCol w:w="4873"/>
-        <w:gridCol w:w="4873"/>
-      </w:tblGrid>
-      <w:tr>
-        <w:tc>
-          <w:tcPr>
-            <w:tcW w:type="dxa" w:w="504"/>
-            <w:shd w:val="clear" w:color="auto" w:fill="E6F4F4"/>
-          </w:tcPr>
-          <w:p>
-            <w:pPr>
-              <w:jc w:val="center"/>
-            </w:pPr>
-            <w:r>
-              <w:rPr>
-                <w:b/>
-                <w:i w:val="0"/>
-                <w:color w:val="036868"/>
-                <w:sz w:val="18"/>
-              </w:rPr>
-              <w:t>5</w:t>
-            </w:r>
-          </w:p>
-        </w:tc>
-        <w:tc>
-          <w:tcPr>
-            <w:tcW w:type="dxa" w:w="8856"/>
-            <w:shd w:val="clear" w:color="auto" w:fill="F7FCFC"/>
-          </w:tcPr>
-          <w:p>
-            <w:pPr>
-              <w:jc w:val="left"/>
-            </w:pPr>
-            <w:r>
-              <w:rPr>
-                <w:b w:val="0"/>
-                <w:i w:val="0"/>
-                <w:sz w:val="18"/>
-              </w:rPr>
-              <w:t>While loading (~50s) — narrate (see right →)</w:t>
-            </w:r>
-          </w:p>
-        </w:tc>
-      </w:tr>
-    </w:tbl>
-    <w:tbl>
-      <w:tblPr>
-        <w:tblStyle w:val="TableGrid"/>
-        <w:tblW w:type="auto" w:w="0"/>
-        <w:tblLook w:firstColumn="1" w:firstRow="1" w:lastColumn="0" w:lastRow="0" w:noHBand="0" w:noVBand="1" w:val="04A0"/>
-      </w:tblPr>
-      <w:tblGrid>
-        <w:gridCol w:w="4873"/>
-        <w:gridCol w:w="4873"/>
-      </w:tblGrid>
-      <w:tr>
-        <w:tc>
-          <w:tcPr>
-            <w:tcW w:type="dxa" w:w="504"/>
-            <w:shd w:val="clear" w:color="auto" w:fill="E6F4F4"/>
-          </w:tcPr>
-          <w:p>
-            <w:pPr>
-              <w:jc w:val="center"/>
-            </w:pPr>
-            <w:r>
-              <w:rPr>
-                <w:b/>
-                <w:i w:val="0"/>
-                <w:color w:val="036868"/>
-                <w:sz w:val="18"/>
-              </w:rPr>
-              <w:t>6</w:t>
-            </w:r>
-          </w:p>
-        </w:tc>
-        <w:tc>
-          <w:tcPr>
-            <w:tcW w:type="dxa" w:w="8856"/>
-            <w:shd w:val="clear" w:color="auto" w:fill="F7FCFC"/>
-          </w:tcPr>
-          <w:p>
-            <w:pPr>
-              <w:jc w:val="left"/>
-            </w:pPr>
-            <w:r>
-              <w:rPr>
-                <w:b w:val="0"/>
-                <w:i w:val="0"/>
-                <w:sz w:val="18"/>
-              </w:rPr>
-              <w:t>When the graph renders, look top-left of the graph area for: 'Knowledge Graph — 4 documents' + 4 colored 📄 chips, plus a Cross-Document Insights panel</w:t>
-            </w:r>
-          </w:p>
-        </w:tc>
-      </w:tr>
-    </w:tbl>
-    <w:tbl>
-      <w:tblPr>
-        <w:tblW w:type="auto" w:w="0"/>
-        <w:tblLook w:firstColumn="1" w:firstRow="1" w:lastColumn="0" w:lastRow="0" w:noHBand="0" w:noVBand="1" w:val="04A0"/>
-      </w:tblPr>
-      <w:tblGrid>
-        <w:gridCol w:w="9746"/>
-      </w:tblGrid>
-      <w:tr>
-        <w:tc>
-          <w:tcPr>
-            <w:tcW w:type="dxa" w:w="9746"/>
-            <w:shd w:val="clear" w:color="auto" w:fill="F0FAFA"/>
-            <w:tcBorders>
-              <w:left w:val="single" w:sz="12" w:space="0" w:color="036868"/>
-            </w:tcBorders>
-          </w:tcPr>
-          <w:p>
-            <w:r>
-              <w:rPr>
-                <w:b w:val="0"/>
-                <w:i/>
-                <w:color w:val="024F4F"/>
-                <w:sz w:val="18"/>
-              </w:rPr>
-              <w:t>Say:  "Top-left: a chip per source document. The Cross-Document Insights panel below it is the most valuable thing here — the engine has compared the four documents and surfaced gaps you'd otherwise need a senior consultant to find. Read out one or two of the insights — they typically include compliance gaps, role inconsistencies, and orphan systems."</w:t>
-            </w:r>
-          </w:p>
-        </w:tc>
-      </w:tr>
-    </w:tbl>
-    <w:tbl>
-      <w:tblPr>
-        <w:tblStyle w:val="TableGrid"/>
-        <w:tblW w:type="auto" w:w="0"/>
-        <w:tblLook w:firstColumn="1" w:firstRow="1" w:lastColumn="0" w:lastRow="0" w:noHBand="0" w:noVBand="1" w:val="04A0"/>
-      </w:tblPr>
-      <w:tblGrid>
-        <w:gridCol w:w="4873"/>
-        <w:gridCol w:w="4873"/>
-      </w:tblGrid>
-      <w:tr>
-        <w:tc>
-          <w:tcPr>
-            <w:tcW w:type="dxa" w:w="504"/>
-            <w:shd w:val="clear" w:color="auto" w:fill="E6F4F4"/>
-          </w:tcPr>
-          <w:p>
-            <w:pPr>
-              <w:jc w:val="center"/>
-            </w:pPr>
-            <w:r>
-              <w:rPr>
-                <w:b/>
-                <w:i w:val="0"/>
-                <w:color w:val="036868"/>
-                <w:sz w:val="18"/>
-              </w:rPr>
-              <w:t>7</w:t>
-            </w:r>
-          </w:p>
-        </w:tc>
-        <w:tc>
-          <w:tcPr>
-            <w:tcW w:type="dxa" w:w="8856"/>
-            <w:shd w:val="clear" w:color="auto" w:fill="F7FCFC"/>
-          </w:tcPr>
-          <w:p>
-            <w:pPr>
-              <w:jc w:val="left"/>
-            </w:pPr>
-            <w:r>
-              <w:rPr>
-                <w:b w:val="0"/>
-                <w:i w:val="0"/>
-                <w:sz w:val="18"/>
-              </w:rPr>
-              <w:t>Click each 📄 chip → graph filters to that document's nodes</w:t>
-            </w:r>
-          </w:p>
-        </w:tc>
-      </w:tr>
-    </w:tbl>
-    <w:tbl>
-      <w:tblPr>
-        <w:tblW w:type="auto" w:w="0"/>
-        <w:tblLook w:firstColumn="1" w:firstRow="1" w:lastColumn="0" w:lastRow="0" w:noHBand="0" w:noVBand="1" w:val="04A0"/>
-      </w:tblPr>
-      <w:tblGrid>
-        <w:gridCol w:w="9746"/>
-      </w:tblGrid>
-      <w:tr>
-        <w:tc>
-          <w:tcPr>
-            <w:tcW w:type="dxa" w:w="9746"/>
-            <w:shd w:val="clear" w:color="auto" w:fill="F0FAFA"/>
-            <w:tcBorders>
-              <w:left w:val="single" w:sz="12" w:space="0" w:color="036868"/>
-            </w:tcBorders>
-          </w:tcPr>
-          <w:p>
-            <w:r>
-              <w:rPr>
-                <w:b w:val="0"/>
-                <w:i/>
-                <w:color w:val="024F4F"/>
-                <w:sz w:val="18"/>
-              </w:rPr>
-              <w:t>Say:  "Click a chip and the graph filters to nodes from just that document. This is how you trace which document is the source of truth for any entity."</w:t>
-            </w:r>
-          </w:p>
-        </w:tc>
-      </w:tr>
-    </w:tbl>
-    <w:tbl>
-      <w:tblPr>
-        <w:tblStyle w:val="TableGrid"/>
-        <w:tblW w:type="auto" w:w="0"/>
-        <w:tblLook w:firstColumn="1" w:firstRow="1" w:lastColumn="0" w:lastRow="0" w:noHBand="0" w:noVBand="1" w:val="04A0"/>
-      </w:tblPr>
-      <w:tblGrid>
-        <w:gridCol w:w="4873"/>
-        <w:gridCol w:w="4873"/>
-      </w:tblGrid>
-      <w:tr>
-        <w:tc>
-          <w:tcPr>
-            <w:tcW w:type="dxa" w:w="504"/>
-            <w:shd w:val="clear" w:color="auto" w:fill="E6F4F4"/>
-          </w:tcPr>
-          <w:p>
-            <w:pPr>
-              <w:jc w:val="center"/>
-            </w:pPr>
-            <w:r>
-              <w:rPr>
-                <w:b/>
-                <w:i w:val="0"/>
-                <w:color w:val="036868"/>
-                <w:sz w:val="18"/>
-              </w:rPr>
-              <w:t>8</w:t>
-            </w:r>
-          </w:p>
-        </w:tc>
-        <w:tc>
-          <w:tcPr>
-            <w:tcW w:type="dxa" w:w="8856"/>
-            <w:shd w:val="clear" w:color="auto" w:fill="F7FCFC"/>
-          </w:tcPr>
-          <w:p>
-            <w:pPr>
-              <w:jc w:val="left"/>
-            </w:pPr>
-            <w:r>
-              <w:rPr>
-                <w:b w:val="0"/>
-                <w:i w:val="0"/>
-                <w:sz w:val="18"/>
-              </w:rPr>
-              <w:t>Click any node that came from 2+ documents → detail panel shows Sources: file1, file2</w:t>
-            </w:r>
-          </w:p>
-        </w:tc>
-      </w:tr>
-    </w:tbl>
-    <w:tbl>
-      <w:tblPr>
-        <w:tblW w:type="auto" w:w="0"/>
-        <w:tblLook w:firstColumn="1" w:firstRow="1" w:lastColumn="0" w:lastRow="0" w:noHBand="0" w:noVBand="1" w:val="04A0"/>
-      </w:tblPr>
-      <w:tblGrid>
-        <w:gridCol w:w="9746"/>
-      </w:tblGrid>
-      <w:tr>
-        <w:tc>
-          <w:tcPr>
-            <w:tcW w:type="dxa" w:w="9746"/>
-            <w:shd w:val="clear" w:color="auto" w:fill="F0FAFA"/>
-            <w:tcBorders>
-              <w:left w:val="single" w:sz="12" w:space="0" w:color="036868"/>
-            </w:tcBorders>
-          </w:tcPr>
-          <w:p>
-            <w:r>
-              <w:rPr>
-                <w:b w:val="0"/>
-                <w:i/>
-                <w:color w:val="024F4F"/>
-                <w:sz w:val="18"/>
-              </w:rPr>
-              <w:t>Say:  "Sources field on a node tells you it appeared in multiple documents — that means HIGHER confidence. If something is in three out of four documents, you can trust it; if it's in one alone, you might want to verify."</w:t>
-            </w:r>
-          </w:p>
-        </w:tc>
-      </w:tr>
-    </w:tbl>
-    <w:tbl>
-      <w:tblPr>
-        <w:tblStyle w:val="TableGrid"/>
-        <w:tblW w:type="auto" w:w="0"/>
-        <w:tblLook w:firstColumn="1" w:firstRow="1" w:lastColumn="0" w:lastRow="0" w:noHBand="0" w:noVBand="1" w:val="04A0"/>
-      </w:tblPr>
-      <w:tblGrid>
-        <w:gridCol w:w="4873"/>
-        <w:gridCol w:w="4873"/>
-      </w:tblGrid>
-      <w:tr>
-        <w:tc>
-          <w:tcPr>
-            <w:tcW w:type="dxa" w:w="4873"/>
-            <w:shd w:val="clear" w:color="auto" w:fill="E6F4F4"/>
-          </w:tcPr>
-          <w:p>
-            <w:pPr>
-              <w:jc w:val="left"/>
-            </w:pPr>
-            <w:r>
-              <w:rPr>
-                <w:b/>
-                <w:i w:val="0"/>
-                <w:color w:val="024F4F"/>
-                <w:sz w:val="17"/>
-              </w:rPr>
-              <w:t>Teal circles</w:t>
-            </w:r>
-          </w:p>
-        </w:tc>
-        <w:tc>
-          <w:tcPr>
-            <w:tcW w:type="dxa" w:w="4873"/>
-            <w:shd w:val="clear" w:color="auto" w:fill="F7FCFC"/>
-          </w:tcPr>
-          <w:p>
-            <w:pPr>
-              <w:jc w:val="left"/>
-            </w:pPr>
-            <w:r>
-              <w:rPr>
-                <w:b w:val="0"/>
-                <w:i w:val="0"/>
-                <w:sz w:val="17"/>
-              </w:rPr>
-              <w:t>Processes — AML screening, credit bureau pull, sanctioning</w:t>
-            </w:r>
-          </w:p>
-        </w:tc>
-      </w:tr>
-      <w:tr>
-        <w:tc>
-          <w:tcPr>
-            <w:tcW w:type="dxa" w:w="4873"/>
-            <w:shd w:val="clear" w:color="auto" w:fill="E6F4F4"/>
-          </w:tcPr>
-          <w:p>
-            <w:pPr>
-              <w:jc w:val="left"/>
-            </w:pPr>
-            <w:r>
-              <w:rPr>
-                <w:b/>
-                <w:i w:val="0"/>
-                <w:color w:val="024F4F"/>
-                <w:sz w:val="17"/>
-              </w:rPr>
-              <w:t>Orange circles</w:t>
-            </w:r>
-          </w:p>
-        </w:tc>
-        <w:tc>
-          <w:tcPr>
-            <w:tcW w:type="dxa" w:w="4873"/>
-            <w:shd w:val="clear" w:color="auto" w:fill="F7FCFC"/>
-          </w:tcPr>
-          <w:p>
-            <w:pPr>
-              <w:jc w:val="left"/>
-            </w:pPr>
-            <w:r>
-              <w:rPr>
-                <w:b w:val="0"/>
-                <w:i w:val="0"/>
-                <w:sz w:val="17"/>
-              </w:rPr>
-              <w:t>Roles — Loan Processing Officer, Credit Analyst, Quality Assurance Officer</w:t>
-            </w:r>
-          </w:p>
-        </w:tc>
-      </w:tr>
-      <w:tr>
-        <w:tc>
-          <w:tcPr>
-            <w:tcW w:type="dxa" w:w="4873"/>
-            <w:shd w:val="clear" w:color="auto" w:fill="E6F4F4"/>
-          </w:tcPr>
-          <w:p>
-            <w:pPr>
-              <w:jc w:val="left"/>
-            </w:pPr>
-            <w:r>
-              <w:rPr>
-                <w:b/>
-                <w:i w:val="0"/>
-                <w:color w:val="024F4F"/>
-                <w:sz w:val="17"/>
-              </w:rPr>
-              <w:t>Blue circles</w:t>
-            </w:r>
-          </w:p>
-        </w:tc>
-        <w:tc>
-          <w:tcPr>
-            <w:tcW w:type="dxa" w:w="4873"/>
-            <w:shd w:val="clear" w:color="auto" w:fill="F7FCFC"/>
-          </w:tcPr>
-          <w:p>
-            <w:pPr>
-              <w:jc w:val="left"/>
-            </w:pPr>
-            <w:r>
-              <w:rPr>
-                <w:b w:val="0"/>
-                <w:i w:val="0"/>
-                <w:sz w:val="17"/>
-              </w:rPr>
-              <w:t>Systems — LoanIQ (LOS), Compliance Tracker, Document Management Portal</w:t>
-            </w:r>
-          </w:p>
-        </w:tc>
-      </w:tr>
-      <w:tr>
-        <w:tc>
-          <w:tcPr>
-            <w:tcW w:type="dxa" w:w="4873"/>
-            <w:shd w:val="clear" w:color="auto" w:fill="E6F4F4"/>
-          </w:tcPr>
-          <w:p>
-            <w:pPr>
-              <w:jc w:val="left"/>
-            </w:pPr>
-            <w:r>
-              <w:rPr>
-                <w:b/>
-                <w:i w:val="0"/>
-                <w:color w:val="024F4F"/>
-                <w:sz w:val="17"/>
-              </w:rPr>
-              <w:t>Red circles</w:t>
-            </w:r>
-          </w:p>
-        </w:tc>
-        <w:tc>
-          <w:tcPr>
-            <w:tcW w:type="dxa" w:w="4873"/>
-            <w:shd w:val="clear" w:color="auto" w:fill="F7FCFC"/>
-          </w:tcPr>
-          <w:p>
-            <w:pPr>
-              <w:jc w:val="left"/>
-            </w:pPr>
-            <w:r>
-              <w:rPr>
-                <w:b w:val="0"/>
-                <w:i w:val="0"/>
-                <w:sz w:val="17"/>
-              </w:rPr>
-              <w:t>Policies — AML Policy, Sanctioning Timeline Policy, Fair Lending</w:t>
-            </w:r>
-          </w:p>
-        </w:tc>
-      </w:tr>
-      <w:tr>
-        <w:tc>
-          <w:tcPr>
-            <w:tcW w:type="dxa" w:w="4873"/>
-            <w:shd w:val="clear" w:color="auto" w:fill="E6F4F4"/>
-          </w:tcPr>
-          <w:p>
-            <w:pPr>
-              <w:jc w:val="left"/>
-            </w:pPr>
-            <w:r>
-              <w:rPr>
-                <w:b/>
-                <w:i w:val="0"/>
-                <w:color w:val="024F4F"/>
-                <w:sz w:val="17"/>
-              </w:rPr>
-              <w:t>📄 chips</w:t>
-            </w:r>
-          </w:p>
-        </w:tc>
-        <w:tc>
-          <w:tcPr>
-            <w:tcW w:type="dxa" w:w="4873"/>
-            <w:shd w:val="clear" w:color="auto" w:fill="F7FCFC"/>
-          </w:tcPr>
-          <w:p>
-            <w:pPr>
-              <w:jc w:val="left"/>
-            </w:pPr>
-            <w:r>
-              <w:rPr>
-                <w:b w:val="0"/>
-                <w:i w:val="0"/>
-                <w:sz w:val="17"/>
-              </w:rPr>
-              <w:t>One per uploaded document — colored, clickable, filter the graph</w:t>
-            </w:r>
-          </w:p>
-        </w:tc>
-      </w:tr>
-      <w:tr>
-        <w:tc>
-          <w:tcPr>
-            <w:tcW w:type="dxa" w:w="4873"/>
-            <w:shd w:val="clear" w:color="auto" w:fill="E6F4F4"/>
-          </w:tcPr>
-          <w:p>
-            <w:pPr>
-              <w:jc w:val="left"/>
-            </w:pPr>
-            <w:r>
-              <w:rPr>
-                <w:b/>
-                <w:i w:val="0"/>
-                <w:color w:val="024F4F"/>
-                <w:sz w:val="17"/>
-              </w:rPr>
-              <w:t>Cross-Doc panel</w:t>
-            </w:r>
-          </w:p>
-        </w:tc>
-        <w:tc>
-          <w:tcPr>
-            <w:tcW w:type="dxa" w:w="4873"/>
-            <w:shd w:val="clear" w:color="auto" w:fill="F7FCFC"/>
-          </w:tcPr>
-          <w:p>
-            <w:pPr>
-              <w:jc w:val="left"/>
-            </w:pPr>
-            <w:r>
-              <w:rPr>
-                <w:b w:val="0"/>
-                <w:i w:val="0"/>
-                <w:sz w:val="17"/>
-              </w:rPr>
-              <w:t>3 cross-document findings — gap / inconsistency / missing / contradiction</w:t>
-            </w:r>
-          </w:p>
-        </w:tc>
-      </w:tr>
-    </w:tbl>
-    <w:p/>
-    <w:tbl>
-      <w:tblPr>
-        <w:tblW w:type="auto" w:w="0"/>
-        <w:tblLook w:firstColumn="1" w:firstRow="1" w:lastColumn="0" w:lastRow="0" w:noHBand="0" w:noVBand="1" w:val="04A0"/>
-      </w:tblPr>
-      <w:tblGrid>
-        <w:gridCol w:w="4873"/>
-        <w:gridCol w:w="4873"/>
-      </w:tblGrid>
-      <w:tr>
-        <w:tc>
-          <w:tcPr>
-            <w:tcW w:type="dxa" w:w="6480"/>
-            <w:shd w:val="clear" w:color="auto" w:fill="036868"/>
-          </w:tcPr>
-          <w:p>
-            <w:r>
-              <w:rPr>
-                <w:b/>
-                <w:i w:val="0"/>
-                <w:color w:val="FFFFFF"/>
-                <w:sz w:val="20"/>
-              </w:rPr>
-              <w:t xml:space="preserve">Step 2  </w:t>
-            </w:r>
-            <w:r>
-              <w:rPr>
-                <w:b w:val="0"/>
-                <w:i w:val="0"/>
-                <w:color w:val="A7D4D4"/>
-                <w:sz w:val="20"/>
-              </w:rPr>
-              <w:t>Dashboard — Health Score and Live Operational Data</w:t>
+              <w:t>Upload the Banking SOP &amp; Knowledge Graph</w:t>
             </w:r>
           </w:p>
         </w:tc>
@@ -1229,7 +373,7 @@
                 <w:i w:val="0"/>
                 <w:sz w:val="18"/>
               </w:rPr>
-              <w:t>Click the Dashboard nav (after Conformance in the sidebar)</w:t>
+              <w:t>Open http://localhost:8083 — you land on the Knowledge Graph tab</w:t>
             </w:r>
           </w:p>
         </w:tc>
@@ -1281,38 +425,7 @@
                 <w:i w:val="0"/>
                 <w:sz w:val="18"/>
               </w:rPr>
-              <w:t>Point to the SVG ring at the top — Overall Health Score (weighted: Coverage 40% / SLA 35% / Conformance 25%)</w:t>
-            </w:r>
-          </w:p>
-        </w:tc>
-      </w:tr>
-    </w:tbl>
-    <w:tbl>
-      <w:tblPr>
-        <w:tblW w:type="auto" w:w="0"/>
-        <w:tblLook w:firstColumn="1" w:firstRow="1" w:lastColumn="0" w:lastRow="0" w:noHBand="0" w:noVBand="1" w:val="04A0"/>
-      </w:tblPr>
-      <w:tblGrid>
-        <w:gridCol w:w="9746"/>
-      </w:tblGrid>
-      <w:tr>
-        <w:tc>
-          <w:tcPr>
-            <w:tcW w:type="dxa" w:w="9746"/>
-            <w:shd w:val="clear" w:color="auto" w:fill="F0FAFA"/>
-            <w:tcBorders>
-              <w:left w:val="single" w:sz="12" w:space="0" w:color="036868"/>
-            </w:tcBorders>
-          </w:tcPr>
-          <w:p>
-            <w:r>
-              <w:rPr>
-                <w:b w:val="0"/>
-                <w:i/>
-                <w:color w:val="024F4F"/>
-                <w:sz w:val="18"/>
-              </w:rPr>
-              <w:t>Say:  "The Dashboard is the executive view. It aggregates everything the engine has discovered into one health score and a handful of cards. None of this is a new AI call — it all comes from data the engine has already produced."</w:t>
+              <w:t>Click Choose Files → select commercial_banking_loan_sop.docx</w:t>
             </w:r>
           </w:p>
         </w:tc>
@@ -1364,38 +477,7 @@
                 <w:i w:val="0"/>
                 <w:sz w:val="18"/>
               </w:rPr>
-              <w:t>Walk through: 3 metric cards · Graph composition bar chart · Top issues · Live Operational Data section · Completeness checklist</w:t>
-            </w:r>
-          </w:p>
-        </w:tc>
-      </w:tr>
-    </w:tbl>
-    <w:tbl>
-      <w:tblPr>
-        <w:tblW w:type="auto" w:w="0"/>
-        <w:tblLook w:firstColumn="1" w:firstRow="1" w:lastColumn="0" w:lastRow="0" w:noHBand="0" w:noVBand="1" w:val="04A0"/>
-      </w:tblPr>
-      <w:tblGrid>
-        <w:gridCol w:w="9746"/>
-      </w:tblGrid>
-      <w:tr>
-        <w:tc>
-          <w:tcPr>
-            <w:tcW w:type="dxa" w:w="9746"/>
-            <w:shd w:val="clear" w:color="auto" w:fill="F0FAFA"/>
-            <w:tcBorders>
-              <w:left w:val="single" w:sz="12" w:space="0" w:color="036868"/>
-            </w:tcBorders>
-          </w:tcPr>
-          <w:p>
-            <w:r>
-              <w:rPr>
-                <w:b w:val="0"/>
-                <w:i/>
-                <w:color w:val="024F4F"/>
-                <w:sz w:val="18"/>
-              </w:rPr>
-              <w:t>Say:  "The Live Operational Data section is critical. The engine ships with a local SQLite store of real banking-loan operations data — 13 sample applications, 71 step executions across 7 process steps. We use that to ground every other feature in actual numbers, not just what the SOP says should happen."</w:t>
+              <w:t>Click Extract Knowledge Graph</w:t>
             </w:r>
           </w:p>
         </w:tc>
@@ -1447,7 +529,7 @@
                 <w:i w:val="0"/>
                 <w:sz w:val="18"/>
               </w:rPr>
-              <w:t>Click a metric card → it navigates to the source tab</w:t>
+              <w:t>While loading (~30–40s) narrate the AI moment (see right →)</w:t>
             </w:r>
           </w:p>
         </w:tc>
@@ -1478,7 +560,7 @@
                 <w:color w:val="024F4F"/>
                 <w:sz w:val="18"/>
               </w:rPr>
-              <w:t>Say:  "Every issue, every quick win, every metric card is click-through — you can drill from this single screen into any feature."</w:t>
+              <w:t>Say:  "This is a Loan Origination SOP — the kind of document that sits in a SharePoint and never gets read. The Discovery Engine is extracting every process, role, system, policy, and data entity from it automatically. This is the first AI moment — it's actually reading."</w:t>
             </w:r>
           </w:p>
         </w:tc>
@@ -1530,7 +612,265 @@
                 <w:i w:val="0"/>
                 <w:sz w:val="18"/>
               </w:rPr>
-              <w:t>Click a 'Top issue' item → graph highlights the affected nodes and the relevant tab opens</w:t>
+              <w:t>When the graph renders, walk through the colour callouts (below)</w:t>
+            </w:r>
+          </w:p>
+        </w:tc>
+      </w:tr>
+    </w:tbl>
+    <w:tbl>
+      <w:tblPr>
+        <w:tblStyle w:val="TableGrid"/>
+        <w:tblW w:type="auto" w:w="0"/>
+        <w:tblLook w:firstColumn="1" w:firstRow="1" w:lastColumn="0" w:lastRow="0" w:noHBand="0" w:noVBand="1" w:val="04A0"/>
+      </w:tblPr>
+      <w:tblGrid>
+        <w:gridCol w:w="4873"/>
+        <w:gridCol w:w="4873"/>
+      </w:tblGrid>
+      <w:tr>
+        <w:tc>
+          <w:tcPr>
+            <w:tcW w:type="dxa" w:w="504"/>
+            <w:shd w:val="clear" w:color="auto" w:fill="E6F4F4"/>
+          </w:tcPr>
+          <w:p>
+            <w:pPr>
+              <w:jc w:val="center"/>
+            </w:pPr>
+            <w:r>
+              <w:rPr>
+                <w:b/>
+                <w:i w:val="0"/>
+                <w:color w:val="036868"/>
+                <w:sz w:val="18"/>
+              </w:rPr>
+              <w:t>6</w:t>
+            </w:r>
+          </w:p>
+        </w:tc>
+        <w:tc>
+          <w:tcPr>
+            <w:tcW w:type="dxa" w:w="8856"/>
+            <w:shd w:val="clear" w:color="auto" w:fill="F7FCFC"/>
+          </w:tcPr>
+          <w:p>
+            <w:pPr>
+              <w:jc w:val="left"/>
+            </w:pPr>
+            <w:r>
+              <w:rPr>
+                <w:b w:val="0"/>
+                <w:i w:val="0"/>
+                <w:sz w:val="18"/>
+              </w:rPr>
+              <w:t>Click any node → inspector on the right shows the source-text quote</w:t>
+            </w:r>
+          </w:p>
+        </w:tc>
+      </w:tr>
+    </w:tbl>
+    <w:tbl>
+      <w:tblPr>
+        <w:tblW w:type="auto" w:w="0"/>
+        <w:tblLook w:firstColumn="1" w:firstRow="1" w:lastColumn="0" w:lastRow="0" w:noHBand="0" w:noVBand="1" w:val="04A0"/>
+      </w:tblPr>
+      <w:tblGrid>
+        <w:gridCol w:w="9746"/>
+      </w:tblGrid>
+      <w:tr>
+        <w:tc>
+          <w:tcPr>
+            <w:tcW w:type="dxa" w:w="9746"/>
+            <w:shd w:val="clear" w:color="auto" w:fill="F0FAFA"/>
+            <w:tcBorders>
+              <w:left w:val="single" w:sz="12" w:space="0" w:color="036868"/>
+            </w:tcBorders>
+          </w:tcPr>
+          <w:p>
+            <w:r>
+              <w:rPr>
+                <w:b w:val="0"/>
+                <w:i/>
+                <w:color w:val="024F4F"/>
+                <w:sz w:val="18"/>
+              </w:rPr>
+              <w:t>Say:  "Every circle is an entity, every line is a relationship. The bank's lending process — extracted in under a minute."</w:t>
+            </w:r>
+          </w:p>
+        </w:tc>
+      </w:tr>
+    </w:tbl>
+    <w:tbl>
+      <w:tblPr>
+        <w:tblStyle w:val="TableGrid"/>
+        <w:tblW w:type="auto" w:w="0"/>
+        <w:tblLook w:firstColumn="1" w:firstRow="1" w:lastColumn="0" w:lastRow="0" w:noHBand="0" w:noVBand="1" w:val="04A0"/>
+      </w:tblPr>
+      <w:tblGrid>
+        <w:gridCol w:w="4873"/>
+        <w:gridCol w:w="4873"/>
+      </w:tblGrid>
+      <w:tr>
+        <w:tc>
+          <w:tcPr>
+            <w:tcW w:type="dxa" w:w="4873"/>
+            <w:shd w:val="clear" w:color="auto" w:fill="E6F4F4"/>
+          </w:tcPr>
+          <w:p>
+            <w:pPr>
+              <w:jc w:val="left"/>
+            </w:pPr>
+            <w:r>
+              <w:rPr>
+                <w:b/>
+                <w:i w:val="0"/>
+                <w:color w:val="024F4F"/>
+                <w:sz w:val="17"/>
+              </w:rPr>
+              <w:t>Teal circles</w:t>
+            </w:r>
+          </w:p>
+        </w:tc>
+        <w:tc>
+          <w:tcPr>
+            <w:tcW w:type="dxa" w:w="4873"/>
+            <w:shd w:val="clear" w:color="auto" w:fill="F7FCFC"/>
+          </w:tcPr>
+          <w:p>
+            <w:pPr>
+              <w:jc w:val="left"/>
+            </w:pPr>
+            <w:r>
+              <w:rPr>
+                <w:b w:val="0"/>
+                <w:i w:val="0"/>
+                <w:sz w:val="17"/>
+              </w:rPr>
+              <w:t>Processes — KYC Verification, Credit Check, Underwriting Review</w:t>
+            </w:r>
+          </w:p>
+        </w:tc>
+      </w:tr>
+      <w:tr>
+        <w:tc>
+          <w:tcPr>
+            <w:tcW w:type="dxa" w:w="4873"/>
+            <w:shd w:val="clear" w:color="auto" w:fill="E6F4F4"/>
+          </w:tcPr>
+          <w:p>
+            <w:pPr>
+              <w:jc w:val="left"/>
+            </w:pPr>
+            <w:r>
+              <w:rPr>
+                <w:b/>
+                <w:i w:val="0"/>
+                <w:color w:val="024F4F"/>
+                <w:sz w:val="17"/>
+              </w:rPr>
+              <w:t>Orange circles</w:t>
+            </w:r>
+          </w:p>
+        </w:tc>
+        <w:tc>
+          <w:tcPr>
+            <w:tcW w:type="dxa" w:w="4873"/>
+            <w:shd w:val="clear" w:color="auto" w:fill="F7FCFC"/>
+          </w:tcPr>
+          <w:p>
+            <w:pPr>
+              <w:jc w:val="left"/>
+            </w:pPr>
+            <w:r>
+              <w:rPr>
+                <w:b w:val="0"/>
+                <w:i w:val="0"/>
+                <w:sz w:val="17"/>
+              </w:rPr>
+              <w:t>Roles — Loan Officer, Credit Analyst, Credit Officer</w:t>
+            </w:r>
+          </w:p>
+        </w:tc>
+      </w:tr>
+      <w:tr>
+        <w:tc>
+          <w:tcPr>
+            <w:tcW w:type="dxa" w:w="4873"/>
+            <w:shd w:val="clear" w:color="auto" w:fill="E6F4F4"/>
+          </w:tcPr>
+          <w:p>
+            <w:pPr>
+              <w:jc w:val="left"/>
+            </w:pPr>
+            <w:r>
+              <w:rPr>
+                <w:b/>
+                <w:i w:val="0"/>
+                <w:color w:val="024F4F"/>
+                <w:sz w:val="17"/>
+              </w:rPr>
+              <w:t>Blue circles</w:t>
+            </w:r>
+          </w:p>
+        </w:tc>
+        <w:tc>
+          <w:tcPr>
+            <w:tcW w:type="dxa" w:w="4873"/>
+            <w:shd w:val="clear" w:color="auto" w:fill="F7FCFC"/>
+          </w:tcPr>
+          <w:p>
+            <w:pPr>
+              <w:jc w:val="left"/>
+            </w:pPr>
+            <w:r>
+              <w:rPr>
+                <w:b w:val="0"/>
+                <w:i w:val="0"/>
+                <w:sz w:val="17"/>
+              </w:rPr>
+              <w:t>Systems — KYC Platform, Credit Bureau Gateway, Core Banking</w:t>
+            </w:r>
+          </w:p>
+        </w:tc>
+      </w:tr>
+      <w:tr>
+        <w:tc>
+          <w:tcPr>
+            <w:tcW w:type="dxa" w:w="4873"/>
+            <w:shd w:val="clear" w:color="auto" w:fill="E6F4F4"/>
+          </w:tcPr>
+          <w:p>
+            <w:pPr>
+              <w:jc w:val="left"/>
+            </w:pPr>
+            <w:r>
+              <w:rPr>
+                <w:b/>
+                <w:i w:val="0"/>
+                <w:color w:val="024F4F"/>
+                <w:sz w:val="17"/>
+              </w:rPr>
+              <w:t>Red circles</w:t>
+            </w:r>
+          </w:p>
+        </w:tc>
+        <w:tc>
+          <w:tcPr>
+            <w:tcW w:type="dxa" w:w="4873"/>
+            <w:shd w:val="clear" w:color="auto" w:fill="F7FCFC"/>
+          </w:tcPr>
+          <w:p>
+            <w:pPr>
+              <w:jc w:val="left"/>
+            </w:pPr>
+            <w:r>
+              <w:rPr>
+                <w:b w:val="0"/>
+                <w:i w:val="0"/>
+                <w:sz w:val="17"/>
+              </w:rPr>
+              <w:t>Policies — AML, DTI threshold, sanctioning timeline</w:t>
             </w:r>
           </w:p>
         </w:tc>
@@ -1560,7 +900,7 @@
                 <w:color w:val="FFFFFF"/>
                 <w:sz w:val="20"/>
               </w:rPr>
-              <w:t xml:space="preserve">Step 4  </w:t>
+              <w:t xml:space="preserve">Step 2  </w:t>
             </w:r>
             <w:r>
               <w:rPr>
@@ -1641,7 +981,7 @@
                 <w:i w:val="0"/>
                 <w:sz w:val="18"/>
               </w:rPr>
-              <w:t>Click the Gap Analysis tab (bar chart icon in sidebar)</w:t>
+              <w:t>Click the Gap Analysis nav (full-screen, graph hidden)</w:t>
             </w:r>
           </w:p>
         </w:tc>
@@ -1693,7 +1033,7 @@
                 <w:i w:val="0"/>
                 <w:sz w:val="18"/>
               </w:rPr>
-              <w:t>Results appear instantly — no AI call</w:t>
+              <w:t>Click Analyse Graph — results appear instantly (no AI call)</w:t>
             </w:r>
           </w:p>
         </w:tc>
@@ -1724,7 +1064,7 @@
                 <w:color w:val="024F4F"/>
                 <w:sz w:val="18"/>
               </w:rPr>
-              <w:t>Say:  "This is a structural audit of the knowledge graph. It checks: does every process have an owner? Is every policy enforced? Are there orphaned nodes? This runs in milliseconds — no Claude call."</w:t>
+              <w:t>Say:  "This is a structural audit of the graph. Does every process have an owner? Is every policy enforced? Are there orphans? It runs instantly — no Claude call, just rules."</w:t>
             </w:r>
           </w:p>
         </w:tc>
@@ -1776,38 +1116,7 @@
                 <w:i w:val="0"/>
                 <w:sz w:val="18"/>
               </w:rPr>
-              <w:t>Point to coverage score — narrate</w:t>
-            </w:r>
-          </w:p>
-        </w:tc>
-      </w:tr>
-    </w:tbl>
-    <w:tbl>
-      <w:tblPr>
-        <w:tblW w:type="auto" w:w="0"/>
-        <w:tblLook w:firstColumn="1" w:firstRow="1" w:lastColumn="0" w:lastRow="0" w:noHBand="0" w:noVBand="1" w:val="04A0"/>
-      </w:tblPr>
-      <w:tblGrid>
-        <w:gridCol w:w="9746"/>
-      </w:tblGrid>
-      <w:tr>
-        <w:tc>
-          <w:tcPr>
-            <w:tcW w:type="dxa" w:w="9746"/>
-            <w:shd w:val="clear" w:color="auto" w:fill="F0FAFA"/>
-            <w:tcBorders>
-              <w:left w:val="single" w:sz="12" w:space="0" w:color="036868"/>
-            </w:tcBorders>
-          </w:tcPr>
-          <w:p>
-            <w:r>
-              <w:rPr>
-                <w:b w:val="0"/>
-                <w:i/>
-                <w:color w:val="024F4F"/>
-                <w:sz w:val="18"/>
-              </w:rPr>
-              <w:t>Say:  "The score tells us how complete this process model is. A low score means real gaps — processes without assigned roles, policies not linked to any process."</w:t>
+              <w:t>Point to the coverage score and the breakdown</w:t>
             </w:r>
           </w:p>
         </w:tc>
@@ -1890,7 +1199,1006 @@
                 <w:color w:val="024F4F"/>
                 <w:sz w:val="18"/>
               </w:rPr>
-              <w:t>Say:  "The graph highlights exactly which nodes are the problem. No hunting through the document."</w:t>
+              <w:t>Say:  "The score tells us how complete the SOP itself is. Anything below 70 means the document has real gaps — processes without assigned roles, policies floating in space."</w:t>
+            </w:r>
+          </w:p>
+        </w:tc>
+      </w:tr>
+    </w:tbl>
+    <w:p/>
+    <w:tbl>
+      <w:tblPr>
+        <w:tblW w:type="auto" w:w="0"/>
+        <w:tblLook w:firstColumn="1" w:firstRow="1" w:lastColumn="0" w:lastRow="0" w:noHBand="0" w:noVBand="1" w:val="04A0"/>
+      </w:tblPr>
+      <w:tblGrid>
+        <w:gridCol w:w="4873"/>
+        <w:gridCol w:w="4873"/>
+      </w:tblGrid>
+      <w:tr>
+        <w:tc>
+          <w:tcPr>
+            <w:tcW w:type="dxa" w:w="6480"/>
+            <w:shd w:val="clear" w:color="auto" w:fill="036868"/>
+          </w:tcPr>
+          <w:p>
+            <w:r>
+              <w:rPr>
+                <w:b/>
+                <w:i w:val="0"/>
+                <w:color w:val="FFFFFF"/>
+                <w:sz w:val="20"/>
+              </w:rPr>
+              <w:t xml:space="preserve">Step 3  </w:t>
+            </w:r>
+            <w:r>
+              <w:rPr>
+                <w:b w:val="0"/>
+                <w:i w:val="0"/>
+                <w:color w:val="A7D4D4"/>
+                <w:sz w:val="20"/>
+              </w:rPr>
+              <w:t>Generate Blueprint</w:t>
+            </w:r>
+          </w:p>
+        </w:tc>
+        <w:tc>
+          <w:tcPr>
+            <w:tcW w:type="dxa" w:w="2880"/>
+            <w:shd w:val="clear" w:color="auto" w:fill="036868"/>
+          </w:tcPr>
+          <w:p>
+            <w:pPr>
+              <w:jc w:val="right"/>
+            </w:pPr>
+            <w:r>
+              <w:rPr>
+                <w:b w:val="0"/>
+                <w:i w:val="0"/>
+                <w:color w:val="A7D4D4"/>
+                <w:sz w:val="18"/>
+              </w:rPr>
+              <w:t>≈ 45 sec</w:t>
+            </w:r>
+          </w:p>
+        </w:tc>
+      </w:tr>
+    </w:tbl>
+    <w:tbl>
+      <w:tblPr>
+        <w:tblStyle w:val="TableGrid"/>
+        <w:tblW w:type="auto" w:w="0"/>
+        <w:tblLook w:firstColumn="1" w:firstRow="1" w:lastColumn="0" w:lastRow="0" w:noHBand="0" w:noVBand="1" w:val="04A0"/>
+      </w:tblPr>
+      <w:tblGrid>
+        <w:gridCol w:w="4873"/>
+        <w:gridCol w:w="4873"/>
+      </w:tblGrid>
+      <w:tr>
+        <w:tc>
+          <w:tcPr>
+            <w:tcW w:type="dxa" w:w="504"/>
+            <w:shd w:val="clear" w:color="auto" w:fill="E6F4F4"/>
+          </w:tcPr>
+          <w:p>
+            <w:pPr>
+              <w:jc w:val="center"/>
+            </w:pPr>
+            <w:r>
+              <w:rPr>
+                <w:b/>
+                <w:i w:val="0"/>
+                <w:color w:val="036868"/>
+                <w:sz w:val="18"/>
+              </w:rPr>
+              <w:t>1</w:t>
+            </w:r>
+          </w:p>
+        </w:tc>
+        <w:tc>
+          <w:tcPr>
+            <w:tcW w:type="dxa" w:w="8856"/>
+            <w:shd w:val="clear" w:color="auto" w:fill="F7FCFC"/>
+          </w:tcPr>
+          <w:p>
+            <w:pPr>
+              <w:jc w:val="left"/>
+            </w:pPr>
+            <w:r>
+              <w:rPr>
+                <w:b w:val="0"/>
+                <w:i w:val="0"/>
+                <w:sz w:val="18"/>
+              </w:rPr>
+              <w:t>Still in Gap Analysis, click Generate Blueprint</w:t>
+            </w:r>
+          </w:p>
+        </w:tc>
+      </w:tr>
+    </w:tbl>
+    <w:tbl>
+      <w:tblPr>
+        <w:tblStyle w:val="TableGrid"/>
+        <w:tblW w:type="auto" w:w="0"/>
+        <w:tblLook w:firstColumn="1" w:firstRow="1" w:lastColumn="0" w:lastRow="0" w:noHBand="0" w:noVBand="1" w:val="04A0"/>
+      </w:tblPr>
+      <w:tblGrid>
+        <w:gridCol w:w="4873"/>
+        <w:gridCol w:w="4873"/>
+      </w:tblGrid>
+      <w:tr>
+        <w:tc>
+          <w:tcPr>
+            <w:tcW w:type="dxa" w:w="504"/>
+            <w:shd w:val="clear" w:color="auto" w:fill="E6F4F4"/>
+          </w:tcPr>
+          <w:p>
+            <w:pPr>
+              <w:jc w:val="center"/>
+            </w:pPr>
+            <w:r>
+              <w:rPr>
+                <w:b/>
+                <w:i w:val="0"/>
+                <w:color w:val="036868"/>
+                <w:sz w:val="18"/>
+              </w:rPr>
+              <w:t>2</w:t>
+            </w:r>
+          </w:p>
+        </w:tc>
+        <w:tc>
+          <w:tcPr>
+            <w:tcW w:type="dxa" w:w="8856"/>
+            <w:shd w:val="clear" w:color="auto" w:fill="F7FCFC"/>
+          </w:tcPr>
+          <w:p>
+            <w:pPr>
+              <w:jc w:val="left"/>
+            </w:pPr>
+            <w:r>
+              <w:rPr>
+                <w:b w:val="0"/>
+                <w:i w:val="0"/>
+                <w:sz w:val="18"/>
+              </w:rPr>
+              <w:t>Wait ~7s (Haiku)</w:t>
+            </w:r>
+          </w:p>
+        </w:tc>
+      </w:tr>
+    </w:tbl>
+    <w:tbl>
+      <w:tblPr>
+        <w:tblW w:type="auto" w:w="0"/>
+        <w:tblLook w:firstColumn="1" w:firstRow="1" w:lastColumn="0" w:lastRow="0" w:noHBand="0" w:noVBand="1" w:val="04A0"/>
+      </w:tblPr>
+      <w:tblGrid>
+        <w:gridCol w:w="9746"/>
+      </w:tblGrid>
+      <w:tr>
+        <w:tc>
+          <w:tcPr>
+            <w:tcW w:type="dxa" w:w="9746"/>
+            <w:shd w:val="clear" w:color="auto" w:fill="F0FAFA"/>
+            <w:tcBorders>
+              <w:left w:val="single" w:sz="12" w:space="0" w:color="036868"/>
+            </w:tcBorders>
+          </w:tcPr>
+          <w:p>
+            <w:r>
+              <w:rPr>
+                <w:b w:val="0"/>
+                <w:i/>
+                <w:color w:val="024F4F"/>
+                <w:sz w:val="18"/>
+              </w:rPr>
+              <w:t>Say:  "The Blueprint turns the gaps into an actionable improvement plan — what to fix, what to add, what documents to upload next. This is the output you hand to the process owner."</w:t>
+            </w:r>
+          </w:p>
+        </w:tc>
+      </w:tr>
+    </w:tbl>
+    <w:tbl>
+      <w:tblPr>
+        <w:tblStyle w:val="TableGrid"/>
+        <w:tblW w:type="auto" w:w="0"/>
+        <w:tblLook w:firstColumn="1" w:firstRow="1" w:lastColumn="0" w:lastRow="0" w:noHBand="0" w:noVBand="1" w:val="04A0"/>
+      </w:tblPr>
+      <w:tblGrid>
+        <w:gridCol w:w="4873"/>
+        <w:gridCol w:w="4873"/>
+      </w:tblGrid>
+      <w:tr>
+        <w:tc>
+          <w:tcPr>
+            <w:tcW w:type="dxa" w:w="504"/>
+            <w:shd w:val="clear" w:color="auto" w:fill="E6F4F4"/>
+          </w:tcPr>
+          <w:p>
+            <w:pPr>
+              <w:jc w:val="center"/>
+            </w:pPr>
+            <w:r>
+              <w:rPr>
+                <w:b/>
+                <w:i w:val="0"/>
+                <w:color w:val="036868"/>
+                <w:sz w:val="18"/>
+              </w:rPr>
+              <w:t>3</w:t>
+            </w:r>
+          </w:p>
+        </w:tc>
+        <w:tc>
+          <w:tcPr>
+            <w:tcW w:type="dxa" w:w="8856"/>
+            <w:shd w:val="clear" w:color="auto" w:fill="F7FCFC"/>
+          </w:tcPr>
+          <w:p>
+            <w:pPr>
+              <w:jc w:val="left"/>
+            </w:pPr>
+            <w:r>
+              <w:rPr>
+                <w:b w:val="0"/>
+                <w:i w:val="0"/>
+                <w:sz w:val="18"/>
+              </w:rPr>
+              <w:t>Read out one of the next steps</w:t>
+            </w:r>
+          </w:p>
+        </w:tc>
+      </w:tr>
+    </w:tbl>
+    <w:p/>
+    <w:tbl>
+      <w:tblPr>
+        <w:tblW w:type="auto" w:w="0"/>
+        <w:tblLook w:firstColumn="1" w:firstRow="1" w:lastColumn="0" w:lastRow="0" w:noHBand="0" w:noVBand="1" w:val="04A0"/>
+      </w:tblPr>
+      <w:tblGrid>
+        <w:gridCol w:w="4873"/>
+        <w:gridCol w:w="4873"/>
+      </w:tblGrid>
+      <w:tr>
+        <w:tc>
+          <w:tcPr>
+            <w:tcW w:type="dxa" w:w="6480"/>
+            <w:shd w:val="clear" w:color="auto" w:fill="036868"/>
+          </w:tcPr>
+          <w:p>
+            <w:r>
+              <w:rPr>
+                <w:b/>
+                <w:i w:val="0"/>
+                <w:color w:val="FFFFFF"/>
+                <w:sz w:val="20"/>
+              </w:rPr>
+              <w:t xml:space="preserve">Step 4  </w:t>
+            </w:r>
+            <w:r>
+              <w:rPr>
+                <w:b w:val="0"/>
+                <w:i w:val="0"/>
+                <w:color w:val="A7D4D4"/>
+                <w:sz w:val="20"/>
+              </w:rPr>
+              <w:t>Process Mining (the headline)</w:t>
+            </w:r>
+          </w:p>
+        </w:tc>
+        <w:tc>
+          <w:tcPr>
+            <w:tcW w:type="dxa" w:w="2880"/>
+            <w:shd w:val="clear" w:color="auto" w:fill="036868"/>
+          </w:tcPr>
+          <w:p>
+            <w:pPr>
+              <w:jc w:val="right"/>
+            </w:pPr>
+            <w:r>
+              <w:rPr>
+                <w:b w:val="0"/>
+                <w:i w:val="0"/>
+                <w:color w:val="A7D4D4"/>
+                <w:sz w:val="18"/>
+              </w:rPr>
+              <w:t>≈ 3 min</w:t>
+            </w:r>
+          </w:p>
+        </w:tc>
+      </w:tr>
+    </w:tbl>
+    <w:tbl>
+      <w:tblPr>
+        <w:tblStyle w:val="TableGrid"/>
+        <w:tblW w:type="auto" w:w="0"/>
+        <w:tblLook w:firstColumn="1" w:firstRow="1" w:lastColumn="0" w:lastRow="0" w:noHBand="0" w:noVBand="1" w:val="04A0"/>
+      </w:tblPr>
+      <w:tblGrid>
+        <w:gridCol w:w="4873"/>
+        <w:gridCol w:w="4873"/>
+      </w:tblGrid>
+      <w:tr>
+        <w:tc>
+          <w:tcPr>
+            <w:tcW w:type="dxa" w:w="504"/>
+            <w:shd w:val="clear" w:color="auto" w:fill="E6F4F4"/>
+          </w:tcPr>
+          <w:p>
+            <w:pPr>
+              <w:jc w:val="center"/>
+            </w:pPr>
+            <w:r>
+              <w:rPr>
+                <w:b/>
+                <w:i w:val="0"/>
+                <w:color w:val="036868"/>
+                <w:sz w:val="18"/>
+              </w:rPr>
+              <w:t>1</w:t>
+            </w:r>
+          </w:p>
+        </w:tc>
+        <w:tc>
+          <w:tcPr>
+            <w:tcW w:type="dxa" w:w="8856"/>
+            <w:shd w:val="clear" w:color="auto" w:fill="F7FCFC"/>
+          </w:tcPr>
+          <w:p>
+            <w:pPr>
+              <w:jc w:val="left"/>
+            </w:pPr>
+            <w:r>
+              <w:rPr>
+                <w:b w:val="0"/>
+                <w:i w:val="0"/>
+                <w:sz w:val="18"/>
+              </w:rPr>
+              <w:t>Click Workflows nav — you land on Process Mining (full screen, graph hidden)</w:t>
+            </w:r>
+          </w:p>
+        </w:tc>
+      </w:tr>
+    </w:tbl>
+    <w:tbl>
+      <w:tblPr>
+        <w:tblStyle w:val="TableGrid"/>
+        <w:tblW w:type="auto" w:w="0"/>
+        <w:tblLook w:firstColumn="1" w:firstRow="1" w:lastColumn="0" w:lastRow="0" w:noHBand="0" w:noVBand="1" w:val="04A0"/>
+      </w:tblPr>
+      <w:tblGrid>
+        <w:gridCol w:w="4873"/>
+        <w:gridCol w:w="4873"/>
+      </w:tblGrid>
+      <w:tr>
+        <w:tc>
+          <w:tcPr>
+            <w:tcW w:type="dxa" w:w="504"/>
+            <w:shd w:val="clear" w:color="auto" w:fill="E6F4F4"/>
+          </w:tcPr>
+          <w:p>
+            <w:pPr>
+              <w:jc w:val="center"/>
+            </w:pPr>
+            <w:r>
+              <w:rPr>
+                <w:b/>
+                <w:i w:val="0"/>
+                <w:color w:val="036868"/>
+                <w:sz w:val="18"/>
+              </w:rPr>
+              <w:t>2</w:t>
+            </w:r>
+          </w:p>
+        </w:tc>
+        <w:tc>
+          <w:tcPr>
+            <w:tcW w:type="dxa" w:w="8856"/>
+            <w:shd w:val="clear" w:color="auto" w:fill="F7FCFC"/>
+          </w:tcPr>
+          <w:p>
+            <w:pPr>
+              <w:jc w:val="left"/>
+            </w:pPr>
+            <w:r>
+              <w:rPr>
+                <w:b w:val="0"/>
+                <w:i w:val="0"/>
+                <w:sz w:val="18"/>
+              </w:rPr>
+              <w:t>FIRST: state the live-data caveat clearly (see narration 1)</w:t>
+            </w:r>
+          </w:p>
+        </w:tc>
+      </w:tr>
+    </w:tbl>
+    <w:tbl>
+      <w:tblPr>
+        <w:tblW w:type="auto" w:w="0"/>
+        <w:tblLook w:firstColumn="1" w:firstRow="1" w:lastColumn="0" w:lastRow="0" w:noHBand="0" w:noVBand="1" w:val="04A0"/>
+      </w:tblPr>
+      <w:tblGrid>
+        <w:gridCol w:w="9746"/>
+      </w:tblGrid>
+      <w:tr>
+        <w:tc>
+          <w:tcPr>
+            <w:tcW w:type="dxa" w:w="9746"/>
+            <w:shd w:val="clear" w:color="auto" w:fill="F0FAFA"/>
+            <w:tcBorders>
+              <w:left w:val="single" w:sz="12" w:space="0" w:color="036868"/>
+            </w:tcBorders>
+          </w:tcPr>
+          <w:p>
+            <w:r>
+              <w:rPr>
+                <w:b w:val="0"/>
+                <w:i/>
+                <w:color w:val="024F4F"/>
+                <w:sz w:val="18"/>
+              </w:rPr>
+              <w:t>Say:  "Quick context — what you're about to see uses operational event-log data. For this demo we've pre-seeded a representative loan-origination dataset (13 cases) so you can see the mining surface live. In production this is wired from your event logs in days, not the six months Celonis takes."</w:t>
+            </w:r>
+          </w:p>
+        </w:tc>
+      </w:tr>
+    </w:tbl>
+    <w:tbl>
+      <w:tblPr>
+        <w:tblStyle w:val="TableGrid"/>
+        <w:tblW w:type="auto" w:w="0"/>
+        <w:tblLook w:firstColumn="1" w:firstRow="1" w:lastColumn="0" w:lastRow="0" w:noHBand="0" w:noVBand="1" w:val="04A0"/>
+      </w:tblPr>
+      <w:tblGrid>
+        <w:gridCol w:w="4873"/>
+        <w:gridCol w:w="4873"/>
+      </w:tblGrid>
+      <w:tr>
+        <w:tc>
+          <w:tcPr>
+            <w:tcW w:type="dxa" w:w="504"/>
+            <w:shd w:val="clear" w:color="auto" w:fill="E6F4F4"/>
+          </w:tcPr>
+          <w:p>
+            <w:pPr>
+              <w:jc w:val="center"/>
+            </w:pPr>
+            <w:r>
+              <w:rPr>
+                <w:b/>
+                <w:i w:val="0"/>
+                <w:color w:val="036868"/>
+                <w:sz w:val="18"/>
+              </w:rPr>
+              <w:t>3</w:t>
+            </w:r>
+          </w:p>
+        </w:tc>
+        <w:tc>
+          <w:tcPr>
+            <w:tcW w:type="dxa" w:w="8856"/>
+            <w:shd w:val="clear" w:color="auto" w:fill="F7FCFC"/>
+          </w:tcPr>
+          <w:p>
+            <w:pPr>
+              <w:jc w:val="left"/>
+            </w:pPr>
+            <w:r>
+              <w:rPr>
+                <w:b w:val="0"/>
+                <w:i w:val="0"/>
+                <w:sz w:val="18"/>
+              </w:rPr>
+              <w:t>Walk through the KPI strip — Cases, Median TAT, Conformance, SLA Breaches, Role Mismatches, Avg Loan</w:t>
+            </w:r>
+          </w:p>
+        </w:tc>
+      </w:tr>
+    </w:tbl>
+    <w:tbl>
+      <w:tblPr>
+        <w:tblStyle w:val="TableGrid"/>
+        <w:tblW w:type="auto" w:w="0"/>
+        <w:tblLook w:firstColumn="1" w:firstRow="1" w:lastColumn="0" w:lastRow="0" w:noHBand="0" w:noVBand="1" w:val="04A0"/>
+      </w:tblPr>
+      <w:tblGrid>
+        <w:gridCol w:w="4873"/>
+        <w:gridCol w:w="4873"/>
+      </w:tblGrid>
+      <w:tr>
+        <w:tc>
+          <w:tcPr>
+            <w:tcW w:type="dxa" w:w="504"/>
+            <w:shd w:val="clear" w:color="auto" w:fill="E6F4F4"/>
+          </w:tcPr>
+          <w:p>
+            <w:pPr>
+              <w:jc w:val="center"/>
+            </w:pPr>
+            <w:r>
+              <w:rPr>
+                <w:b/>
+                <w:i w:val="0"/>
+                <w:color w:val="036868"/>
+                <w:sz w:val="18"/>
+              </w:rPr>
+              <w:t>4</w:t>
+            </w:r>
+          </w:p>
+        </w:tc>
+        <w:tc>
+          <w:tcPr>
+            <w:tcW w:type="dxa" w:w="8856"/>
+            <w:shd w:val="clear" w:color="auto" w:fill="F7FCFC"/>
+          </w:tcPr>
+          <w:p>
+            <w:pPr>
+              <w:jc w:val="left"/>
+            </w:pPr>
+            <w:r>
+              <w:rPr>
+                <w:b w:val="0"/>
+                <w:i w:val="0"/>
+                <w:sz w:val="18"/>
+              </w:rPr>
+              <w:t>Process Map tab: point to KYC Verification (BOTTLENECK pill), edge thickness = case volume, red = SLA-breach edges, amber dashed = rework loops</w:t>
+            </w:r>
+          </w:p>
+        </w:tc>
+      </w:tr>
+    </w:tbl>
+    <w:tbl>
+      <w:tblPr>
+        <w:tblW w:type="auto" w:w="0"/>
+        <w:tblLook w:firstColumn="1" w:firstRow="1" w:lastColumn="0" w:lastRow="0" w:noHBand="0" w:noVBand="1" w:val="04A0"/>
+      </w:tblPr>
+      <w:tblGrid>
+        <w:gridCol w:w="9746"/>
+      </w:tblGrid>
+      <w:tr>
+        <w:tc>
+          <w:tcPr>
+            <w:tcW w:type="dxa" w:w="9746"/>
+            <w:shd w:val="clear" w:color="auto" w:fill="F0FAFA"/>
+            <w:tcBorders>
+              <w:left w:val="single" w:sz="12" w:space="0" w:color="036868"/>
+            </w:tcBorders>
+          </w:tcPr>
+          <w:p>
+            <w:r>
+              <w:rPr>
+                <w:b w:val="0"/>
+                <w:i/>
+                <w:color w:val="024F4F"/>
+                <w:sz w:val="18"/>
+              </w:rPr>
+              <w:t>Say:  "13 cases mined, 7 activities, 8 days median TAT, 9% SLA breach rate, 46% conformance fitness. Every number is real, derived from operational data."</w:t>
+            </w:r>
+          </w:p>
+        </w:tc>
+      </w:tr>
+    </w:tbl>
+    <w:tbl>
+      <w:tblPr>
+        <w:tblStyle w:val="TableGrid"/>
+        <w:tblW w:type="auto" w:w="0"/>
+        <w:tblLook w:firstColumn="1" w:firstRow="1" w:lastColumn="0" w:lastRow="0" w:noHBand="0" w:noVBand="1" w:val="04A0"/>
+      </w:tblPr>
+      <w:tblGrid>
+        <w:gridCol w:w="4873"/>
+        <w:gridCol w:w="4873"/>
+      </w:tblGrid>
+      <w:tr>
+        <w:tc>
+          <w:tcPr>
+            <w:tcW w:type="dxa" w:w="504"/>
+            <w:shd w:val="clear" w:color="auto" w:fill="E6F4F4"/>
+          </w:tcPr>
+          <w:p>
+            <w:pPr>
+              <w:jc w:val="center"/>
+            </w:pPr>
+            <w:r>
+              <w:rPr>
+                <w:b/>
+                <w:i w:val="0"/>
+                <w:color w:val="036868"/>
+                <w:sz w:val="18"/>
+              </w:rPr>
+              <w:t>5</w:t>
+            </w:r>
+          </w:p>
+        </w:tc>
+        <w:tc>
+          <w:tcPr>
+            <w:tcW w:type="dxa" w:w="8856"/>
+            <w:shd w:val="clear" w:color="auto" w:fill="F7FCFC"/>
+          </w:tcPr>
+          <w:p>
+            <w:pPr>
+              <w:jc w:val="left"/>
+            </w:pPr>
+            <w:r>
+              <w:rPr>
+                <w:b w:val="0"/>
+                <w:i w:val="0"/>
+                <w:sz w:val="18"/>
+              </w:rPr>
+              <w:t>Click the bottleneck node → inspector shows wait-time chart, top causes, breach counts</w:t>
+            </w:r>
+          </w:p>
+        </w:tc>
+      </w:tr>
+    </w:tbl>
+    <w:tbl>
+      <w:tblPr>
+        <w:tblW w:type="auto" w:w="0"/>
+        <w:tblLook w:firstColumn="1" w:firstRow="1" w:lastColumn="0" w:lastRow="0" w:noHBand="0" w:noVBand="1" w:val="04A0"/>
+      </w:tblPr>
+      <w:tblGrid>
+        <w:gridCol w:w="9746"/>
+      </w:tblGrid>
+      <w:tr>
+        <w:tc>
+          <w:tcPr>
+            <w:tcW w:type="dxa" w:w="9746"/>
+            <w:shd w:val="clear" w:color="auto" w:fill="F0FAFA"/>
+            <w:tcBorders>
+              <w:left w:val="single" w:sz="12" w:space="0" w:color="036868"/>
+            </w:tcBorders>
+          </w:tcPr>
+          <w:p>
+            <w:r>
+              <w:rPr>
+                <w:b w:val="0"/>
+                <w:i/>
+                <w:color w:val="024F4F"/>
+                <w:sz w:val="18"/>
+              </w:rPr>
+              <w:t>Say:  "KYC Verification is flagged as the bottleneck — 2 SLA breaches across the runs."</w:t>
+            </w:r>
+          </w:p>
+        </w:tc>
+      </w:tr>
+    </w:tbl>
+    <w:tbl>
+      <w:tblPr>
+        <w:tblStyle w:val="TableGrid"/>
+        <w:tblW w:type="auto" w:w="0"/>
+        <w:tblLook w:firstColumn="1" w:firstRow="1" w:lastColumn="0" w:lastRow="0" w:noHBand="0" w:noVBand="1" w:val="04A0"/>
+      </w:tblPr>
+      <w:tblGrid>
+        <w:gridCol w:w="4873"/>
+        <w:gridCol w:w="4873"/>
+      </w:tblGrid>
+      <w:tr>
+        <w:tc>
+          <w:tcPr>
+            <w:tcW w:type="dxa" w:w="504"/>
+            <w:shd w:val="clear" w:color="auto" w:fill="E6F4F4"/>
+          </w:tcPr>
+          <w:p>
+            <w:pPr>
+              <w:jc w:val="center"/>
+            </w:pPr>
+            <w:r>
+              <w:rPr>
+                <w:b/>
+                <w:i w:val="0"/>
+                <w:color w:val="036868"/>
+                <w:sz w:val="18"/>
+              </w:rPr>
+              <w:t>6</w:t>
+            </w:r>
+          </w:p>
+        </w:tc>
+        <w:tc>
+          <w:tcPr>
+            <w:tcW w:type="dxa" w:w="8856"/>
+            <w:shd w:val="clear" w:color="auto" w:fill="F7FCFC"/>
+          </w:tcPr>
+          <w:p>
+            <w:pPr>
+              <w:jc w:val="left"/>
+            </w:pPr>
+            <w:r>
+              <w:rPr>
+                <w:b w:val="0"/>
+                <w:i w:val="0"/>
+                <w:sz w:val="18"/>
+              </w:rPr>
+              <w:t>Variants tab: click a variant card → swimlane updates; show Sunita's case (skipped Underwriting Review entirely)</w:t>
+            </w:r>
+          </w:p>
+        </w:tc>
+      </w:tr>
+    </w:tbl>
+    <w:tbl>
+      <w:tblPr>
+        <w:tblStyle w:val="TableGrid"/>
+        <w:tblW w:type="auto" w:w="0"/>
+        <w:tblLook w:firstColumn="1" w:firstRow="1" w:lastColumn="0" w:lastRow="0" w:noHBand="0" w:noVBand="1" w:val="04A0"/>
+      </w:tblPr>
+      <w:tblGrid>
+        <w:gridCol w:w="4873"/>
+        <w:gridCol w:w="4873"/>
+      </w:tblGrid>
+      <w:tr>
+        <w:tc>
+          <w:tcPr>
+            <w:tcW w:type="dxa" w:w="504"/>
+            <w:shd w:val="clear" w:color="auto" w:fill="E6F4F4"/>
+          </w:tcPr>
+          <w:p>
+            <w:pPr>
+              <w:jc w:val="center"/>
+            </w:pPr>
+            <w:r>
+              <w:rPr>
+                <w:b/>
+                <w:i w:val="0"/>
+                <w:color w:val="036868"/>
+                <w:sz w:val="18"/>
+              </w:rPr>
+              <w:t>7</w:t>
+            </w:r>
+          </w:p>
+        </w:tc>
+        <w:tc>
+          <w:tcPr>
+            <w:tcW w:type="dxa" w:w="8856"/>
+            <w:shd w:val="clear" w:color="auto" w:fill="F7FCFC"/>
+          </w:tcPr>
+          <w:p>
+            <w:pPr>
+              <w:jc w:val="left"/>
+            </w:pPr>
+            <w:r>
+              <w:rPr>
+                <w:b w:val="0"/>
+                <w:i w:val="0"/>
+                <w:sz w:val="18"/>
+              </w:rPr>
+              <w:t>Execution Conformance tab: point to fitness 0.46 — 6 of 13 cases conform; deviation patterns sorted by severity × case count</w:t>
+            </w:r>
+          </w:p>
+        </w:tc>
+      </w:tr>
+    </w:tbl>
+    <w:tbl>
+      <w:tblPr>
+        <w:tblW w:type="auto" w:w="0"/>
+        <w:tblLook w:firstColumn="1" w:firstRow="1" w:lastColumn="0" w:lastRow="0" w:noHBand="0" w:noVBand="1" w:val="04A0"/>
+      </w:tblPr>
+      <w:tblGrid>
+        <w:gridCol w:w="9746"/>
+      </w:tblGrid>
+      <w:tr>
+        <w:tc>
+          <w:tcPr>
+            <w:tcW w:type="dxa" w:w="9746"/>
+            <w:shd w:val="clear" w:color="auto" w:fill="F0FAFA"/>
+            <w:tcBorders>
+              <w:left w:val="single" w:sz="12" w:space="0" w:color="036868"/>
+            </w:tcBorders>
+          </w:tcPr>
+          <w:p>
+            <w:r>
+              <w:rPr>
+                <w:b w:val="0"/>
+                <w:i/>
+                <w:color w:val="024F4F"/>
+                <w:sz w:val="18"/>
+              </w:rPr>
+              <w:t>Say:  "Seven distinct execution paths through this process. Sunita Iyer's case actually skipped Underwriting Review entirely. We caught it from the data, not the SOP."</w:t>
+            </w:r>
+          </w:p>
+        </w:tc>
+      </w:tr>
+    </w:tbl>
+    <w:tbl>
+      <w:tblPr>
+        <w:tblStyle w:val="TableGrid"/>
+        <w:tblW w:type="auto" w:w="0"/>
+        <w:tblLook w:firstColumn="1" w:firstRow="1" w:lastColumn="0" w:lastRow="0" w:noHBand="0" w:noVBand="1" w:val="04A0"/>
+      </w:tblPr>
+      <w:tblGrid>
+        <w:gridCol w:w="4873"/>
+        <w:gridCol w:w="4873"/>
+      </w:tblGrid>
+      <w:tr>
+        <w:tc>
+          <w:tcPr>
+            <w:tcW w:type="dxa" w:w="504"/>
+            <w:shd w:val="clear" w:color="auto" w:fill="E6F4F4"/>
+          </w:tcPr>
+          <w:p>
+            <w:pPr>
+              <w:jc w:val="center"/>
+            </w:pPr>
+            <w:r>
+              <w:rPr>
+                <w:b/>
+                <w:i w:val="0"/>
+                <w:color w:val="036868"/>
+                <w:sz w:val="18"/>
+              </w:rPr>
+              <w:t>8</w:t>
+            </w:r>
+          </w:p>
+        </w:tc>
+        <w:tc>
+          <w:tcPr>
+            <w:tcW w:type="dxa" w:w="8856"/>
+            <w:shd w:val="clear" w:color="auto" w:fill="F7FCFC"/>
+          </w:tcPr>
+          <w:p>
+            <w:pPr>
+              <w:jc w:val="left"/>
+            </w:pPr>
+            <w:r>
+              <w:rPr>
+                <w:b w:val="0"/>
+                <w:i w:val="0"/>
+                <w:sz w:val="18"/>
+              </w:rPr>
+              <w:t>Click Filter Cases button → check Commercial only → Apply (5 cases, fitness jumps to 60%); Clear to reset</w:t>
+            </w:r>
+          </w:p>
+        </w:tc>
+      </w:tr>
+    </w:tbl>
+    <w:tbl>
+      <w:tblPr>
+        <w:tblW w:type="auto" w:w="0"/>
+        <w:tblLook w:firstColumn="1" w:firstRow="1" w:lastColumn="0" w:lastRow="0" w:noHBand="0" w:noVBand="1" w:val="04A0"/>
+      </w:tblPr>
+      <w:tblGrid>
+        <w:gridCol w:w="9746"/>
+      </w:tblGrid>
+      <w:tr>
+        <w:tc>
+          <w:tcPr>
+            <w:tcW w:type="dxa" w:w="9746"/>
+            <w:shd w:val="clear" w:color="auto" w:fill="F0FAFA"/>
+            <w:tcBorders>
+              <w:left w:val="single" w:sz="12" w:space="0" w:color="036868"/>
+            </w:tcBorders>
+          </w:tcPr>
+          <w:p>
+            <w:r>
+              <w:rPr>
+                <w:b w:val="0"/>
+                <w:i/>
+                <w:color w:val="024F4F"/>
+                <w:sz w:val="18"/>
+              </w:rPr>
+              <w:t>Say:  "Fitness 0.46 — only 6 of 13 cases conform. The deviation patterns are listed by severity — skipped Underwriting (critical), wrong-role Credit Check (high), SLA-breached KYC (medium)."</w:t>
+            </w:r>
+          </w:p>
+        </w:tc>
+      </w:tr>
+    </w:tbl>
+    <w:tbl>
+      <w:tblPr>
+        <w:tblStyle w:val="TableGrid"/>
+        <w:tblW w:type="auto" w:w="0"/>
+        <w:tblLook w:firstColumn="1" w:firstRow="1" w:lastColumn="0" w:lastRow="0" w:noHBand="0" w:noVBand="1" w:val="04A0"/>
+      </w:tblPr>
+      <w:tblGrid>
+        <w:gridCol w:w="4873"/>
+        <w:gridCol w:w="4873"/>
+      </w:tblGrid>
+      <w:tr>
+        <w:tc>
+          <w:tcPr>
+            <w:tcW w:type="dxa" w:w="504"/>
+            <w:shd w:val="clear" w:color="auto" w:fill="E6F4F4"/>
+          </w:tcPr>
+          <w:p>
+            <w:pPr>
+              <w:jc w:val="center"/>
+            </w:pPr>
+            <w:r>
+              <w:rPr>
+                <w:b/>
+                <w:i w:val="0"/>
+                <w:color w:val="036868"/>
+                <w:sz w:val="18"/>
+              </w:rPr>
+              <w:t>9</w:t>
+            </w:r>
+          </w:p>
+        </w:tc>
+        <w:tc>
+          <w:tcPr>
+            <w:tcW w:type="dxa" w:w="8856"/>
+            <w:shd w:val="clear" w:color="auto" w:fill="F7FCFC"/>
+          </w:tcPr>
+          <w:p>
+            <w:pPr>
+              <w:jc w:val="left"/>
+            </w:pPr>
+            <w:r>
+              <w:rPr>
+                <w:b w:val="0"/>
+                <w:i w:val="0"/>
+                <w:sz w:val="18"/>
+              </w:rPr>
+              <w:t>Click Optimise button → modal opens with Haiku-generated re-routing suggestions, effort badges, target steps</w:t>
+            </w:r>
+          </w:p>
+        </w:tc>
+      </w:tr>
+    </w:tbl>
+    <w:tbl>
+      <w:tblPr>
+        <w:tblW w:type="auto" w:w="0"/>
+        <w:tblLook w:firstColumn="1" w:firstRow="1" w:lastColumn="0" w:lastRow="0" w:noHBand="0" w:noVBand="1" w:val="04A0"/>
+      </w:tblPr>
+      <w:tblGrid>
+        <w:gridCol w:w="9746"/>
+      </w:tblGrid>
+      <w:tr>
+        <w:tc>
+          <w:tcPr>
+            <w:tcW w:type="dxa" w:w="9746"/>
+            <w:shd w:val="clear" w:color="auto" w:fill="F0FAFA"/>
+            <w:tcBorders>
+              <w:left w:val="single" w:sz="12" w:space="0" w:color="036868"/>
+            </w:tcBorders>
+          </w:tcPr>
+          <w:p>
+            <w:r>
+              <w:rPr>
+                <w:b w:val="0"/>
+                <w:i/>
+                <w:color w:val="024F4F"/>
+                <w:sz w:val="18"/>
+              </w:rPr>
+              <w:t>Say:  "You can slice by loan type. Commercial-only — 5 cases, fitness jumps to 60%. Retail loans are where most deviations live."</w:t>
+            </w:r>
+          </w:p>
+        </w:tc>
+      </w:tr>
+    </w:tbl>
+    <w:tbl>
+      <w:tblPr>
+        <w:tblW w:type="auto" w:w="0"/>
+        <w:tblLook w:firstColumn="1" w:firstRow="1" w:lastColumn="0" w:lastRow="0" w:noHBand="0" w:noVBand="1" w:val="04A0"/>
+      </w:tblPr>
+      <w:tblGrid>
+        <w:gridCol w:w="9746"/>
+      </w:tblGrid>
+      <w:tr>
+        <w:tc>
+          <w:tcPr>
+            <w:tcW w:type="dxa" w:w="9746"/>
+            <w:shd w:val="clear" w:color="auto" w:fill="FFFBEB"/>
+            <w:tcBorders>
+              <w:left w:val="single" w:sz="12" w:space="0" w:color="D97706"/>
+            </w:tcBorders>
+          </w:tcPr>
+          <w:p>
+            <w:r>
+              <w:rPr>
+                <w:b/>
+                <w:i w:val="0"/>
+                <w:color w:val="D97706"/>
+                <w:sz w:val="17"/>
+              </w:rPr>
+              <w:t xml:space="preserve">Tips:  </w:t>
+            </w:r>
+            <w:r>
+              <w:rPr>
+                <w:b w:val="0"/>
+                <w:i w:val="0"/>
+                <w:color w:val="783500"/>
+                <w:sz w:val="17"/>
+              </w:rPr>
+              <w:t>Live-data caveat is mandatory — say it BEFORE you reveal numbers, not after  |  Sunita / James / BlueRiver are real names in the seed data — let them land</w:t>
             </w:r>
           </w:p>
         </w:tc>
@@ -1929,7 +2237,471 @@
                 <w:color w:val="A7D4D4"/>
                 <w:sz w:val="20"/>
               </w:rPr>
-              <w:t>Blueprint</w:t>
+              <w:t>Audit Check  (was Conformance — renamed)</w:t>
+            </w:r>
+          </w:p>
+        </w:tc>
+        <w:tc>
+          <w:tcPr>
+            <w:tcW w:type="dxa" w:w="2880"/>
+            <w:shd w:val="clear" w:color="auto" w:fill="036868"/>
+          </w:tcPr>
+          <w:p>
+            <w:pPr>
+              <w:jc w:val="right"/>
+            </w:pPr>
+            <w:r>
+              <w:rPr>
+                <w:b w:val="0"/>
+                <w:i w:val="0"/>
+                <w:color w:val="A7D4D4"/>
+                <w:sz w:val="18"/>
+              </w:rPr>
+              <w:t>≈ 2 min</w:t>
+            </w:r>
+          </w:p>
+        </w:tc>
+      </w:tr>
+    </w:tbl>
+    <w:tbl>
+      <w:tblPr>
+        <w:tblStyle w:val="TableGrid"/>
+        <w:tblW w:type="auto" w:w="0"/>
+        <w:tblLook w:firstColumn="1" w:firstRow="1" w:lastColumn="0" w:lastRow="0" w:noHBand="0" w:noVBand="1" w:val="04A0"/>
+      </w:tblPr>
+      <w:tblGrid>
+        <w:gridCol w:w="4873"/>
+        <w:gridCol w:w="4873"/>
+      </w:tblGrid>
+      <w:tr>
+        <w:tc>
+          <w:tcPr>
+            <w:tcW w:type="dxa" w:w="504"/>
+            <w:shd w:val="clear" w:color="auto" w:fill="E6F4F4"/>
+          </w:tcPr>
+          <w:p>
+            <w:pPr>
+              <w:jc w:val="center"/>
+            </w:pPr>
+            <w:r>
+              <w:rPr>
+                <w:b/>
+                <w:i w:val="0"/>
+                <w:color w:val="036868"/>
+                <w:sz w:val="18"/>
+              </w:rPr>
+              <w:t>1</w:t>
+            </w:r>
+          </w:p>
+        </w:tc>
+        <w:tc>
+          <w:tcPr>
+            <w:tcW w:type="dxa" w:w="8856"/>
+            <w:shd w:val="clear" w:color="auto" w:fill="F7FCFC"/>
+          </w:tcPr>
+          <w:p>
+            <w:pPr>
+              <w:jc w:val="left"/>
+            </w:pPr>
+            <w:r>
+              <w:rPr>
+                <w:b w:val="0"/>
+                <w:i w:val="0"/>
+                <w:sz w:val="18"/>
+              </w:rPr>
+              <w:t>Click Audit Check nav (was 'Conformance' — renamed for clarity)</w:t>
+            </w:r>
+          </w:p>
+        </w:tc>
+      </w:tr>
+    </w:tbl>
+    <w:tbl>
+      <w:tblPr>
+        <w:tblStyle w:val="TableGrid"/>
+        <w:tblW w:type="auto" w:w="0"/>
+        <w:tblLook w:firstColumn="1" w:firstRow="1" w:lastColumn="0" w:lastRow="0" w:noHBand="0" w:noVBand="1" w:val="04A0"/>
+      </w:tblPr>
+      <w:tblGrid>
+        <w:gridCol w:w="4873"/>
+        <w:gridCol w:w="4873"/>
+      </w:tblGrid>
+      <w:tr>
+        <w:tc>
+          <w:tcPr>
+            <w:tcW w:type="dxa" w:w="504"/>
+            <w:shd w:val="clear" w:color="auto" w:fill="E6F4F4"/>
+          </w:tcPr>
+          <w:p>
+            <w:pPr>
+              <w:jc w:val="center"/>
+            </w:pPr>
+            <w:r>
+              <w:rPr>
+                <w:b/>
+                <w:i w:val="0"/>
+                <w:color w:val="036868"/>
+                <w:sz w:val="18"/>
+              </w:rPr>
+              <w:t>2</w:t>
+            </w:r>
+          </w:p>
+        </w:tc>
+        <w:tc>
+          <w:tcPr>
+            <w:tcW w:type="dxa" w:w="8856"/>
+            <w:shd w:val="clear" w:color="auto" w:fill="F7FCFC"/>
+          </w:tcPr>
+          <w:p>
+            <w:pPr>
+              <w:jc w:val="left"/>
+            </w:pPr>
+            <w:r>
+              <w:rPr>
+                <w:b w:val="0"/>
+                <w:i w:val="0"/>
+                <w:sz w:val="18"/>
+              </w:rPr>
+              <w:t>Click Choose File → select loan_audit_report.docx</w:t>
+            </w:r>
+          </w:p>
+        </w:tc>
+      </w:tr>
+    </w:tbl>
+    <w:tbl>
+      <w:tblPr>
+        <w:tblW w:type="auto" w:w="0"/>
+        <w:tblLook w:firstColumn="1" w:firstRow="1" w:lastColumn="0" w:lastRow="0" w:noHBand="0" w:noVBand="1" w:val="04A0"/>
+      </w:tblPr>
+      <w:tblGrid>
+        <w:gridCol w:w="9746"/>
+      </w:tblGrid>
+      <w:tr>
+        <w:tc>
+          <w:tcPr>
+            <w:tcW w:type="dxa" w:w="9746"/>
+            <w:shd w:val="clear" w:color="auto" w:fill="F0FAFA"/>
+            <w:tcBorders>
+              <w:left w:val="single" w:sz="12" w:space="0" w:color="036868"/>
+            </w:tcBorders>
+          </w:tcPr>
+          <w:p>
+            <w:r>
+              <w:rPr>
+                <w:b w:val="0"/>
+                <w:i/>
+                <w:color w:val="024F4F"/>
+                <w:sz w:val="18"/>
+              </w:rPr>
+              <w:t>Say:  "Process Mining compared the SOP to your operational data. Audit Check compares the SOP to an audit document — a different question, answered by Claude reading prose."</w:t>
+            </w:r>
+          </w:p>
+        </w:tc>
+      </w:tr>
+    </w:tbl>
+    <w:tbl>
+      <w:tblPr>
+        <w:tblStyle w:val="TableGrid"/>
+        <w:tblW w:type="auto" w:w="0"/>
+        <w:tblLook w:firstColumn="1" w:firstRow="1" w:lastColumn="0" w:lastRow="0" w:noHBand="0" w:noVBand="1" w:val="04A0"/>
+      </w:tblPr>
+      <w:tblGrid>
+        <w:gridCol w:w="4873"/>
+        <w:gridCol w:w="4873"/>
+      </w:tblGrid>
+      <w:tr>
+        <w:tc>
+          <w:tcPr>
+            <w:tcW w:type="dxa" w:w="504"/>
+            <w:shd w:val="clear" w:color="auto" w:fill="E6F4F4"/>
+          </w:tcPr>
+          <w:p>
+            <w:pPr>
+              <w:jc w:val="center"/>
+            </w:pPr>
+            <w:r>
+              <w:rPr>
+                <w:b/>
+                <w:i w:val="0"/>
+                <w:color w:val="036868"/>
+                <w:sz w:val="18"/>
+              </w:rPr>
+              <w:t>3</w:t>
+            </w:r>
+          </w:p>
+        </w:tc>
+        <w:tc>
+          <w:tcPr>
+            <w:tcW w:type="dxa" w:w="8856"/>
+            <w:shd w:val="clear" w:color="auto" w:fill="F7FCFC"/>
+          </w:tcPr>
+          <w:p>
+            <w:pPr>
+              <w:jc w:val="left"/>
+            </w:pPr>
+            <w:r>
+              <w:rPr>
+                <w:b w:val="0"/>
+                <w:i w:val="0"/>
+                <w:sz w:val="18"/>
+              </w:rPr>
+              <w:t>Click Run Audit Check →</w:t>
+            </w:r>
+          </w:p>
+        </w:tc>
+      </w:tr>
+    </w:tbl>
+    <w:tbl>
+      <w:tblPr>
+        <w:tblStyle w:val="TableGrid"/>
+        <w:tblW w:type="auto" w:w="0"/>
+        <w:tblLook w:firstColumn="1" w:firstRow="1" w:lastColumn="0" w:lastRow="0" w:noHBand="0" w:noVBand="1" w:val="04A0"/>
+      </w:tblPr>
+      <w:tblGrid>
+        <w:gridCol w:w="4873"/>
+        <w:gridCol w:w="4873"/>
+      </w:tblGrid>
+      <w:tr>
+        <w:tc>
+          <w:tcPr>
+            <w:tcW w:type="dxa" w:w="504"/>
+            <w:shd w:val="clear" w:color="auto" w:fill="E6F4F4"/>
+          </w:tcPr>
+          <w:p>
+            <w:pPr>
+              <w:jc w:val="center"/>
+            </w:pPr>
+            <w:r>
+              <w:rPr>
+                <w:b/>
+                <w:i w:val="0"/>
+                <w:color w:val="036868"/>
+                <w:sz w:val="18"/>
+              </w:rPr>
+              <w:t>4</w:t>
+            </w:r>
+          </w:p>
+        </w:tc>
+        <w:tc>
+          <w:tcPr>
+            <w:tcW w:type="dxa" w:w="8856"/>
+            <w:shd w:val="clear" w:color="auto" w:fill="F7FCFC"/>
+          </w:tcPr>
+          <w:p>
+            <w:pPr>
+              <w:jc w:val="left"/>
+            </w:pPr>
+            <w:r>
+              <w:rPr>
+                <w:b w:val="0"/>
+                <w:i w:val="0"/>
+                <w:sz w:val="18"/>
+              </w:rPr>
+              <w:t>Wait ~30–40s (Sonnet — second AI moment, narrate while loading)</w:t>
+            </w:r>
+          </w:p>
+        </w:tc>
+      </w:tr>
+    </w:tbl>
+    <w:tbl>
+      <w:tblPr>
+        <w:tblStyle w:val="TableGrid"/>
+        <w:tblW w:type="auto" w:w="0"/>
+        <w:tblLook w:firstColumn="1" w:firstRow="1" w:lastColumn="0" w:lastRow="0" w:noHBand="0" w:noVBand="1" w:val="04A0"/>
+      </w:tblPr>
+      <w:tblGrid>
+        <w:gridCol w:w="4873"/>
+        <w:gridCol w:w="4873"/>
+      </w:tblGrid>
+      <w:tr>
+        <w:tc>
+          <w:tcPr>
+            <w:tcW w:type="dxa" w:w="504"/>
+            <w:shd w:val="clear" w:color="auto" w:fill="E6F4F4"/>
+          </w:tcPr>
+          <w:p>
+            <w:pPr>
+              <w:jc w:val="center"/>
+            </w:pPr>
+            <w:r>
+              <w:rPr>
+                <w:b/>
+                <w:i w:val="0"/>
+                <w:color w:val="036868"/>
+                <w:sz w:val="18"/>
+              </w:rPr>
+              <w:t>5</w:t>
+            </w:r>
+          </w:p>
+        </w:tc>
+        <w:tc>
+          <w:tcPr>
+            <w:tcW w:type="dxa" w:w="8856"/>
+            <w:shd w:val="clear" w:color="auto" w:fill="F7FCFC"/>
+          </w:tcPr>
+          <w:p>
+            <w:pPr>
+              <w:jc w:val="left"/>
+            </w:pPr>
+            <w:r>
+              <w:rPr>
+                <w:b w:val="0"/>
+                <w:i w:val="0"/>
+                <w:sz w:val="18"/>
+              </w:rPr>
+              <w:t>Point to the audit match score (~30%); click a red deviated card → click View in Graph</w:t>
+            </w:r>
+          </w:p>
+        </w:tc>
+      </w:tr>
+    </w:tbl>
+    <w:tbl>
+      <w:tblPr>
+        <w:tblW w:type="auto" w:w="0"/>
+        <w:tblLook w:firstColumn="1" w:firstRow="1" w:lastColumn="0" w:lastRow="0" w:noHBand="0" w:noVBand="1" w:val="04A0"/>
+      </w:tblPr>
+      <w:tblGrid>
+        <w:gridCol w:w="9746"/>
+      </w:tblGrid>
+      <w:tr>
+        <w:tc>
+          <w:tcPr>
+            <w:tcW w:type="dxa" w:w="9746"/>
+            <w:shd w:val="clear" w:color="auto" w:fill="F0FAFA"/>
+            <w:tcBorders>
+              <w:left w:val="single" w:sz="12" w:space="0" w:color="036868"/>
+            </w:tcBorders>
+          </w:tcPr>
+          <w:p>
+            <w:r>
+              <w:rPr>
+                <w:b w:val="0"/>
+                <w:i/>
+                <w:color w:val="024F4F"/>
+                <w:sz w:val="18"/>
+              </w:rPr>
+              <w:t>Say:  "This is a Q3 2024 audit report from the same bank. Claude is reading every node in the SOP graph and asking: did the audit confirm this happened? deviate? not mention it?"</w:t>
+            </w:r>
+          </w:p>
+        </w:tc>
+      </w:tr>
+    </w:tbl>
+    <w:tbl>
+      <w:tblPr>
+        <w:tblStyle w:val="TableGrid"/>
+        <w:tblW w:type="auto" w:w="0"/>
+        <w:tblLook w:firstColumn="1" w:firstRow="1" w:lastColumn="0" w:lastRow="0" w:noHBand="0" w:noVBand="1" w:val="04A0"/>
+      </w:tblPr>
+      <w:tblGrid>
+        <w:gridCol w:w="4873"/>
+        <w:gridCol w:w="4873"/>
+      </w:tblGrid>
+      <w:tr>
+        <w:tc>
+          <w:tcPr>
+            <w:tcW w:type="dxa" w:w="504"/>
+            <w:shd w:val="clear" w:color="auto" w:fill="E6F4F4"/>
+          </w:tcPr>
+          <w:p>
+            <w:pPr>
+              <w:jc w:val="center"/>
+            </w:pPr>
+            <w:r>
+              <w:rPr>
+                <w:b/>
+                <w:i w:val="0"/>
+                <w:color w:val="036868"/>
+                <w:sz w:val="18"/>
+              </w:rPr>
+              <w:t>6</w:t>
+            </w:r>
+          </w:p>
+        </w:tc>
+        <w:tc>
+          <w:tcPr>
+            <w:tcW w:type="dxa" w:w="8856"/>
+            <w:shd w:val="clear" w:color="auto" w:fill="F7FCFC"/>
+          </w:tcPr>
+          <w:p>
+            <w:pPr>
+              <w:jc w:val="left"/>
+            </w:pPr>
+            <w:r>
+              <w:rPr>
+                <w:b w:val="0"/>
+                <w:i w:val="0"/>
+                <w:sz w:val="18"/>
+              </w:rPr>
+              <w:t>Toggle All / Deviated / Confirmed overlays</w:t>
+            </w:r>
+          </w:p>
+        </w:tc>
+      </w:tr>
+    </w:tbl>
+    <w:tbl>
+      <w:tblPr>
+        <w:tblW w:type="auto" w:w="0"/>
+        <w:tblLook w:firstColumn="1" w:firstRow="1" w:lastColumn="0" w:lastRow="0" w:noHBand="0" w:noVBand="1" w:val="04A0"/>
+      </w:tblPr>
+      <w:tblGrid>
+        <w:gridCol w:w="9746"/>
+      </w:tblGrid>
+      <w:tr>
+        <w:tc>
+          <w:tcPr>
+            <w:tcW w:type="dxa" w:w="9746"/>
+            <w:shd w:val="clear" w:color="auto" w:fill="F0FAFA"/>
+            <w:tcBorders>
+              <w:left w:val="single" w:sz="12" w:space="0" w:color="036868"/>
+            </w:tcBorders>
+          </w:tcPr>
+          <w:p>
+            <w:r>
+              <w:rPr>
+                <w:b w:val="0"/>
+                <w:i/>
+                <w:color w:val="024F4F"/>
+                <w:sz w:val="18"/>
+              </w:rPr>
+              <w:t>Say:  "30% audit match. Three nodes confirmed, six deviated, one no-evidence. The audit found that AML screening was performed AFTER credit pull — a critical sequencing breach the SOP forbids."</w:t>
+            </w:r>
+          </w:p>
+        </w:tc>
+      </w:tr>
+    </w:tbl>
+    <w:p/>
+    <w:tbl>
+      <w:tblPr>
+        <w:tblW w:type="auto" w:w="0"/>
+        <w:tblLook w:firstColumn="1" w:firstRow="1" w:lastColumn="0" w:lastRow="0" w:noHBand="0" w:noVBand="1" w:val="04A0"/>
+      </w:tblPr>
+      <w:tblGrid>
+        <w:gridCol w:w="4873"/>
+        <w:gridCol w:w="4873"/>
+      </w:tblGrid>
+      <w:tr>
+        <w:tc>
+          <w:tcPr>
+            <w:tcW w:type="dxa" w:w="6480"/>
+            <w:shd w:val="clear" w:color="auto" w:fill="036868"/>
+          </w:tcPr>
+          <w:p>
+            <w:r>
+              <w:rPr>
+                <w:b/>
+                <w:i w:val="0"/>
+                <w:color w:val="FFFFFF"/>
+                <w:sz w:val="20"/>
+              </w:rPr>
+              <w:t xml:space="preserve">Step 6  </w:t>
+            </w:r>
+            <w:r>
+              <w:rPr>
+                <w:b w:val="0"/>
+                <w:i w:val="0"/>
+                <w:color w:val="A7D4D4"/>
+                <w:sz w:val="20"/>
+              </w:rPr>
+              <w:t>Object Model</w:t>
             </w:r>
           </w:p>
         </w:tc>
@@ -2001,7 +2773,7 @@
                 <w:i w:val="0"/>
                 <w:sz w:val="18"/>
               </w:rPr>
-              <w:t>Still in Gap Analysis — click Generate Blueprint</w:t>
+              <w:t>Click Object Model nav (full-screen, Entity Diagram tab default)</w:t>
             </w:r>
           </w:p>
         </w:tc>
@@ -2053,7 +2825,7 @@
                 <w:i w:val="0"/>
                 <w:sz w:val="18"/>
               </w:rPr>
-              <w:t>Wait ~7 seconds (Haiku model)</w:t>
+              <w:t>Wait while it loads (Sonnet, ~30s)</w:t>
             </w:r>
           </w:p>
         </w:tc>
@@ -2084,7 +2856,7 @@
                 <w:color w:val="024F4F"/>
                 <w:sz w:val="18"/>
               </w:rPr>
-              <w:t>Say:  "The Blueprint turns the gap analysis into an actionable improvement plan. This is the output you'd hand to a process owner or a consulting team."</w:t>
+              <w:t>Say:  "The Object Model is the bridge from understanding to building. The same knowledge graph, expressed as a BRD-compliant entity model — Pydantic, JSON Schema, ERD. This is what the Application Language Model consumes upstream."</w:t>
             </w:r>
           </w:p>
         </w:tc>
@@ -2136,7 +2908,59 @@
                 <w:i w:val="0"/>
                 <w:sz w:val="18"/>
               </w:rPr>
-              <w:t>Read out one of the next steps</w:t>
+              <w:t>Point to the diagram — entities laid out by FK depth (customer → loan_application → credit_assessment / sanction)</w:t>
+            </w:r>
+          </w:p>
+        </w:tc>
+      </w:tr>
+    </w:tbl>
+    <w:tbl>
+      <w:tblPr>
+        <w:tblStyle w:val="TableGrid"/>
+        <w:tblW w:type="auto" w:w="0"/>
+        <w:tblLook w:firstColumn="1" w:firstRow="1" w:lastColumn="0" w:lastRow="0" w:noHBand="0" w:noVBand="1" w:val="04A0"/>
+      </w:tblPr>
+      <w:tblGrid>
+        <w:gridCol w:w="4873"/>
+        <w:gridCol w:w="4873"/>
+      </w:tblGrid>
+      <w:tr>
+        <w:tc>
+          <w:tcPr>
+            <w:tcW w:type="dxa" w:w="504"/>
+            <w:shd w:val="clear" w:color="auto" w:fill="E6F4F4"/>
+          </w:tcPr>
+          <w:p>
+            <w:pPr>
+              <w:jc w:val="center"/>
+            </w:pPr>
+            <w:r>
+              <w:rPr>
+                <w:b/>
+                <w:i w:val="0"/>
+                <w:color w:val="036868"/>
+                <w:sz w:val="18"/>
+              </w:rPr>
+              <w:t>4</w:t>
+            </w:r>
+          </w:p>
+        </w:tc>
+        <w:tc>
+          <w:tcPr>
+            <w:tcW w:type="dxa" w:w="8856"/>
+            <w:shd w:val="clear" w:color="auto" w:fill="F7FCFC"/>
+          </w:tcPr>
+          <w:p>
+            <w:pPr>
+              <w:jc w:val="left"/>
+            </w:pPr>
+            <w:r>
+              <w:rPr>
+                <w:b w:val="0"/>
+                <w:i w:val="0"/>
+                <w:sz w:val="18"/>
+              </w:rPr>
+              <w:t>Click Pydantic / JSON Schema buttons in the topbar to jump tabs</w:t>
             </w:r>
           </w:p>
         </w:tc>
@@ -2167,7 +2991,59 @@
                 <w:color w:val="024F4F"/>
                 <w:sz w:val="18"/>
               </w:rPr>
-              <w:t>Say:  "It even recommends which documents to upload next to fill the gaps — feeding the Knowledge Fabric."</w:t>
+              <w:t>Say:  "Layered by foreign-key depth. Brand-teal arrows are relationships. Click Pydantic or JSON Schema for the generated code."</w:t>
+            </w:r>
+          </w:p>
+        </w:tc>
+      </w:tr>
+    </w:tbl>
+    <w:tbl>
+      <w:tblPr>
+        <w:tblStyle w:val="TableGrid"/>
+        <w:tblW w:type="auto" w:w="0"/>
+        <w:tblLook w:firstColumn="1" w:firstRow="1" w:lastColumn="0" w:lastRow="0" w:noHBand="0" w:noVBand="1" w:val="04A0"/>
+      </w:tblPr>
+      <w:tblGrid>
+        <w:gridCol w:w="4873"/>
+        <w:gridCol w:w="4873"/>
+      </w:tblGrid>
+      <w:tr>
+        <w:tc>
+          <w:tcPr>
+            <w:tcW w:type="dxa" w:w="504"/>
+            <w:shd w:val="clear" w:color="auto" w:fill="E6F4F4"/>
+          </w:tcPr>
+          <w:p>
+            <w:pPr>
+              <w:jc w:val="center"/>
+            </w:pPr>
+            <w:r>
+              <w:rPr>
+                <w:b/>
+                <w:i w:val="0"/>
+                <w:color w:val="036868"/>
+                <w:sz w:val="18"/>
+              </w:rPr>
+              <w:t>5</w:t>
+            </w:r>
+          </w:p>
+        </w:tc>
+        <w:tc>
+          <w:tcPr>
+            <w:tcW w:type="dxa" w:w="8856"/>
+            <w:shd w:val="clear" w:color="auto" w:fill="F7FCFC"/>
+          </w:tcPr>
+          <w:p>
+            <w:pPr>
+              <w:jc w:val="left"/>
+            </w:pPr>
+            <w:r>
+              <w:rPr>
+                <w:b w:val="0"/>
+                <w:i w:val="0"/>
+                <w:sz w:val="18"/>
+              </w:rPr>
+              <w:t>Click Regenerate → re-runs Sonnet (cache busted)</w:t>
             </w:r>
           </w:p>
         </w:tc>
@@ -2197,7 +3073,7 @@
                 <w:color w:val="FFFFFF"/>
                 <w:sz w:val="20"/>
               </w:rPr>
-              <w:t xml:space="preserve">Step 6  </w:t>
+              <w:t xml:space="preserve">Step 7  </w:t>
             </w:r>
             <w:r>
               <w:rPr>
@@ -2206,7 +3082,7 @@
                 <w:color w:val="A7D4D4"/>
                 <w:sz w:val="20"/>
               </w:rPr>
-              <w:t>Pulse Recommendations</w:t>
+              <w:t>Dashboard — bird's-eye view</w:t>
             </w:r>
           </w:p>
         </w:tc>
@@ -2278,7 +3154,7 @@
                 <w:i w:val="0"/>
                 <w:sz w:val="18"/>
               </w:rPr>
-              <w:t>Click the bell icon in the top-right header</w:t>
+              <w:t>Click Dashboard nav (full-screen)</w:t>
             </w:r>
           </w:p>
         </w:tc>
@@ -2330,7 +3206,7 @@
                 <w:i w:val="0"/>
                 <w:sz w:val="18"/>
               </w:rPr>
-              <w:t>Drawer slides in — NOW / THIS_WEEK / BACKLOG items shown</w:t>
+              <w:t>Walk through: health score, four KPI tiles (Coverage / SLA / Conformance / Bottleneck), Top Hotspots, Top Deviating Cases</w:t>
             </w:r>
           </w:p>
         </w:tc>
@@ -2361,7 +3237,7 @@
                 <w:color w:val="024F4F"/>
                 <w:sz w:val="18"/>
               </w:rPr>
-              <w:t>Say:  "Pulse is how the Discovery Engine surfaces what needs attention — prioritised by urgency. NOW means act today. It's not a report, it's a recommended action queue."</w:t>
+              <w:t>Say:  "This is the operational health of the discovery, in one view. Health score, four KPI tiles, top hotspots from Process Mining, top deviating cases by name, graph composition, live ops, completeness checklist."</w:t>
             </w:r>
           </w:p>
         </w:tc>
@@ -2413,7 +3289,7 @@
                 <w:i w:val="0"/>
                 <w:sz w:val="18"/>
               </w:rPr>
-              <w:t>Click View in Graph on a critical item</w:t>
+              <w:t>Graph composition bar, Live Operational Data section, Setup-progress checklist</w:t>
             </w:r>
           </w:p>
         </w:tc>
@@ -2421,30 +3297,51 @@
     </w:tbl>
     <w:tbl>
       <w:tblPr>
+        <w:tblStyle w:val="TableGrid"/>
         <w:tblW w:type="auto" w:w="0"/>
         <w:tblLook w:firstColumn="1" w:firstRow="1" w:lastColumn="0" w:lastRow="0" w:noHBand="0" w:noVBand="1" w:val="04A0"/>
       </w:tblPr>
       <w:tblGrid>
-        <w:gridCol w:w="9746"/>
+        <w:gridCol w:w="4873"/>
+        <w:gridCol w:w="4873"/>
       </w:tblGrid>
       <w:tr>
         <w:tc>
           <w:tcPr>
-            <w:tcW w:type="dxa" w:w="9746"/>
-            <w:shd w:val="clear" w:color="auto" w:fill="F0FAFA"/>
-            <w:tcBorders>
-              <w:left w:val="single" w:sz="12" w:space="0" w:color="036868"/>
-            </w:tcBorders>
+            <w:tcW w:type="dxa" w:w="504"/>
+            <w:shd w:val="clear" w:color="auto" w:fill="E6F4F4"/>
           </w:tcPr>
           <w:p>
+            <w:pPr>
+              <w:jc w:val="center"/>
+            </w:pPr>
+            <w:r>
+              <w:rPr>
+                <w:b/>
+                <w:i w:val="0"/>
+                <w:color w:val="036868"/>
+                <w:sz w:val="18"/>
+              </w:rPr>
+              <w:t>4</w:t>
+            </w:r>
+          </w:p>
+        </w:tc>
+        <w:tc>
+          <w:tcPr>
+            <w:tcW w:type="dxa" w:w="8856"/>
+            <w:shd w:val="clear" w:color="auto" w:fill="F7FCFC"/>
+          </w:tcPr>
+          <w:p>
+            <w:pPr>
+              <w:jc w:val="left"/>
+            </w:pPr>
             <w:r>
               <w:rPr>
                 <w:b w:val="0"/>
-                <w:i/>
-                <w:color w:val="024F4F"/>
+                <w:i w:val="0"/>
                 <w:sz w:val="18"/>
               </w:rPr>
-              <w:t>Say:  "Clicking View in Graph jumps you directly to the affected nodes — so whoever is responsible can see exactly what's missing."</w:t>
+              <w:t>Click the Bottleneck KPI tile or any Top Hotspot row → drills through to source tab</w:t>
             </w:r>
           </w:p>
         </w:tc>
@@ -2474,7 +3371,7 @@
                 <w:color w:val="FFFFFF"/>
                 <w:sz w:val="20"/>
               </w:rPr>
-              <w:t xml:space="preserve">Step 7  </w:t>
+              <w:t xml:space="preserve">Step 8  </w:t>
             </w:r>
             <w:r>
               <w:rPr>
@@ -2483,7 +3380,7 @@
                 <w:color w:val="A7D4D4"/>
                 <w:sz w:val="20"/>
               </w:rPr>
-              <w:t>Natural Language Query (with live operational context)</w:t>
+              <w:t>Pulse Drawer</w:t>
             </w:r>
           </w:p>
         </w:tc>
@@ -2503,7 +3400,7 @@
                 <w:color w:val="A7D4D4"/>
                 <w:sz w:val="18"/>
               </w:rPr>
-              <w:t>≈ 1 min</w:t>
+              <w:t>≈ 45 sec</w:t>
             </w:r>
           </w:p>
         </w:tc>
@@ -2555,7 +3452,7 @@
                 <w:i w:val="0"/>
                 <w:sz w:val="18"/>
               </w:rPr>
-              <w:t>Click the search icon (NLQ tab) in sidebar</w:t>
+              <w:t>Click the bell icon at the bottom of the sidebar</w:t>
             </w:r>
           </w:p>
         </w:tc>
@@ -2607,7 +3504,38 @@
                 <w:i w:val="0"/>
                 <w:sz w:val="18"/>
               </w:rPr>
-              <w:t>Try a process question: 'Who is responsible for AML screening and what system do they use?'</w:t>
+              <w:t>Drawer slides in — filter tabs at the top (All / Critical / Warning / Info with counts)</w:t>
+            </w:r>
+          </w:p>
+        </w:tc>
+      </w:tr>
+    </w:tbl>
+    <w:tbl>
+      <w:tblPr>
+        <w:tblW w:type="auto" w:w="0"/>
+        <w:tblLook w:firstColumn="1" w:firstRow="1" w:lastColumn="0" w:lastRow="0" w:noHBand="0" w:noVBand="1" w:val="04A0"/>
+      </w:tblPr>
+      <w:tblGrid>
+        <w:gridCol w:w="9746"/>
+      </w:tblGrid>
+      <w:tr>
+        <w:tc>
+          <w:tcPr>
+            <w:tcW w:type="dxa" w:w="9746"/>
+            <w:shd w:val="clear" w:color="auto" w:fill="F0FAFA"/>
+            <w:tcBorders>
+              <w:left w:val="single" w:sz="12" w:space="0" w:color="036868"/>
+            </w:tcBorders>
+          </w:tcPr>
+          <w:p>
+            <w:r>
+              <w:rPr>
+                <w:b w:val="0"/>
+                <w:i/>
+                <w:color w:val="024F4F"/>
+                <w:sz w:val="18"/>
+              </w:rPr>
+              <w:t>Say:  "Pulse surfaces what needs attention now. Critical / Warning / Info filter at the top. Each card has the issue, source, and two actions — View in Graph or Dismiss."</w:t>
             </w:r>
           </w:p>
         </w:tc>
@@ -2659,38 +3587,7 @@
                 <w:i w:val="0"/>
                 <w:sz w:val="18"/>
               </w:rPr>
-              <w:t>Wait ~5 seconds (Haiku model)</w:t>
-            </w:r>
-          </w:p>
-        </w:tc>
-      </w:tr>
-    </w:tbl>
-    <w:tbl>
-      <w:tblPr>
-        <w:tblW w:type="auto" w:w="0"/>
-        <w:tblLook w:firstColumn="1" w:firstRow="1" w:lastColumn="0" w:lastRow="0" w:noHBand="0" w:noVBand="1" w:val="04A0"/>
-      </w:tblPr>
-      <w:tblGrid>
-        <w:gridCol w:w="9746"/>
-      </w:tblGrid>
-      <w:tr>
-        <w:tc>
-          <w:tcPr>
-            <w:tcW w:type="dxa" w:w="9746"/>
-            <w:shd w:val="clear" w:color="auto" w:fill="F0FAFA"/>
-            <w:tcBorders>
-              <w:left w:val="single" w:sz="12" w:space="0" w:color="036868"/>
-            </w:tcBorders>
-          </w:tcPr>
-          <w:p>
-            <w:r>
-              <w:rPr>
-                <w:b w:val="0"/>
-                <w:i/>
-                <w:color w:val="024F4F"/>
-                <w:sz w:val="18"/>
-              </w:rPr>
-              <w:t>Say:  "Plain-English questions about the organisation's processes — no SQL, no dashboard config."</w:t>
+              <w:t>Each card: severity pill, 'just now' timestamp, title, derived Source line, View in Graph + Dismiss buttons</w:t>
             </w:r>
           </w:p>
         </w:tc>
@@ -2742,1051 +3639,7 @@
                 <w:i w:val="0"/>
                 <w:sz w:val="18"/>
               </w:rPr>
-              <w:t>Then try a reality question: 'Which steps have the most SLA breaches and who is performing them?'</w:t>
-            </w:r>
-          </w:p>
-        </w:tc>
-      </w:tr>
-    </w:tbl>
-    <w:tbl>
-      <w:tblPr>
-        <w:tblStyle w:val="TableGrid"/>
-        <w:tblW w:type="auto" w:w="0"/>
-        <w:tblLook w:firstColumn="1" w:firstRow="1" w:lastColumn="0" w:lastRow="0" w:noHBand="0" w:noVBand="1" w:val="04A0"/>
-      </w:tblPr>
-      <w:tblGrid>
-        <w:gridCol w:w="4873"/>
-        <w:gridCol w:w="4873"/>
-      </w:tblGrid>
-      <w:tr>
-        <w:tc>
-          <w:tcPr>
-            <w:tcW w:type="dxa" w:w="504"/>
-            <w:shd w:val="clear" w:color="auto" w:fill="E6F4F4"/>
-          </w:tcPr>
-          <w:p>
-            <w:pPr>
-              <w:jc w:val="center"/>
-            </w:pPr>
-            <w:r>
-              <w:rPr>
-                <w:b/>
-                <w:i w:val="0"/>
-                <w:color w:val="036868"/>
-                <w:sz w:val="18"/>
-              </w:rPr>
-              <w:t>5</w:t>
-            </w:r>
-          </w:p>
-        </w:tc>
-        <w:tc>
-          <w:tcPr>
-            <w:tcW w:type="dxa" w:w="8856"/>
-            <w:shd w:val="clear" w:color="auto" w:fill="F7FCFC"/>
-          </w:tcPr>
-          <w:p>
-            <w:pPr>
-              <w:jc w:val="left"/>
-            </w:pPr>
-            <w:r>
-              <w:rPr>
-                <w:b w:val="0"/>
-                <w:i w:val="0"/>
-                <w:sz w:val="18"/>
-              </w:rPr>
-              <w:t>Point to the answer — it cites real numbers (e.g. KYC 15.4% breach, Underwriting 51.8h vs 48h SLA, role mismatches on Credit Check)</w:t>
-            </w:r>
-          </w:p>
-        </w:tc>
-      </w:tr>
-    </w:tbl>
-    <w:tbl>
-      <w:tblPr>
-        <w:tblW w:type="auto" w:w="0"/>
-        <w:tblLook w:firstColumn="1" w:firstRow="1" w:lastColumn="0" w:lastRow="0" w:noHBand="0" w:noVBand="1" w:val="04A0"/>
-      </w:tblPr>
-      <w:tblGrid>
-        <w:gridCol w:w="9746"/>
-      </w:tblGrid>
-      <w:tr>
-        <w:tc>
-          <w:tcPr>
-            <w:tcW w:type="dxa" w:w="9746"/>
-            <w:shd w:val="clear" w:color="auto" w:fill="F0FAFA"/>
-            <w:tcBorders>
-              <w:left w:val="single" w:sz="12" w:space="0" w:color="036868"/>
-            </w:tcBorders>
-          </w:tcPr>
-          <w:p>
-            <w:r>
-              <w:rPr>
-                <w:b w:val="0"/>
-                <w:i/>
-                <w:color w:val="024F4F"/>
-                <w:sz w:val="18"/>
-              </w:rPr>
-              <w:t>Say:  "The first question pulls from the SOP and graph. The second question is the trick — the engine doesn't just answer from documents, it grounds the response in live operational data from our SQLite store. So instead of saying 'KYC should be done by a Compliance Analyst', the answer can say 'KYC has a 15% breach rate across 13 applications and is sometimes done by a Loan Officer'."</w:t>
-            </w:r>
-          </w:p>
-        </w:tc>
-      </w:tr>
-    </w:tbl>
-    <w:tbl>
-      <w:tblPr>
-        <w:tblStyle w:val="TableGrid"/>
-        <w:tblW w:type="auto" w:w="0"/>
-        <w:tblLook w:firstColumn="1" w:firstRow="1" w:lastColumn="0" w:lastRow="0" w:noHBand="0" w:noVBand="1" w:val="04A0"/>
-      </w:tblPr>
-      <w:tblGrid>
-        <w:gridCol w:w="4873"/>
-        <w:gridCol w:w="4873"/>
-      </w:tblGrid>
-      <w:tr>
-        <w:tc>
-          <w:tcPr>
-            <w:tcW w:type="dxa" w:w="504"/>
-            <w:shd w:val="clear" w:color="auto" w:fill="E6F4F4"/>
-          </w:tcPr>
-          <w:p>
-            <w:pPr>
-              <w:jc w:val="center"/>
-            </w:pPr>
-            <w:r>
-              <w:rPr>
-                <w:b/>
-                <w:i w:val="0"/>
-                <w:color w:val="036868"/>
-                <w:sz w:val="18"/>
-              </w:rPr>
-              <w:t>6</w:t>
-            </w:r>
-          </w:p>
-        </w:tc>
-        <w:tc>
-          <w:tcPr>
-            <w:tcW w:type="dxa" w:w="8856"/>
-            <w:shd w:val="clear" w:color="auto" w:fill="F7FCFC"/>
-          </w:tcPr>
-          <w:p>
-            <w:pPr>
-              <w:jc w:val="left"/>
-            </w:pPr>
-            <w:r>
-              <w:rPr>
-                <w:b w:val="0"/>
-                <w:i w:val="0"/>
-                <w:sz w:val="18"/>
-              </w:rPr>
-              <w:t>Click one of the follow-up questions it suggests</w:t>
-            </w:r>
-          </w:p>
-        </w:tc>
-      </w:tr>
-    </w:tbl>
-    <w:tbl>
-      <w:tblPr>
-        <w:tblW w:type="auto" w:w="0"/>
-        <w:tblLook w:firstColumn="1" w:firstRow="1" w:lastColumn="0" w:lastRow="0" w:noHBand="0" w:noVBand="1" w:val="04A0"/>
-      </w:tblPr>
-      <w:tblGrid>
-        <w:gridCol w:w="9746"/>
-      </w:tblGrid>
-      <w:tr>
-        <w:tc>
-          <w:tcPr>
-            <w:tcW w:type="dxa" w:w="9746"/>
-            <w:shd w:val="clear" w:color="auto" w:fill="F0FAFA"/>
-            <w:tcBorders>
-              <w:left w:val="single" w:sz="12" w:space="0" w:color="036868"/>
-            </w:tcBorders>
-          </w:tcPr>
-          <w:p>
-            <w:r>
-              <w:rPr>
-                <w:b w:val="0"/>
-                <w:i/>
-                <w:color w:val="024F4F"/>
-                <w:sz w:val="18"/>
-              </w:rPr>
-              <w:t>Say:  "The answer references specific graph nodes AND specific operational facts — it's grounded, not hallucinated."</w:t>
-            </w:r>
-          </w:p>
-        </w:tc>
-      </w:tr>
-    </w:tbl>
-    <w:p/>
-    <w:tbl>
-      <w:tblPr>
-        <w:tblW w:type="auto" w:w="0"/>
-        <w:tblLook w:firstColumn="1" w:firstRow="1" w:lastColumn="0" w:lastRow="0" w:noHBand="0" w:noVBand="1" w:val="04A0"/>
-      </w:tblPr>
-      <w:tblGrid>
-        <w:gridCol w:w="4873"/>
-        <w:gridCol w:w="4873"/>
-      </w:tblGrid>
-      <w:tr>
-        <w:tc>
-          <w:tcPr>
-            <w:tcW w:type="dxa" w:w="6480"/>
-            <w:shd w:val="clear" w:color="auto" w:fill="036868"/>
-          </w:tcPr>
-          <w:p>
-            <w:r>
-              <w:rPr>
-                <w:b/>
-                <w:i w:val="0"/>
-                <w:color w:val="FFFFFF"/>
-                <w:sz w:val="20"/>
-              </w:rPr>
-              <w:t xml:space="preserve">Step 8  </w:t>
-            </w:r>
-            <w:r>
-              <w:rPr>
-                <w:b w:val="0"/>
-                <w:i w:val="0"/>
-                <w:color w:val="A7D4D4"/>
-                <w:sz w:val="20"/>
-              </w:rPr>
-              <w:t>Workflows — ROI, Automation Scoring, Process Variants, Actual vs SOP</w:t>
-            </w:r>
-          </w:p>
-        </w:tc>
-        <w:tc>
-          <w:tcPr>
-            <w:tcW w:type="dxa" w:w="2880"/>
-            <w:shd w:val="clear" w:color="auto" w:fill="036868"/>
-          </w:tcPr>
-          <w:p>
-            <w:pPr>
-              <w:jc w:val="right"/>
-            </w:pPr>
-            <w:r>
-              <w:rPr>
-                <w:b w:val="0"/>
-                <w:i w:val="0"/>
-                <w:color w:val="A7D4D4"/>
-                <w:sz w:val="18"/>
-              </w:rPr>
-              <w:t>≈ 4 min</w:t>
-            </w:r>
-          </w:p>
-        </w:tc>
-      </w:tr>
-    </w:tbl>
-    <w:tbl>
-      <w:tblPr>
-        <w:tblStyle w:val="TableGrid"/>
-        <w:tblW w:type="auto" w:w="0"/>
-        <w:tblLook w:firstColumn="1" w:firstRow="1" w:lastColumn="0" w:lastRow="0" w:noHBand="0" w:noVBand="1" w:val="04A0"/>
-      </w:tblPr>
-      <w:tblGrid>
-        <w:gridCol w:w="4873"/>
-        <w:gridCol w:w="4873"/>
-      </w:tblGrid>
-      <w:tr>
-        <w:tc>
-          <w:tcPr>
-            <w:tcW w:type="dxa" w:w="504"/>
-            <w:shd w:val="clear" w:color="auto" w:fill="E6F4F4"/>
-          </w:tcPr>
-          <w:p>
-            <w:pPr>
-              <w:jc w:val="center"/>
-            </w:pPr>
-            <w:r>
-              <w:rPr>
-                <w:b/>
-                <w:i w:val="0"/>
-                <w:color w:val="036868"/>
-                <w:sz w:val="18"/>
-              </w:rPr>
-              <w:t>1</w:t>
-            </w:r>
-          </w:p>
-        </w:tc>
-        <w:tc>
-          <w:tcPr>
-            <w:tcW w:type="dxa" w:w="8856"/>
-            <w:shd w:val="clear" w:color="auto" w:fill="F7FCFC"/>
-          </w:tcPr>
-          <w:p>
-            <w:pPr>
-              <w:jc w:val="left"/>
-            </w:pPr>
-            <w:r>
-              <w:rPr>
-                <w:b w:val="0"/>
-                <w:i w:val="0"/>
-                <w:sz w:val="18"/>
-              </w:rPr>
-              <w:t>Click Workflows nav → click Generate (Sonnet model, ~60–90s — narrate while loading)</w:t>
-            </w:r>
-          </w:p>
-        </w:tc>
-      </w:tr>
-    </w:tbl>
-    <w:tbl>
-      <w:tblPr>
-        <w:tblStyle w:val="TableGrid"/>
-        <w:tblW w:type="auto" w:w="0"/>
-        <w:tblLook w:firstColumn="1" w:firstRow="1" w:lastColumn="0" w:lastRow="0" w:noHBand="0" w:noVBand="1" w:val="04A0"/>
-      </w:tblPr>
-      <w:tblGrid>
-        <w:gridCol w:w="4873"/>
-        <w:gridCol w:w="4873"/>
-      </w:tblGrid>
-      <w:tr>
-        <w:tc>
-          <w:tcPr>
-            <w:tcW w:type="dxa" w:w="504"/>
-            <w:shd w:val="clear" w:color="auto" w:fill="E6F4F4"/>
-          </w:tcPr>
-          <w:p>
-            <w:pPr>
-              <w:jc w:val="center"/>
-            </w:pPr>
-            <w:r>
-              <w:rPr>
-                <w:b/>
-                <w:i w:val="0"/>
-                <w:color w:val="036868"/>
-                <w:sz w:val="18"/>
-              </w:rPr>
-              <w:t>2</w:t>
-            </w:r>
-          </w:p>
-        </w:tc>
-        <w:tc>
-          <w:tcPr>
-            <w:tcW w:type="dxa" w:w="8856"/>
-            <w:shd w:val="clear" w:color="auto" w:fill="F7FCFC"/>
-          </w:tcPr>
-          <w:p>
-            <w:pPr>
-              <w:jc w:val="left"/>
-            </w:pPr>
-            <w:r>
-              <w:rPr>
-                <w:b w:val="0"/>
-                <w:i w:val="0"/>
-                <w:sz w:val="18"/>
-              </w:rPr>
-              <w:t>When cards appear, expand one (e.g. AML &amp; Compliance Pre-Screening Automation)</w:t>
-            </w:r>
-          </w:p>
-        </w:tc>
-      </w:tr>
-    </w:tbl>
-    <w:tbl>
-      <w:tblPr>
-        <w:tblW w:type="auto" w:w="0"/>
-        <w:tblLook w:firstColumn="1" w:firstRow="1" w:lastColumn="0" w:lastRow="0" w:noHBand="0" w:noVBand="1" w:val="04A0"/>
-      </w:tblPr>
-      <w:tblGrid>
-        <w:gridCol w:w="9746"/>
-      </w:tblGrid>
-      <w:tr>
-        <w:tc>
-          <w:tcPr>
-            <w:tcW w:type="dxa" w:w="9746"/>
-            <w:shd w:val="clear" w:color="auto" w:fill="F0FAFA"/>
-            <w:tcBorders>
-              <w:left w:val="single" w:sz="12" w:space="0" w:color="036868"/>
-            </w:tcBorders>
-          </w:tcPr>
-          <w:p>
-            <w:r>
-              <w:rPr>
-                <w:b w:val="0"/>
-                <w:i/>
-                <w:color w:val="024F4F"/>
-                <w:sz w:val="18"/>
-              </w:rPr>
-              <w:t>Say:  "ONE Sonnet call returns four things at once for every workflow we propose: the AS-IS/TO-BE comparison, an annual ROI estimate, an automation score per step, and 2–4 process variants showing how the workflow actually executes across exception paths. Going from seven calls to one is what makes this tab usable."</w:t>
-            </w:r>
-          </w:p>
-        </w:tc>
-      </w:tr>
-    </w:tbl>
-    <w:tbl>
-      <w:tblPr>
-        <w:tblStyle w:val="TableGrid"/>
-        <w:tblW w:type="auto" w:w="0"/>
-        <w:tblLook w:firstColumn="1" w:firstRow="1" w:lastColumn="0" w:lastRow="0" w:noHBand="0" w:noVBand="1" w:val="04A0"/>
-      </w:tblPr>
-      <w:tblGrid>
-        <w:gridCol w:w="4873"/>
-        <w:gridCol w:w="4873"/>
-      </w:tblGrid>
-      <w:tr>
-        <w:tc>
-          <w:tcPr>
-            <w:tcW w:type="dxa" w:w="504"/>
-            <w:shd w:val="clear" w:color="auto" w:fill="E6F4F4"/>
-          </w:tcPr>
-          <w:p>
-            <w:pPr>
-              <w:jc w:val="center"/>
-            </w:pPr>
-            <w:r>
-              <w:rPr>
-                <w:b/>
-                <w:i w:val="0"/>
-                <w:color w:val="036868"/>
-                <w:sz w:val="18"/>
-              </w:rPr>
-              <w:t>3</w:t>
-            </w:r>
-          </w:p>
-        </w:tc>
-        <w:tc>
-          <w:tcPr>
-            <w:tcW w:type="dxa" w:w="8856"/>
-            <w:shd w:val="clear" w:color="auto" w:fill="F7FCFC"/>
-          </w:tcPr>
-          <w:p>
-            <w:pPr>
-              <w:jc w:val="left"/>
-            </w:pPr>
-            <w:r>
-              <w:rPr>
-                <w:b w:val="0"/>
-                <w:i w:val="0"/>
-                <w:sz w:val="18"/>
-              </w:rPr>
-              <w:t>Walk down a single card top-to-bottom:</w:t>
-            </w:r>
-          </w:p>
-        </w:tc>
-      </w:tr>
-    </w:tbl>
-    <w:tbl>
-      <w:tblPr>
-        <w:tblStyle w:val="TableGrid"/>
-        <w:tblW w:type="auto" w:w="0"/>
-        <w:tblLook w:firstColumn="1" w:firstRow="1" w:lastColumn="0" w:lastRow="0" w:noHBand="0" w:noVBand="1" w:val="04A0"/>
-      </w:tblPr>
-      <w:tblGrid>
-        <w:gridCol w:w="4873"/>
-        <w:gridCol w:w="4873"/>
-      </w:tblGrid>
-      <w:tr>
-        <w:tc>
-          <w:tcPr>
-            <w:tcW w:type="dxa" w:w="504"/>
-            <w:shd w:val="clear" w:color="auto" w:fill="E6F4F4"/>
-          </w:tcPr>
-          <w:p>
-            <w:pPr>
-              <w:jc w:val="center"/>
-            </w:pPr>
-            <w:r>
-              <w:rPr>
-                <w:b/>
-                <w:i w:val="0"/>
-                <w:color w:val="036868"/>
-                <w:sz w:val="18"/>
-              </w:rPr>
-              <w:t>4</w:t>
-            </w:r>
-          </w:p>
-        </w:tc>
-        <w:tc>
-          <w:tcPr>
-            <w:tcW w:type="dxa" w:w="8856"/>
-            <w:shd w:val="clear" w:color="auto" w:fill="F7FCFC"/>
-          </w:tcPr>
-          <w:p>
-            <w:pPr>
-              <w:jc w:val="left"/>
-            </w:pPr>
-            <w:r>
-              <w:rPr>
-                <w:b w:val="0"/>
-                <w:i w:val="0"/>
-                <w:sz w:val="18"/>
-              </w:rPr>
-              <w:t xml:space="preserve">  · AS-IS / TO-BE columns — point to a step's 'Actual' sub-block (avg duration / breach % / role mismatches from SQLite)</w:t>
-            </w:r>
-          </w:p>
-        </w:tc>
-      </w:tr>
-    </w:tbl>
-    <w:tbl>
-      <w:tblPr>
-        <w:tblStyle w:val="TableGrid"/>
-        <w:tblW w:type="auto" w:w="0"/>
-        <w:tblLook w:firstColumn="1" w:firstRow="1" w:lastColumn="0" w:lastRow="0" w:noHBand="0" w:noVBand="1" w:val="04A0"/>
-      </w:tblPr>
-      <w:tblGrid>
-        <w:gridCol w:w="4873"/>
-        <w:gridCol w:w="4873"/>
-      </w:tblGrid>
-      <w:tr>
-        <w:tc>
-          <w:tcPr>
-            <w:tcW w:type="dxa" w:w="504"/>
-            <w:shd w:val="clear" w:color="auto" w:fill="E6F4F4"/>
-          </w:tcPr>
-          <w:p>
-            <w:pPr>
-              <w:jc w:val="center"/>
-            </w:pPr>
-            <w:r>
-              <w:rPr>
-                <w:b/>
-                <w:i w:val="0"/>
-                <w:color w:val="036868"/>
-                <w:sz w:val="18"/>
-              </w:rPr>
-              <w:t>5</w:t>
-            </w:r>
-          </w:p>
-        </w:tc>
-        <w:tc>
-          <w:tcPr>
-            <w:tcW w:type="dxa" w:w="8856"/>
-            <w:shd w:val="clear" w:color="auto" w:fill="F7FCFC"/>
-          </w:tcPr>
-          <w:p>
-            <w:pPr>
-              <w:jc w:val="left"/>
-            </w:pPr>
-            <w:r>
-              <w:rPr>
-                <w:b w:val="0"/>
-                <w:i w:val="0"/>
-                <w:sz w:val="18"/>
-              </w:rPr>
-              <w:t xml:space="preserve">  · Estimated annual value (teal headline) — read out the number</w:t>
-            </w:r>
-          </w:p>
-        </w:tc>
-      </w:tr>
-    </w:tbl>
-    <w:tbl>
-      <w:tblPr>
-        <w:tblW w:type="auto" w:w="0"/>
-        <w:tblLook w:firstColumn="1" w:firstRow="1" w:lastColumn="0" w:lastRow="0" w:noHBand="0" w:noVBand="1" w:val="04A0"/>
-      </w:tblPr>
-      <w:tblGrid>
-        <w:gridCol w:w="9746"/>
-      </w:tblGrid>
-      <w:tr>
-        <w:tc>
-          <w:tcPr>
-            <w:tcW w:type="dxa" w:w="9746"/>
-            <w:shd w:val="clear" w:color="auto" w:fill="F0FAFA"/>
-            <w:tcBorders>
-              <w:left w:val="single" w:sz="12" w:space="0" w:color="036868"/>
-            </w:tcBorders>
-          </w:tcPr>
-          <w:p>
-            <w:r>
-              <w:rPr>
-                <w:b w:val="0"/>
-                <w:i/>
-                <w:color w:val="024F4F"/>
-                <w:sz w:val="18"/>
-              </w:rPr>
-              <w:t>Say:  "The 'Actual' sub-block on each AS-IS step is overlaid from our SQLite operational data. What the SOP says SHOULD happen, vs what's actually happening across recent applications. If a step has a 15% breach rate, you see it RIGHT THERE in the workflow card — you don't have to switch screens."</w:t>
-            </w:r>
-          </w:p>
-        </w:tc>
-      </w:tr>
-    </w:tbl>
-    <w:tbl>
-      <w:tblPr>
-        <w:tblStyle w:val="TableGrid"/>
-        <w:tblW w:type="auto" w:w="0"/>
-        <w:tblLook w:firstColumn="1" w:firstRow="1" w:lastColumn="0" w:lastRow="0" w:noHBand="0" w:noVBand="1" w:val="04A0"/>
-      </w:tblPr>
-      <w:tblGrid>
-        <w:gridCol w:w="4873"/>
-        <w:gridCol w:w="4873"/>
-      </w:tblGrid>
-      <w:tr>
-        <w:tc>
-          <w:tcPr>
-            <w:tcW w:type="dxa" w:w="504"/>
-            <w:shd w:val="clear" w:color="auto" w:fill="E6F4F4"/>
-          </w:tcPr>
-          <w:p>
-            <w:pPr>
-              <w:jc w:val="center"/>
-            </w:pPr>
-            <w:r>
-              <w:rPr>
-                <w:b/>
-                <w:i w:val="0"/>
-                <w:color w:val="036868"/>
-                <w:sz w:val="18"/>
-              </w:rPr>
-              <w:t>6</w:t>
-            </w:r>
-          </w:p>
-        </w:tc>
-        <w:tc>
-          <w:tcPr>
-            <w:tcW w:type="dxa" w:w="8856"/>
-            <w:shd w:val="clear" w:color="auto" w:fill="F7FCFC"/>
-          </w:tcPr>
-          <w:p>
-            <w:pPr>
-              <w:jc w:val="left"/>
-            </w:pPr>
-            <w:r>
-              <w:rPr>
-                <w:b w:val="0"/>
-                <w:i w:val="0"/>
-                <w:sz w:val="18"/>
-              </w:rPr>
-              <w:t xml:space="preserve">  · Click 'Assumptions used' → show 4–7 banking-grade assumptions (loaded staff cost, NIM, FTE hours)</w:t>
-            </w:r>
-          </w:p>
-        </w:tc>
-      </w:tr>
-    </w:tbl>
-    <w:tbl>
-      <w:tblPr>
-        <w:tblW w:type="auto" w:w="0"/>
-        <w:tblLook w:firstColumn="1" w:firstRow="1" w:lastColumn="0" w:lastRow="0" w:noHBand="0" w:noVBand="1" w:val="04A0"/>
-      </w:tblPr>
-      <w:tblGrid>
-        <w:gridCol w:w="9746"/>
-      </w:tblGrid>
-      <w:tr>
-        <w:tc>
-          <w:tcPr>
-            <w:tcW w:type="dxa" w:w="9746"/>
-            <w:shd w:val="clear" w:color="auto" w:fill="F0FAFA"/>
-            <w:tcBorders>
-              <w:left w:val="single" w:sz="12" w:space="0" w:color="036868"/>
-            </w:tcBorders>
-          </w:tcPr>
-          <w:p>
-            <w:r>
-              <w:rPr>
-                <w:b w:val="0"/>
-                <w:i/>
-                <w:color w:val="024F4F"/>
-                <w:sz w:val="18"/>
-              </w:rPr>
-              <w:t>Say:  "ROI: an annual dollar figure with 4–7 banking-industry assumptions you can defend in a steering committee. Loaded staff cost, NIM, FTE hours, transaction volume — all stated explicitly. No black-box 'Claude said it's $2M.'"</w:t>
-            </w:r>
-          </w:p>
-        </w:tc>
-      </w:tr>
-    </w:tbl>
-    <w:tbl>
-      <w:tblPr>
-        <w:tblStyle w:val="TableGrid"/>
-        <w:tblW w:type="auto" w:w="0"/>
-        <w:tblLook w:firstColumn="1" w:firstRow="1" w:lastColumn="0" w:lastRow="0" w:noHBand="0" w:noVBand="1" w:val="04A0"/>
-      </w:tblPr>
-      <w:tblGrid>
-        <w:gridCol w:w="4873"/>
-        <w:gridCol w:w="4873"/>
-      </w:tblGrid>
-      <w:tr>
-        <w:tc>
-          <w:tcPr>
-            <w:tcW w:type="dxa" w:w="504"/>
-            <w:shd w:val="clear" w:color="auto" w:fill="E6F4F4"/>
-          </w:tcPr>
-          <w:p>
-            <w:pPr>
-              <w:jc w:val="center"/>
-            </w:pPr>
-            <w:r>
-              <w:rPr>
-                <w:b/>
-                <w:i w:val="0"/>
-                <w:color w:val="036868"/>
-                <w:sz w:val="18"/>
-              </w:rPr>
-              <w:t>7</w:t>
-            </w:r>
-          </w:p>
-        </w:tc>
-        <w:tc>
-          <w:tcPr>
-            <w:tcW w:type="dxa" w:w="8856"/>
-            <w:shd w:val="clear" w:color="auto" w:fill="F7FCFC"/>
-          </w:tcPr>
-          <w:p>
-            <w:pPr>
-              <w:jc w:val="left"/>
-            </w:pPr>
-            <w:r>
-              <w:rPr>
-                <w:b w:val="0"/>
-                <w:i w:val="0"/>
-                <w:sz w:val="18"/>
-              </w:rPr>
-              <w:t xml:space="preserve">  · Benefits strip (4 boxes)</w:t>
-            </w:r>
-          </w:p>
-        </w:tc>
-      </w:tr>
-    </w:tbl>
-    <w:tbl>
-      <w:tblPr>
-        <w:tblStyle w:val="TableGrid"/>
-        <w:tblW w:type="auto" w:w="0"/>
-        <w:tblLook w:firstColumn="1" w:firstRow="1" w:lastColumn="0" w:lastRow="0" w:noHBand="0" w:noVBand="1" w:val="04A0"/>
-      </w:tblPr>
-      <w:tblGrid>
-        <w:gridCol w:w="4873"/>
-        <w:gridCol w:w="4873"/>
-      </w:tblGrid>
-      <w:tr>
-        <w:tc>
-          <w:tcPr>
-            <w:tcW w:type="dxa" w:w="504"/>
-            <w:shd w:val="clear" w:color="auto" w:fill="E6F4F4"/>
-          </w:tcPr>
-          <w:p>
-            <w:pPr>
-              <w:jc w:val="center"/>
-            </w:pPr>
-            <w:r>
-              <w:rPr>
-                <w:b/>
-                <w:i w:val="0"/>
-                <w:color w:val="036868"/>
-                <w:sz w:val="18"/>
-              </w:rPr>
-              <w:t>8</w:t>
-            </w:r>
-          </w:p>
-        </w:tc>
-        <w:tc>
-          <w:tcPr>
-            <w:tcW w:type="dxa" w:w="8856"/>
-            <w:shd w:val="clear" w:color="auto" w:fill="F7FCFC"/>
-          </w:tcPr>
-          <w:p>
-            <w:pPr>
-              <w:jc w:val="left"/>
-            </w:pPr>
-            <w:r>
-              <w:rPr>
-                <w:b w:val="0"/>
-                <w:i w:val="0"/>
-                <w:sz w:val="18"/>
-              </w:rPr>
-              <w:t xml:space="preserve">  · Automation Scoring table — point to the 0–10 colored bars and one row's suggested approach (Rule-based RPA / AI-assisted / Human required)</w:t>
-            </w:r>
-          </w:p>
-        </w:tc>
-      </w:tr>
-    </w:tbl>
-    <w:tbl>
-      <w:tblPr>
-        <w:tblStyle w:val="TableGrid"/>
-        <w:tblW w:type="auto" w:w="0"/>
-        <w:tblLook w:firstColumn="1" w:firstRow="1" w:lastColumn="0" w:lastRow="0" w:noHBand="0" w:noVBand="1" w:val="04A0"/>
-      </w:tblPr>
-      <w:tblGrid>
-        <w:gridCol w:w="4873"/>
-        <w:gridCol w:w="4873"/>
-      </w:tblGrid>
-      <w:tr>
-        <w:tc>
-          <w:tcPr>
-            <w:tcW w:type="dxa" w:w="504"/>
-            <w:shd w:val="clear" w:color="auto" w:fill="E6F4F4"/>
-          </w:tcPr>
-          <w:p>
-            <w:pPr>
-              <w:jc w:val="center"/>
-            </w:pPr>
-            <w:r>
-              <w:rPr>
-                <w:b/>
-                <w:i w:val="0"/>
-                <w:color w:val="036868"/>
-                <w:sz w:val="18"/>
-              </w:rPr>
-              <w:t>9</w:t>
-            </w:r>
-          </w:p>
-        </w:tc>
-        <w:tc>
-          <w:tcPr>
-            <w:tcW w:type="dxa" w:w="8856"/>
-            <w:shd w:val="clear" w:color="auto" w:fill="F7FCFC"/>
-          </w:tcPr>
-          <w:p>
-            <w:pPr>
-              <w:jc w:val="left"/>
-            </w:pPr>
-            <w:r>
-              <w:rPr>
-                <w:b w:val="0"/>
-                <w:i w:val="0"/>
-                <w:sz w:val="18"/>
-              </w:rPr>
-              <w:t xml:space="preserve">  · Process Variants — point to Variant A frequency, then a non-A variant card</w:t>
-            </w:r>
-          </w:p>
-        </w:tc>
-      </w:tr>
-    </w:tbl>
-    <w:tbl>
-      <w:tblPr>
-        <w:tblW w:type="auto" w:w="0"/>
-        <w:tblLook w:firstColumn="1" w:firstRow="1" w:lastColumn="0" w:lastRow="0" w:noHBand="0" w:noVBand="1" w:val="04A0"/>
-      </w:tblPr>
-      <w:tblGrid>
-        <w:gridCol w:w="9746"/>
-      </w:tblGrid>
-      <w:tr>
-        <w:tc>
-          <w:tcPr>
-            <w:tcW w:type="dxa" w:w="9746"/>
-            <w:shd w:val="clear" w:color="auto" w:fill="F0FAFA"/>
-            <w:tcBorders>
-              <w:left w:val="single" w:sz="12" w:space="0" w:color="036868"/>
-            </w:tcBorders>
-          </w:tcPr>
-          <w:p>
-            <w:r>
-              <w:rPr>
-                <w:b w:val="0"/>
-                <w:i/>
-                <w:color w:val="024F4F"/>
-                <w:sz w:val="18"/>
-              </w:rPr>
-              <w:t>Say:  "Automation scoring: 0–10 per step. Green is rule-based RPA, amber is AI-assisted, red is human-required. The 'Avg score' and '% automatable' summary tell you whether this whole workflow is even a candidate for automation."</w:t>
-            </w:r>
-          </w:p>
-        </w:tc>
-      </w:tr>
-    </w:tbl>
-    <w:tbl>
-      <w:tblPr>
-        <w:tblStyle w:val="TableGrid"/>
-        <w:tblW w:type="auto" w:w="0"/>
-        <w:tblLook w:firstColumn="1" w:firstRow="1" w:lastColumn="0" w:lastRow="0" w:noHBand="0" w:noVBand="1" w:val="04A0"/>
-      </w:tblPr>
-      <w:tblGrid>
-        <w:gridCol w:w="4873"/>
-        <w:gridCol w:w="4873"/>
-      </w:tblGrid>
-      <w:tr>
-        <w:tc>
-          <w:tcPr>
-            <w:tcW w:type="dxa" w:w="504"/>
-            <w:shd w:val="clear" w:color="auto" w:fill="E6F4F4"/>
-          </w:tcPr>
-          <w:p>
-            <w:pPr>
-              <w:jc w:val="center"/>
-            </w:pPr>
-            <w:r>
-              <w:rPr>
-                <w:b/>
-                <w:i w:val="0"/>
-                <w:color w:val="036868"/>
-                <w:sz w:val="18"/>
-              </w:rPr>
-              <w:t>10</w:t>
-            </w:r>
-          </w:p>
-        </w:tc>
-        <w:tc>
-          <w:tcPr>
-            <w:tcW w:type="dxa" w:w="8856"/>
-            <w:shd w:val="clear" w:color="auto" w:fill="F7FCFC"/>
-          </w:tcPr>
-          <w:p>
-            <w:pPr>
-              <w:jc w:val="left"/>
-            </w:pPr>
-            <w:r>
-              <w:rPr>
-                <w:b w:val="0"/>
-                <w:i w:val="0"/>
-                <w:sz w:val="18"/>
-              </w:rPr>
-              <w:t xml:space="preserve">  · Click any step chip in a variant → graph highlights that node</w:t>
-            </w:r>
-          </w:p>
-        </w:tc>
-      </w:tr>
-    </w:tbl>
-    <w:tbl>
-      <w:tblPr>
-        <w:tblW w:type="auto" w:w="0"/>
-        <w:tblLook w:firstColumn="1" w:firstRow="1" w:lastColumn="0" w:lastRow="0" w:noHBand="0" w:noVBand="1" w:val="04A0"/>
-      </w:tblPr>
-      <w:tblGrid>
-        <w:gridCol w:w="9746"/>
-      </w:tblGrid>
-      <w:tr>
-        <w:tc>
-          <w:tcPr>
-            <w:tcW w:type="dxa" w:w="9746"/>
-            <w:shd w:val="clear" w:color="auto" w:fill="F0FAFA"/>
-            <w:tcBorders>
-              <w:left w:val="single" w:sz="12" w:space="0" w:color="036868"/>
-            </w:tcBorders>
-          </w:tcPr>
-          <w:p>
-            <w:r>
-              <w:rPr>
-                <w:b w:val="0"/>
-                <w:i/>
-                <w:color w:val="024F4F"/>
-                <w:sz w:val="18"/>
-              </w:rPr>
-              <w:t>Say:  "Process Variants is what process mining gets you — the standard happy path is rarely 100% of cases. Variant A is the happy path, then 2–4 exception paths (AML flag, threshold breach, manual override). The frequencies sum to 100. When the divergence point matches a known SQLite step, the variant gets a 'Live data' badge — we cross-check the AI estimate against actual breach rates."</w:t>
-            </w:r>
-          </w:p>
-        </w:tc>
-      </w:tr>
-    </w:tbl>
-    <w:tbl>
-      <w:tblPr>
-        <w:tblStyle w:val="TableGrid"/>
-        <w:tblW w:type="auto" w:w="0"/>
-        <w:tblLook w:firstColumn="1" w:firstRow="1" w:lastColumn="0" w:lastRow="0" w:noHBand="0" w:noVBand="1" w:val="04A0"/>
-      </w:tblPr>
-      <w:tblGrid>
-        <w:gridCol w:w="4873"/>
-        <w:gridCol w:w="4873"/>
-      </w:tblGrid>
-      <w:tr>
-        <w:tc>
-          <w:tcPr>
-            <w:tcW w:type="dxa" w:w="504"/>
-            <w:shd w:val="clear" w:color="auto" w:fill="E6F4F4"/>
-          </w:tcPr>
-          <w:p>
-            <w:pPr>
-              <w:jc w:val="center"/>
-            </w:pPr>
-            <w:r>
-              <w:rPr>
-                <w:b/>
-                <w:i w:val="0"/>
-                <w:color w:val="036868"/>
-                <w:sz w:val="18"/>
-              </w:rPr>
-              <w:t>11</w:t>
-            </w:r>
-          </w:p>
-        </w:tc>
-        <w:tc>
-          <w:tcPr>
-            <w:tcW w:type="dxa" w:w="8856"/>
-            <w:shd w:val="clear" w:color="auto" w:fill="F7FCFC"/>
-          </w:tcPr>
-          <w:p>
-            <w:pPr>
-              <w:jc w:val="left"/>
-            </w:pPr>
-            <w:r>
-              <w:rPr>
-                <w:b w:val="0"/>
-                <w:i w:val="0"/>
-                <w:sz w:val="18"/>
-              </w:rPr>
-              <w:t xml:space="preserve">  · Click anywhere on the variant card → all variant nodes highlight + banner</w:t>
-            </w:r>
-          </w:p>
-        </w:tc>
-      </w:tr>
-    </w:tbl>
-    <w:tbl>
-      <w:tblPr>
-        <w:tblStyle w:val="TableGrid"/>
-        <w:tblW w:type="auto" w:w="0"/>
-        <w:tblLook w:firstColumn="1" w:firstRow="1" w:lastColumn="0" w:lastRow="0" w:noHBand="0" w:noVBand="1" w:val="04A0"/>
-      </w:tblPr>
-      <w:tblGrid>
-        <w:gridCol w:w="4873"/>
-        <w:gridCol w:w="4873"/>
-      </w:tblGrid>
-      <w:tr>
-        <w:tc>
-          <w:tcPr>
-            <w:tcW w:type="dxa" w:w="504"/>
-            <w:shd w:val="clear" w:color="auto" w:fill="E6F4F4"/>
-          </w:tcPr>
-          <w:p>
-            <w:pPr>
-              <w:jc w:val="center"/>
-            </w:pPr>
-            <w:r>
-              <w:rPr>
-                <w:b/>
-                <w:i w:val="0"/>
-                <w:color w:val="036868"/>
-                <w:sz w:val="18"/>
-              </w:rPr>
-              <w:t>12</w:t>
-            </w:r>
-          </w:p>
-        </w:tc>
-        <w:tc>
-          <w:tcPr>
-            <w:tcW w:type="dxa" w:w="8856"/>
-            <w:shd w:val="clear" w:color="auto" w:fill="F7FCFC"/>
-          </w:tcPr>
-          <w:p>
-            <w:pPr>
-              <w:jc w:val="left"/>
-            </w:pPr>
-            <w:r>
-              <w:rPr>
-                <w:b w:val="0"/>
-                <w:i w:val="0"/>
-                <w:sz w:val="18"/>
-              </w:rPr>
-              <w:t xml:space="preserve">  · Read out the Variant Summary card (standard path %, exception rate, biggest TAT driver)</w:t>
-            </w:r>
-          </w:p>
-        </w:tc>
-      </w:tr>
-    </w:tbl>
-    <w:tbl>
-      <w:tblPr>
-        <w:tblW w:type="auto" w:w="0"/>
-        <w:tblLook w:firstColumn="1" w:firstRow="1" w:lastColumn="0" w:lastRow="0" w:noHBand="0" w:noVBand="1" w:val="04A0"/>
-      </w:tblPr>
-      <w:tblGrid>
-        <w:gridCol w:w="9746"/>
-      </w:tblGrid>
-      <w:tr>
-        <w:tc>
-          <w:tcPr>
-            <w:tcW w:type="dxa" w:w="9746"/>
-            <w:shd w:val="clear" w:color="auto" w:fill="FFFBEB"/>
-            <w:tcBorders>
-              <w:left w:val="single" w:sz="12" w:space="0" w:color="D97706"/>
-            </w:tcBorders>
-          </w:tcPr>
-          <w:p>
-            <w:r>
-              <w:rPr>
-                <w:b/>
-                <w:i w:val="0"/>
-                <w:color w:val="D97706"/>
-                <w:sz w:val="17"/>
-              </w:rPr>
-              <w:t xml:space="preserve">Tips:  </w:t>
-            </w:r>
-            <w:r>
-              <w:rPr>
-                <w:b w:val="0"/>
-                <w:i w:val="0"/>
-                <w:color w:val="783500"/>
-                <w:sz w:val="17"/>
-              </w:rPr>
-              <w:t>Second click on the same upload returns workflows instantly (cached per document hash)  |  If you only have a few minutes, demo Workflows AFTER Dashboard — the customer arrives at this card already understanding the bigger picture</w:t>
+              <w:t>Click View in Graph on a critical item</w:t>
             </w:r>
           </w:p>
         </w:tc>
@@ -3817,1038 +3670,6 @@
                 <w:sz w:val="20"/>
               </w:rPr>
               <w:t xml:space="preserve">Step 9  </w:t>
-            </w:r>
-            <w:r>
-              <w:rPr>
-                <w:b w:val="0"/>
-                <w:i w:val="0"/>
-                <w:color w:val="A7D4D4"/>
-                <w:sz w:val="20"/>
-              </w:rPr>
-              <w:t>Conformance Checker (file upload OR live operational data)</w:t>
-            </w:r>
-          </w:p>
-        </w:tc>
-        <w:tc>
-          <w:tcPr>
-            <w:tcW w:type="dxa" w:w="2880"/>
-            <w:shd w:val="clear" w:color="auto" w:fill="036868"/>
-          </w:tcPr>
-          <w:p>
-            <w:pPr>
-              <w:jc w:val="right"/>
-            </w:pPr>
-            <w:r>
-              <w:rPr>
-                <w:b w:val="0"/>
-                <w:i w:val="0"/>
-                <w:color w:val="A7D4D4"/>
-                <w:sz w:val="18"/>
-              </w:rPr>
-              <w:t>≈ 3 min</w:t>
-            </w:r>
-          </w:p>
-        </w:tc>
-      </w:tr>
-    </w:tbl>
-    <w:tbl>
-      <w:tblPr>
-        <w:tblStyle w:val="TableGrid"/>
-        <w:tblW w:type="auto" w:w="0"/>
-        <w:tblLook w:firstColumn="1" w:firstRow="1" w:lastColumn="0" w:lastRow="0" w:noHBand="0" w:noVBand="1" w:val="04A0"/>
-      </w:tblPr>
-      <w:tblGrid>
-        <w:gridCol w:w="4873"/>
-        <w:gridCol w:w="4873"/>
-      </w:tblGrid>
-      <w:tr>
-        <w:tc>
-          <w:tcPr>
-            <w:tcW w:type="dxa" w:w="504"/>
-            <w:shd w:val="clear" w:color="auto" w:fill="E6F4F4"/>
-          </w:tcPr>
-          <w:p>
-            <w:pPr>
-              <w:jc w:val="center"/>
-            </w:pPr>
-            <w:r>
-              <w:rPr>
-                <w:b/>
-                <w:i w:val="0"/>
-                <w:color w:val="036868"/>
-                <w:sz w:val="18"/>
-              </w:rPr>
-              <w:t>1</w:t>
-            </w:r>
-          </w:p>
-        </w:tc>
-        <w:tc>
-          <w:tcPr>
-            <w:tcW w:type="dxa" w:w="8856"/>
-            <w:shd w:val="clear" w:color="auto" w:fill="F7FCFC"/>
-          </w:tcPr>
-          <w:p>
-            <w:pPr>
-              <w:jc w:val="left"/>
-            </w:pPr>
-            <w:r>
-              <w:rPr>
-                <w:b w:val="0"/>
-                <w:i w:val="0"/>
-                <w:sz w:val="18"/>
-              </w:rPr>
-              <w:t>Click the shield icon in sidebar (Conformance tab)</w:t>
-            </w:r>
-          </w:p>
-        </w:tc>
-      </w:tr>
-    </w:tbl>
-    <w:tbl>
-      <w:tblPr>
-        <w:tblW w:type="auto" w:w="0"/>
-        <w:tblLook w:firstColumn="1" w:firstRow="1" w:lastColumn="0" w:lastRow="0" w:noHBand="0" w:noVBand="1" w:val="04A0"/>
-      </w:tblPr>
-      <w:tblGrid>
-        <w:gridCol w:w="9746"/>
-      </w:tblGrid>
-      <w:tr>
-        <w:tc>
-          <w:tcPr>
-            <w:tcW w:type="dxa" w:w="9746"/>
-            <w:shd w:val="clear" w:color="auto" w:fill="F0FAFA"/>
-            <w:tcBorders>
-              <w:left w:val="single" w:sz="12" w:space="0" w:color="036868"/>
-            </w:tcBorders>
-          </w:tcPr>
-          <w:p>
-            <w:r>
-              <w:rPr>
-                <w:b w:val="0"/>
-                <w:i/>
-                <w:color w:val="024F4F"/>
-                <w:sz w:val="18"/>
-              </w:rPr>
-              <w:t>Say:  "Conformance is where the engine moves from understanding to auditing. We have the SOP as our source of truth. Now we ask: did reality match it?"</w:t>
-            </w:r>
-          </w:p>
-        </w:tc>
-      </w:tr>
-    </w:tbl>
-    <w:tbl>
-      <w:tblPr>
-        <w:tblStyle w:val="TableGrid"/>
-        <w:tblW w:type="auto" w:w="0"/>
-        <w:tblLook w:firstColumn="1" w:firstRow="1" w:lastColumn="0" w:lastRow="0" w:noHBand="0" w:noVBand="1" w:val="04A0"/>
-      </w:tblPr>
-      <w:tblGrid>
-        <w:gridCol w:w="4873"/>
-        <w:gridCol w:w="4873"/>
-      </w:tblGrid>
-      <w:tr>
-        <w:tc>
-          <w:tcPr>
-            <w:tcW w:type="dxa" w:w="504"/>
-            <w:shd w:val="clear" w:color="auto" w:fill="E6F4F4"/>
-          </w:tcPr>
-          <w:p>
-            <w:pPr>
-              <w:jc w:val="center"/>
-            </w:pPr>
-            <w:r>
-              <w:rPr>
-                <w:b/>
-                <w:i w:val="0"/>
-                <w:color w:val="036868"/>
-                <w:sz w:val="18"/>
-              </w:rPr>
-              <w:t>2</w:t>
-            </w:r>
-          </w:p>
-        </w:tc>
-        <w:tc>
-          <w:tcPr>
-            <w:tcW w:type="dxa" w:w="8856"/>
-            <w:shd w:val="clear" w:color="auto" w:fill="F7FCFC"/>
-          </w:tcPr>
-          <w:p>
-            <w:pPr>
-              <w:jc w:val="left"/>
-            </w:pPr>
-            <w:r>
-              <w:rPr>
-                <w:b w:val="0"/>
-                <w:i w:val="0"/>
-                <w:sz w:val="18"/>
-              </w:rPr>
-              <w:t>OPTION A — file upload (the classic flow):</w:t>
-            </w:r>
-          </w:p>
-        </w:tc>
-      </w:tr>
-    </w:tbl>
-    <w:tbl>
-      <w:tblPr>
-        <w:tblW w:type="auto" w:w="0"/>
-        <w:tblLook w:firstColumn="1" w:firstRow="1" w:lastColumn="0" w:lastRow="0" w:noHBand="0" w:noVBand="1" w:val="04A0"/>
-      </w:tblPr>
-      <w:tblGrid>
-        <w:gridCol w:w="9746"/>
-      </w:tblGrid>
-      <w:tr>
-        <w:tc>
-          <w:tcPr>
-            <w:tcW w:type="dxa" w:w="9746"/>
-            <w:shd w:val="clear" w:color="auto" w:fill="F0FAFA"/>
-            <w:tcBorders>
-              <w:left w:val="single" w:sz="12" w:space="0" w:color="036868"/>
-            </w:tcBorders>
-          </w:tcPr>
-          <w:p>
-            <w:r>
-              <w:rPr>
-                <w:b w:val="0"/>
-                <w:i/>
-                <w:color w:val="024F4F"/>
-                <w:sz w:val="18"/>
-              </w:rPr>
-              <w:t>Say:  "Two ways to feed in 'reality': drop in an audit report, or use the live operational data we already have in SQLite."</w:t>
-            </w:r>
-          </w:p>
-        </w:tc>
-      </w:tr>
-    </w:tbl>
-    <w:tbl>
-      <w:tblPr>
-        <w:tblStyle w:val="TableGrid"/>
-        <w:tblW w:type="auto" w:w="0"/>
-        <w:tblLook w:firstColumn="1" w:firstRow="1" w:lastColumn="0" w:lastRow="0" w:noHBand="0" w:noVBand="1" w:val="04A0"/>
-      </w:tblPr>
-      <w:tblGrid>
-        <w:gridCol w:w="4873"/>
-        <w:gridCol w:w="4873"/>
-      </w:tblGrid>
-      <w:tr>
-        <w:tc>
-          <w:tcPr>
-            <w:tcW w:type="dxa" w:w="504"/>
-            <w:shd w:val="clear" w:color="auto" w:fill="E6F4F4"/>
-          </w:tcPr>
-          <w:p>
-            <w:pPr>
-              <w:jc w:val="center"/>
-            </w:pPr>
-            <w:r>
-              <w:rPr>
-                <w:b/>
-                <w:i w:val="0"/>
-                <w:color w:val="036868"/>
-                <w:sz w:val="18"/>
-              </w:rPr>
-              <w:t>3</w:t>
-            </w:r>
-          </w:p>
-        </w:tc>
-        <w:tc>
-          <w:tcPr>
-            <w:tcW w:type="dxa" w:w="8856"/>
-            <w:shd w:val="clear" w:color="auto" w:fill="F7FCFC"/>
-          </w:tcPr>
-          <w:p>
-            <w:pPr>
-              <w:jc w:val="left"/>
-            </w:pPr>
-            <w:r>
-              <w:rPr>
-                <w:b w:val="0"/>
-                <w:i w:val="0"/>
-                <w:sz w:val="18"/>
-              </w:rPr>
-              <w:t xml:space="preserve">  · Click Choose File → select loan_audit_report.docx</w:t>
-            </w:r>
-          </w:p>
-        </w:tc>
-      </w:tr>
-    </w:tbl>
-    <w:tbl>
-      <w:tblPr>
-        <w:tblStyle w:val="TableGrid"/>
-        <w:tblW w:type="auto" w:w="0"/>
-        <w:tblLook w:firstColumn="1" w:firstRow="1" w:lastColumn="0" w:lastRow="0" w:noHBand="0" w:noVBand="1" w:val="04A0"/>
-      </w:tblPr>
-      <w:tblGrid>
-        <w:gridCol w:w="4873"/>
-        <w:gridCol w:w="4873"/>
-      </w:tblGrid>
-      <w:tr>
-        <w:tc>
-          <w:tcPr>
-            <w:tcW w:type="dxa" w:w="504"/>
-            <w:shd w:val="clear" w:color="auto" w:fill="E6F4F4"/>
-          </w:tcPr>
-          <w:p>
-            <w:pPr>
-              <w:jc w:val="center"/>
-            </w:pPr>
-            <w:r>
-              <w:rPr>
-                <w:b/>
-                <w:i w:val="0"/>
-                <w:color w:val="036868"/>
-                <w:sz w:val="18"/>
-              </w:rPr>
-              <w:t>4</w:t>
-            </w:r>
-          </w:p>
-        </w:tc>
-        <w:tc>
-          <w:tcPr>
-            <w:tcW w:type="dxa" w:w="8856"/>
-            <w:shd w:val="clear" w:color="auto" w:fill="F7FCFC"/>
-          </w:tcPr>
-          <w:p>
-            <w:pPr>
-              <w:jc w:val="left"/>
-            </w:pPr>
-            <w:r>
-              <w:rPr>
-                <w:b w:val="0"/>
-                <w:i w:val="0"/>
-                <w:sz w:val="18"/>
-              </w:rPr>
-              <w:t xml:space="preserve">  · Click Run Conformance Check (~35 seconds)</w:t>
-            </w:r>
-          </w:p>
-        </w:tc>
-      </w:tr>
-    </w:tbl>
-    <w:tbl>
-      <w:tblPr>
-        <w:tblStyle w:val="TableGrid"/>
-        <w:tblW w:type="auto" w:w="0"/>
-        <w:tblLook w:firstColumn="1" w:firstRow="1" w:lastColumn="0" w:lastRow="0" w:noHBand="0" w:noVBand="1" w:val="04A0"/>
-      </w:tblPr>
-      <w:tblGrid>
-        <w:gridCol w:w="4873"/>
-        <w:gridCol w:w="4873"/>
-      </w:tblGrid>
-      <w:tr>
-        <w:tc>
-          <w:tcPr>
-            <w:tcW w:type="dxa" w:w="504"/>
-            <w:shd w:val="clear" w:color="auto" w:fill="E6F4F4"/>
-          </w:tcPr>
-          <w:p>
-            <w:pPr>
-              <w:jc w:val="center"/>
-            </w:pPr>
-            <w:r>
-              <w:rPr>
-                <w:b/>
-                <w:i w:val="0"/>
-                <w:color w:val="036868"/>
-                <w:sz w:val="18"/>
-              </w:rPr>
-              <w:t>5</w:t>
-            </w:r>
-          </w:p>
-        </w:tc>
-        <w:tc>
-          <w:tcPr>
-            <w:tcW w:type="dxa" w:w="8856"/>
-            <w:shd w:val="clear" w:color="auto" w:fill="F7FCFC"/>
-          </w:tcPr>
-          <w:p>
-            <w:pPr>
-              <w:jc w:val="left"/>
-            </w:pPr>
-            <w:r>
-              <w:rPr>
-                <w:b w:val="0"/>
-                <w:i w:val="0"/>
-                <w:sz w:val="18"/>
-              </w:rPr>
-              <w:t>OPTION B — live operational data (the new flow):</w:t>
-            </w:r>
-          </w:p>
-        </w:tc>
-      </w:tr>
-    </w:tbl>
-    <w:tbl>
-      <w:tblPr>
-        <w:tblStyle w:val="TableGrid"/>
-        <w:tblW w:type="auto" w:w="0"/>
-        <w:tblLook w:firstColumn="1" w:firstRow="1" w:lastColumn="0" w:lastRow="0" w:noHBand="0" w:noVBand="1" w:val="04A0"/>
-      </w:tblPr>
-      <w:tblGrid>
-        <w:gridCol w:w="4873"/>
-        <w:gridCol w:w="4873"/>
-      </w:tblGrid>
-      <w:tr>
-        <w:tc>
-          <w:tcPr>
-            <w:tcW w:type="dxa" w:w="504"/>
-            <w:shd w:val="clear" w:color="auto" w:fill="E6F4F4"/>
-          </w:tcPr>
-          <w:p>
-            <w:pPr>
-              <w:jc w:val="center"/>
-            </w:pPr>
-            <w:r>
-              <w:rPr>
-                <w:b/>
-                <w:i w:val="0"/>
-                <w:color w:val="036868"/>
-                <w:sz w:val="18"/>
-              </w:rPr>
-              <w:t>6</w:t>
-            </w:r>
-          </w:p>
-        </w:tc>
-        <w:tc>
-          <w:tcPr>
-            <w:tcW w:type="dxa" w:w="8856"/>
-            <w:shd w:val="clear" w:color="auto" w:fill="F7FCFC"/>
-          </w:tcPr>
-          <w:p>
-            <w:pPr>
-              <w:jc w:val="left"/>
-            </w:pPr>
-            <w:r>
-              <w:rPr>
-                <w:b w:val="0"/>
-                <w:i w:val="0"/>
-                <w:sz w:val="18"/>
-              </w:rPr>
-              <w:t xml:space="preserve">  · Below the drop zone, click 'Use live operational data instead'</w:t>
-            </w:r>
-          </w:p>
-        </w:tc>
-      </w:tr>
-    </w:tbl>
-    <w:tbl>
-      <w:tblPr>
-        <w:tblW w:type="auto" w:w="0"/>
-        <w:tblLook w:firstColumn="1" w:firstRow="1" w:lastColumn="0" w:lastRow="0" w:noHBand="0" w:noVBand="1" w:val="04A0"/>
-      </w:tblPr>
-      <w:tblGrid>
-        <w:gridCol w:w="9746"/>
-      </w:tblGrid>
-      <w:tr>
-        <w:tc>
-          <w:tcPr>
-            <w:tcW w:type="dxa" w:w="9746"/>
-            <w:shd w:val="clear" w:color="auto" w:fill="F0FAFA"/>
-            <w:tcBorders>
-              <w:left w:val="single" w:sz="12" w:space="0" w:color="036868"/>
-            </w:tcBorders>
-          </w:tcPr>
-          <w:p>
-            <w:r>
-              <w:rPr>
-                <w:b w:val="0"/>
-                <w:i/>
-                <w:color w:val="024F4F"/>
-                <w:sz w:val="18"/>
-              </w:rPr>
-              <w:t>Say:  "Both paths run through the SAME conformance pipeline — Sonnet checks every node against the evidence and tags it Confirmed, Deviated, or Not Found. The live-data path is the demo killer for stakeholders who don't have an audit report to upload."</w:t>
-            </w:r>
-          </w:p>
-        </w:tc>
-      </w:tr>
-    </w:tbl>
-    <w:tbl>
-      <w:tblPr>
-        <w:tblStyle w:val="TableGrid"/>
-        <w:tblW w:type="auto" w:w="0"/>
-        <w:tblLook w:firstColumn="1" w:firstRow="1" w:lastColumn="0" w:lastRow="0" w:noHBand="0" w:noVBand="1" w:val="04A0"/>
-      </w:tblPr>
-      <w:tblGrid>
-        <w:gridCol w:w="4873"/>
-        <w:gridCol w:w="4873"/>
-      </w:tblGrid>
-      <w:tr>
-        <w:tc>
-          <w:tcPr>
-            <w:tcW w:type="dxa" w:w="504"/>
-            <w:shd w:val="clear" w:color="auto" w:fill="E6F4F4"/>
-          </w:tcPr>
-          <w:p>
-            <w:pPr>
-              <w:jc w:val="center"/>
-            </w:pPr>
-            <w:r>
-              <w:rPr>
-                <w:b/>
-                <w:i w:val="0"/>
-                <w:color w:val="036868"/>
-                <w:sz w:val="18"/>
-              </w:rPr>
-              <w:t>7</w:t>
-            </w:r>
-          </w:p>
-        </w:tc>
-        <w:tc>
-          <w:tcPr>
-            <w:tcW w:type="dxa" w:w="8856"/>
-            <w:shd w:val="clear" w:color="auto" w:fill="F7FCFC"/>
-          </w:tcPr>
-          <w:p>
-            <w:pPr>
-              <w:jc w:val="left"/>
-            </w:pPr>
-            <w:r>
-              <w:rPr>
-                <w:b w:val="0"/>
-                <w:i w:val="0"/>
-                <w:sz w:val="18"/>
-              </w:rPr>
-              <w:t xml:space="preserve">  · The engine builds a synthetic evidence document from the SQLite operational store and runs analysis</w:t>
-            </w:r>
-          </w:p>
-        </w:tc>
-      </w:tr>
-    </w:tbl>
-    <w:tbl>
-      <w:tblPr>
-        <w:tblStyle w:val="TableGrid"/>
-        <w:tblW w:type="auto" w:w="0"/>
-        <w:tblLook w:firstColumn="1" w:firstRow="1" w:lastColumn="0" w:lastRow="0" w:noHBand="0" w:noVBand="1" w:val="04A0"/>
-      </w:tblPr>
-      <w:tblGrid>
-        <w:gridCol w:w="4873"/>
-        <w:gridCol w:w="4873"/>
-      </w:tblGrid>
-      <w:tr>
-        <w:tc>
-          <w:tcPr>
-            <w:tcW w:type="dxa" w:w="504"/>
-            <w:shd w:val="clear" w:color="auto" w:fill="E6F4F4"/>
-          </w:tcPr>
-          <w:p>
-            <w:pPr>
-              <w:jc w:val="center"/>
-            </w:pPr>
-            <w:r>
-              <w:rPr>
-                <w:b/>
-                <w:i w:val="0"/>
-                <w:color w:val="036868"/>
-                <w:sz w:val="18"/>
-              </w:rPr>
-              <w:t>8</w:t>
-            </w:r>
-          </w:p>
-        </w:tc>
-        <w:tc>
-          <w:tcPr>
-            <w:tcW w:type="dxa" w:w="8856"/>
-            <w:shd w:val="clear" w:color="auto" w:fill="F7FCFC"/>
-          </w:tcPr>
-          <w:p>
-            <w:pPr>
-              <w:jc w:val="left"/>
-            </w:pPr>
-            <w:r>
-              <w:rPr>
-                <w:b w:val="0"/>
-                <w:i w:val="0"/>
-                <w:sz w:val="18"/>
-              </w:rPr>
-              <w:t>Either way: point to conformance rate (~47% on the audit doc, similar on live data)</w:t>
-            </w:r>
-          </w:p>
-        </w:tc>
-      </w:tr>
-    </w:tbl>
-    <w:tbl>
-      <w:tblPr>
-        <w:tblStyle w:val="TableGrid"/>
-        <w:tblW w:type="auto" w:w="0"/>
-        <w:tblLook w:firstColumn="1" w:firstRow="1" w:lastColumn="0" w:lastRow="0" w:noHBand="0" w:noVBand="1" w:val="04A0"/>
-      </w:tblPr>
-      <w:tblGrid>
-        <w:gridCol w:w="4873"/>
-        <w:gridCol w:w="4873"/>
-      </w:tblGrid>
-      <w:tr>
-        <w:tc>
-          <w:tcPr>
-            <w:tcW w:type="dxa" w:w="504"/>
-            <w:shd w:val="clear" w:color="auto" w:fill="E6F4F4"/>
-          </w:tcPr>
-          <w:p>
-            <w:pPr>
-              <w:jc w:val="center"/>
-            </w:pPr>
-            <w:r>
-              <w:rPr>
-                <w:b/>
-                <w:i w:val="0"/>
-                <w:color w:val="036868"/>
-                <w:sz w:val="18"/>
-              </w:rPr>
-              <w:t>9</w:t>
-            </w:r>
-          </w:p>
-        </w:tc>
-        <w:tc>
-          <w:tcPr>
-            <w:tcW w:type="dxa" w:w="8856"/>
-            <w:shd w:val="clear" w:color="auto" w:fill="F7FCFC"/>
-          </w:tcPr>
-          <w:p>
-            <w:pPr>
-              <w:jc w:val="left"/>
-            </w:pPr>
-            <w:r>
-              <w:rPr>
-                <w:b w:val="0"/>
-                <w:i w:val="0"/>
-                <w:sz w:val="18"/>
-              </w:rPr>
-              <w:t>Click Show All Overlays → colour-coded graph visible</w:t>
-            </w:r>
-          </w:p>
-        </w:tc>
-      </w:tr>
-    </w:tbl>
-    <w:tbl>
-      <w:tblPr>
-        <w:tblW w:type="auto" w:w="0"/>
-        <w:tblLook w:firstColumn="1" w:firstRow="1" w:lastColumn="0" w:lastRow="0" w:noHBand="0" w:noVBand="1" w:val="04A0"/>
-      </w:tblPr>
-      <w:tblGrid>
-        <w:gridCol w:w="9746"/>
-      </w:tblGrid>
-      <w:tr>
-        <w:tc>
-          <w:tcPr>
-            <w:tcW w:type="dxa" w:w="9746"/>
-            <w:shd w:val="clear" w:color="auto" w:fill="F0FAFA"/>
-            <w:tcBorders>
-              <w:left w:val="single" w:sz="12" w:space="0" w:color="036868"/>
-            </w:tcBorders>
-          </w:tcPr>
-          <w:p>
-            <w:r>
-              <w:rPr>
-                <w:b w:val="0"/>
-                <w:i/>
-                <w:color w:val="024F4F"/>
-                <w:sz w:val="18"/>
-              </w:rPr>
-              <w:t>Say:  "47% conformance on the audit doc — more than half the process wasn't followed correctly. The engine found that automatically; no human had to read both documents and cross-reference."</w:t>
-            </w:r>
-          </w:p>
-        </w:tc>
-      </w:tr>
-    </w:tbl>
-    <w:tbl>
-      <w:tblPr>
-        <w:tblStyle w:val="TableGrid"/>
-        <w:tblW w:type="auto" w:w="0"/>
-        <w:tblLook w:firstColumn="1" w:firstRow="1" w:lastColumn="0" w:lastRow="0" w:noHBand="0" w:noVBand="1" w:val="04A0"/>
-      </w:tblPr>
-      <w:tblGrid>
-        <w:gridCol w:w="4873"/>
-        <w:gridCol w:w="4873"/>
-      </w:tblGrid>
-      <w:tr>
-        <w:tc>
-          <w:tcPr>
-            <w:tcW w:type="dxa" w:w="504"/>
-            <w:shd w:val="clear" w:color="auto" w:fill="E6F4F4"/>
-          </w:tcPr>
-          <w:p>
-            <w:pPr>
-              <w:jc w:val="center"/>
-            </w:pPr>
-            <w:r>
-              <w:rPr>
-                <w:b/>
-                <w:i w:val="0"/>
-                <w:color w:val="036868"/>
-                <w:sz w:val="18"/>
-              </w:rPr>
-              <w:t>10</w:t>
-            </w:r>
-          </w:p>
-        </w:tc>
-        <w:tc>
-          <w:tcPr>
-            <w:tcW w:type="dxa" w:w="8856"/>
-            <w:shd w:val="clear" w:color="auto" w:fill="F7FCFC"/>
-          </w:tcPr>
-          <w:p>
-            <w:pPr>
-              <w:jc w:val="left"/>
-            </w:pPr>
-            <w:r>
-              <w:rPr>
-                <w:b w:val="0"/>
-                <w:i w:val="0"/>
-                <w:sz w:val="18"/>
-              </w:rPr>
-              <w:t>Click a red deviation card → graph highlight + evidence excerpt in detail panel</w:t>
-            </w:r>
-          </w:p>
-        </w:tc>
-      </w:tr>
-    </w:tbl>
-    <w:tbl>
-      <w:tblPr>
-        <w:tblW w:type="auto" w:w="0"/>
-        <w:tblLook w:firstColumn="1" w:firstRow="1" w:lastColumn="0" w:lastRow="0" w:noHBand="0" w:noVBand="1" w:val="04A0"/>
-      </w:tblPr>
-      <w:tblGrid>
-        <w:gridCol w:w="9746"/>
-      </w:tblGrid>
-      <w:tr>
-        <w:tc>
-          <w:tcPr>
-            <w:tcW w:type="dxa" w:w="9746"/>
-            <w:shd w:val="clear" w:color="auto" w:fill="F0FAFA"/>
-            <w:tcBorders>
-              <w:left w:val="single" w:sz="12" w:space="0" w:color="036868"/>
-            </w:tcBorders>
-          </w:tcPr>
-          <w:p>
-            <w:r>
-              <w:rPr>
-                <w:b w:val="0"/>
-                <w:i/>
-                <w:color w:val="024F4F"/>
-                <w:sz w:val="18"/>
-              </w:rPr>
-              <w:t>Say:  "Every deviation links to a specific node and quotes the exact evidence."</w:t>
-            </w:r>
-          </w:p>
-        </w:tc>
-      </w:tr>
-    </w:tbl>
-    <w:p/>
-    <w:tbl>
-      <w:tblPr>
-        <w:tblW w:type="auto" w:w="0"/>
-        <w:tblLook w:firstColumn="1" w:firstRow="1" w:lastColumn="0" w:lastRow="0" w:noHBand="0" w:noVBand="1" w:val="04A0"/>
-      </w:tblPr>
-      <w:tblGrid>
-        <w:gridCol w:w="4873"/>
-        <w:gridCol w:w="4873"/>
-      </w:tblGrid>
-      <w:tr>
-        <w:tc>
-          <w:tcPr>
-            <w:tcW w:type="dxa" w:w="6480"/>
-            <w:shd w:val="clear" w:color="auto" w:fill="036868"/>
-          </w:tcPr>
-          <w:p>
-            <w:r>
-              <w:rPr>
-                <w:b/>
-                <w:i w:val="0"/>
-                <w:color w:val="FFFFFF"/>
-                <w:sz w:val="20"/>
-              </w:rPr>
-              <w:t xml:space="preserve">Step 10  </w:t>
-            </w:r>
-            <w:r>
-              <w:rPr>
-                <w:b w:val="0"/>
-                <w:i w:val="0"/>
-                <w:color w:val="A7D4D4"/>
-                <w:sz w:val="20"/>
-              </w:rPr>
-              <w:t>Object Model  (optional)</w:t>
-            </w:r>
-          </w:p>
-        </w:tc>
-        <w:tc>
-          <w:tcPr>
-            <w:tcW w:type="dxa" w:w="2880"/>
-            <w:shd w:val="clear" w:color="auto" w:fill="036868"/>
-          </w:tcPr>
-          <w:p>
-            <w:pPr>
-              <w:jc w:val="right"/>
-            </w:pPr>
-            <w:r>
-              <w:rPr>
-                <w:b w:val="0"/>
-                <w:i w:val="0"/>
-                <w:color w:val="A7D4D4"/>
-                <w:sz w:val="18"/>
-              </w:rPr>
-              <w:t>≈ 1 min</w:t>
-            </w:r>
-          </w:p>
-        </w:tc>
-      </w:tr>
-    </w:tbl>
-    <w:tbl>
-      <w:tblPr>
-        <w:tblStyle w:val="TableGrid"/>
-        <w:tblW w:type="auto" w:w="0"/>
-        <w:tblLook w:firstColumn="1" w:firstRow="1" w:lastColumn="0" w:lastRow="0" w:noHBand="0" w:noVBand="1" w:val="04A0"/>
-      </w:tblPr>
-      <w:tblGrid>
-        <w:gridCol w:w="4873"/>
-        <w:gridCol w:w="4873"/>
-      </w:tblGrid>
-      <w:tr>
-        <w:tc>
-          <w:tcPr>
-            <w:tcW w:type="dxa" w:w="504"/>
-            <w:shd w:val="clear" w:color="auto" w:fill="E6F4F4"/>
-          </w:tcPr>
-          <w:p>
-            <w:pPr>
-              <w:jc w:val="center"/>
-            </w:pPr>
-            <w:r>
-              <w:rPr>
-                <w:b/>
-                <w:i w:val="0"/>
-                <w:color w:val="036868"/>
-                <w:sz w:val="18"/>
-              </w:rPr>
-              <w:t>1</w:t>
-            </w:r>
-          </w:p>
-        </w:tc>
-        <w:tc>
-          <w:tcPr>
-            <w:tcW w:type="dxa" w:w="8856"/>
-            <w:shd w:val="clear" w:color="auto" w:fill="F7FCFC"/>
-          </w:tcPr>
-          <w:p>
-            <w:pPr>
-              <w:jc w:val="left"/>
-            </w:pPr>
-            <w:r>
-              <w:rPr>
-                <w:b w:val="0"/>
-                <w:i w:val="0"/>
-                <w:sz w:val="18"/>
-              </w:rPr>
-              <w:t>Click Object Model nav</w:t>
-            </w:r>
-          </w:p>
-        </w:tc>
-      </w:tr>
-    </w:tbl>
-    <w:tbl>
-      <w:tblPr>
-        <w:tblStyle w:val="TableGrid"/>
-        <w:tblW w:type="auto" w:w="0"/>
-        <w:tblLook w:firstColumn="1" w:firstRow="1" w:lastColumn="0" w:lastRow="0" w:noHBand="0" w:noVBand="1" w:val="04A0"/>
-      </w:tblPr>
-      <w:tblGrid>
-        <w:gridCol w:w="4873"/>
-        <w:gridCol w:w="4873"/>
-      </w:tblGrid>
-      <w:tr>
-        <w:tc>
-          <w:tcPr>
-            <w:tcW w:type="dxa" w:w="504"/>
-            <w:shd w:val="clear" w:color="auto" w:fill="E6F4F4"/>
-          </w:tcPr>
-          <w:p>
-            <w:pPr>
-              <w:jc w:val="center"/>
-            </w:pPr>
-            <w:r>
-              <w:rPr>
-                <w:b/>
-                <w:i w:val="0"/>
-                <w:color w:val="036868"/>
-                <w:sz w:val="18"/>
-              </w:rPr>
-              <w:t>2</w:t>
-            </w:r>
-          </w:p>
-        </w:tc>
-        <w:tc>
-          <w:tcPr>
-            <w:tcW w:type="dxa" w:w="8856"/>
-            <w:shd w:val="clear" w:color="auto" w:fill="F7FCFC"/>
-          </w:tcPr>
-          <w:p>
-            <w:pPr>
-              <w:jc w:val="left"/>
-            </w:pPr>
-            <w:r>
-              <w:rPr>
-                <w:b w:val="0"/>
-                <w:i w:val="0"/>
-                <w:sz w:val="18"/>
-              </w:rPr>
-              <w:t>Wait ~40s for first generation (cached after that)</w:t>
-            </w:r>
-          </w:p>
-        </w:tc>
-      </w:tr>
-    </w:tbl>
-    <w:tbl>
-      <w:tblPr>
-        <w:tblW w:type="auto" w:w="0"/>
-        <w:tblLook w:firstColumn="1" w:firstRow="1" w:lastColumn="0" w:lastRow="0" w:noHBand="0" w:noVBand="1" w:val="04A0"/>
-      </w:tblPr>
-      <w:tblGrid>
-        <w:gridCol w:w="9746"/>
-      </w:tblGrid>
-      <w:tr>
-        <w:tc>
-          <w:tcPr>
-            <w:tcW w:type="dxa" w:w="9746"/>
-            <w:shd w:val="clear" w:color="auto" w:fill="F0FAFA"/>
-            <w:tcBorders>
-              <w:left w:val="single" w:sz="12" w:space="0" w:color="036868"/>
-            </w:tcBorders>
-          </w:tcPr>
-          <w:p>
-            <w:r>
-              <w:rPr>
-                <w:b w:val="0"/>
-                <w:i/>
-                <w:color w:val="024F4F"/>
-                <w:sz w:val="18"/>
-              </w:rPr>
-              <w:t>Say:  "The object model is the bridge from understanding to building. The Discovery Engine generates the data schema — Pydantic models, JSON Schema, and a visual entity diagram — that an application built on this process would need. This is an early signal of what the ALM will produce."</w:t>
-            </w:r>
-          </w:p>
-        </w:tc>
-      </w:tr>
-    </w:tbl>
-    <w:tbl>
-      <w:tblPr>
-        <w:tblStyle w:val="TableGrid"/>
-        <w:tblW w:type="auto" w:w="0"/>
-        <w:tblLook w:firstColumn="1" w:firstRow="1" w:lastColumn="0" w:lastRow="0" w:noHBand="0" w:noVBand="1" w:val="04A0"/>
-      </w:tblPr>
-      <w:tblGrid>
-        <w:gridCol w:w="4873"/>
-        <w:gridCol w:w="4873"/>
-      </w:tblGrid>
-      <w:tr>
-        <w:tc>
-          <w:tcPr>
-            <w:tcW w:type="dxa" w:w="504"/>
-            <w:shd w:val="clear" w:color="auto" w:fill="E6F4F4"/>
-          </w:tcPr>
-          <w:p>
-            <w:pPr>
-              <w:jc w:val="center"/>
-            </w:pPr>
-            <w:r>
-              <w:rPr>
-                <w:b/>
-                <w:i w:val="0"/>
-                <w:color w:val="036868"/>
-                <w:sz w:val="18"/>
-              </w:rPr>
-              <w:t>3</w:t>
-            </w:r>
-          </w:p>
-        </w:tc>
-        <w:tc>
-          <w:tcPr>
-            <w:tcW w:type="dxa" w:w="8856"/>
-            <w:shd w:val="clear" w:color="auto" w:fill="F7FCFC"/>
-          </w:tcPr>
-          <w:p>
-            <w:pPr>
-              <w:jc w:val="left"/>
-            </w:pPr>
-            <w:r>
-              <w:rPr>
-                <w:b w:val="0"/>
-                <w:i w:val="0"/>
-                <w:sz w:val="18"/>
-              </w:rPr>
-              <w:t>Show Pydantic tab, JSON Schema tab, then Entity Diagram tab</w:t>
-            </w:r>
-          </w:p>
-        </w:tc>
-      </w:tr>
-    </w:tbl>
-    <w:tbl>
-      <w:tblPr>
-        <w:tblStyle w:val="TableGrid"/>
-        <w:tblW w:type="auto" w:w="0"/>
-        <w:tblLook w:firstColumn="1" w:firstRow="1" w:lastColumn="0" w:lastRow="0" w:noHBand="0" w:noVBand="1" w:val="04A0"/>
-      </w:tblPr>
-      <w:tblGrid>
-        <w:gridCol w:w="4873"/>
-        <w:gridCol w:w="4873"/>
-      </w:tblGrid>
-      <w:tr>
-        <w:tc>
-          <w:tcPr>
-            <w:tcW w:type="dxa" w:w="504"/>
-            <w:shd w:val="clear" w:color="auto" w:fill="E6F4F4"/>
-          </w:tcPr>
-          <w:p>
-            <w:pPr>
-              <w:jc w:val="center"/>
-            </w:pPr>
-            <w:r>
-              <w:rPr>
-                <w:b/>
-                <w:i w:val="0"/>
-                <w:color w:val="036868"/>
-                <w:sz w:val="18"/>
-              </w:rPr>
-              <w:t>4</w:t>
-            </w:r>
-          </w:p>
-        </w:tc>
-        <w:tc>
-          <w:tcPr>
-            <w:tcW w:type="dxa" w:w="8856"/>
-            <w:shd w:val="clear" w:color="auto" w:fill="F7FCFC"/>
-          </w:tcPr>
-          <w:p>
-            <w:pPr>
-              <w:jc w:val="left"/>
-            </w:pPr>
-            <w:r>
-              <w:rPr>
-                <w:b w:val="0"/>
-                <w:i w:val="0"/>
-                <w:sz w:val="18"/>
-              </w:rPr>
-              <w:t>Click Copy on the Pydantic tab</w:t>
-            </w:r>
-          </w:p>
-        </w:tc>
-      </w:tr>
-    </w:tbl>
-    <w:p/>
-    <w:tbl>
-      <w:tblPr>
-        <w:tblW w:type="auto" w:w="0"/>
-        <w:tblLook w:firstColumn="1" w:firstRow="1" w:lastColumn="0" w:lastRow="0" w:noHBand="0" w:noVBand="1" w:val="04A0"/>
-      </w:tblPr>
-      <w:tblGrid>
-        <w:gridCol w:w="4873"/>
-        <w:gridCol w:w="4873"/>
-      </w:tblGrid>
-      <w:tr>
-        <w:tc>
-          <w:tcPr>
-            <w:tcW w:type="dxa" w:w="6480"/>
-            <w:shd w:val="clear" w:color="auto" w:fill="036868"/>
-          </w:tcPr>
-          <w:p>
-            <w:r>
-              <w:rPr>
-                <w:b/>
-                <w:i w:val="0"/>
-                <w:color w:val="FFFFFF"/>
-                <w:sz w:val="20"/>
-              </w:rPr>
-              <w:t xml:space="preserve">Step 11  </w:t>
             </w:r>
             <w:r>
               <w:rPr>
@@ -4981,7 +3802,7 @@
                 <w:i w:val="0"/>
                 <w:sz w:val="18"/>
               </w:rPr>
-              <w:t>A new tab opens with a brand-styled HTML page</w:t>
+              <w:t>A new tab opens with the print-styled HTML report</w:t>
             </w:r>
           </w:p>
         </w:tc>
@@ -5012,7 +3833,7 @@
                 <w:color w:val="024F4F"/>
                 <w:sz w:val="18"/>
               </w:rPr>
-              <w:t>Say:  "Everything we've shown for the last fifteen minutes — the graph, the workflows, the ROI numbers, the cross-document gaps, the conformance rate, the operational data — gets bundled into a single executive report you can email to a CIO or steering committee."</w:t>
+              <w:t>Say:  "Cover page, Executive Summary with health score, Top Issues, Process Mining findings, Audit Check results, Object Model summary, AI Optimisation Suggestions. Self-contained HTML — they can save to PDF from the browser print dialog. No new AI calls — it's composed from what we already produced."</w:t>
             </w:r>
           </w:p>
         </w:tc>
@@ -5064,38 +3885,7 @@
                 <w:i w:val="0"/>
                 <w:sz w:val="18"/>
               </w:rPr>
-              <w:t>Scroll the recipient through the sections quickly: hero, source documents, executive summary, top issues, cross-document insights, workflow opportunities (with a total annual ROI roll-up), gap analysis, conformance, live data</w:t>
-            </w:r>
-          </w:p>
-        </w:tc>
-      </w:tr>
-    </w:tbl>
-    <w:tbl>
-      <w:tblPr>
-        <w:tblW w:type="auto" w:w="0"/>
-        <w:tblLook w:firstColumn="1" w:firstRow="1" w:lastColumn="0" w:lastRow="0" w:noHBand="0" w:noVBand="1" w:val="04A0"/>
-      </w:tblPr>
-      <w:tblGrid>
-        <w:gridCol w:w="9746"/>
-      </w:tblGrid>
-      <w:tr>
-        <w:tc>
-          <w:tcPr>
-            <w:tcW w:type="dxa" w:w="9746"/>
-            <w:shd w:val="clear" w:color="auto" w:fill="F0FAFA"/>
-            <w:tcBorders>
-              <w:left w:val="single" w:sz="12" w:space="0" w:color="036868"/>
-            </w:tcBorders>
-          </w:tcPr>
-          <w:p>
-            <w:r>
-              <w:rPr>
-                <w:b w:val="0"/>
-                <w:i/>
-                <w:color w:val="024F4F"/>
-                <w:sz w:val="18"/>
-              </w:rPr>
-              <w:t>Say:  "No new AI calls were made to compose this report. It's pure aggregation of state we already produced. That's the discipline — every fact in this document already lives somewhere in the engine."</w:t>
+              <w:t>Walk through the sections quickly: cover, executive summary, top issues, Process Mining, Audit Check, Object Model, AI Optimisation</w:t>
             </w:r>
           </w:p>
         </w:tc>
@@ -5147,7 +3937,7 @@
                 <w:i w:val="0"/>
                 <w:sz w:val="18"/>
               </w:rPr>
-              <w:t>Click the floating 'Save as PDF / Print' button (or Ctrl+P) → save</w:t>
+              <w:t>Click Save as PDF / Print (or Ctrl+P) → show that each major section starts on its own page</w:t>
             </w:r>
           </w:p>
         </w:tc>
@@ -5178,7 +3968,7 @@
                 <w:color w:val="024F4F"/>
                 <w:sz w:val="18"/>
               </w:rPr>
-              <w:t>Say:  "The report is print-styled — Ctrl+P saves it as a PDF. Customers walk out of the room with the engine's findings in their inbox before the demo's even over."</w:t>
+              <w:t>Say:  "Each major section starts on its own page. The Metafore wordmark is on the cover. Ready for the boardroom."</w:t>
             </w:r>
           </w:p>
         </w:tc>
@@ -5218,7 +4008,7 @@
                 <w:color w:val="783500"/>
                 <w:sz w:val="17"/>
               </w:rPr>
-              <w:t>If you only have one slide to leave behind, this PDF is it  |  The button is disabled until a graph has been extracted — extract first</w:t>
+              <w:t>If you only have one slide to leave behind, this PDF is it  |  Button is disabled until a graph has been extracted — extract first</w:t>
             </w:r>
           </w:p>
         </w:tc>
@@ -5266,7 +4056,7 @@
                 <w:color w:val="024F4F"/>
                 <w:sz w:val="20"/>
               </w:rPr>
-              <w:t>"In about fifteen minutes we went from four Word documents to a unified knowledge graph, a cross-document gap analysis, an executive dashboard, automation workflows with defensible ROI numbers, process variants validated against real operational data, a conformance audit, a data model, and a printable executive report — all from documents the customer already has. That's the Discovery Engine. Understand your organisation before building anything. It's the foundation everything else in Metafore sits on."</w:t>
+              <w:t>"Twelve minutes. From a Word document to a knowledge graph, an operational process model with named deviations, an audit comparison, a generated data model, and a printable executive report. Today this is reading documents. Tomorrow — once you wire your event logs and systems of record — it's the same engine, the same graph, the same insights, but now living and self-evolving. That's the Metafore Discovery Engine. Slide 8 of our deck. The wedge into the EGI platform."</w:t>
             </w:r>
           </w:p>
         </w:tc>
@@ -5286,7 +4076,7 @@
           <w:color w:val="036868"/>
           <w:sz w:val="16"/>
         </w:rPr>
-        <w:t>PRESENTER TIPS</w:t>
+        <w:t>PRESENTER TIPS &amp; RISKS</w:t>
       </w:r>
     </w:p>
     <w:p/>
@@ -5317,7 +4107,7 @@
                 <w:color w:val="024F4F"/>
                 <w:sz w:val="18"/>
               </w:rPr>
-              <w:t>If a Claude call fails</w:t>
+              <w:t>Live-data question = #1 risk</w:t>
             </w:r>
           </w:p>
         </w:tc>
@@ -5336,7 +4126,7 @@
                 <w:i w:val="0"/>
                 <w:sz w:val="18"/>
               </w:rPr>
-              <w:t>Skip to the next feature — Gap Analysis and Pulse work instantly with no API calls.</w:t>
+              <w:t>If asked 'can it read our SAP/Salesforce live?' — answer: 'Document-driven today; connector to live systems is days, not the months Celonis takes. We pre-seeded operational data here so you can see the mining surface.' Pre-empt the question; don't dodge.</w:t>
             </w:r>
           </w:p>
         </w:tc>
@@ -5358,7 +4148,7 @@
                 <w:color w:val="024F4F"/>
                 <w:sz w:val="18"/>
               </w:rPr>
-              <w:t>Graph zoom</w:t>
+              <w:t>If a Claude call fails or is slow</w:t>
             </w:r>
           </w:p>
         </w:tc>
@@ -5377,7 +4167,7 @@
                 <w:i w:val="0"/>
                 <w:sz w:val="18"/>
               </w:rPr>
-              <w:t>The graph looks more impressive zoomed into dense clusters — use the scroll wheel.</w:t>
+              <w:t>Skip to the next feature — Gap Analysis, Process Mining, Pulse, and Dashboard all work without LLM calls.</w:t>
             </w:r>
           </w:p>
         </w:tc>
@@ -5399,7 +4189,7 @@
                 <w:color w:val="024F4F"/>
                 <w:sz w:val="18"/>
               </w:rPr>
-              <w:t>Conformance deviations</w:t>
+              <w:t>Graph zoom</w:t>
             </w:r>
           </w:p>
         </w:tc>
@@ -5418,7 +4208,89 @@
                 <w:i w:val="0"/>
                 <w:sz w:val="18"/>
               </w:rPr>
-              <w:t>The banking documents surface real named deviations — let the red cards do the talking.</w:t>
+              <w:t>The graph looks more impressive zoomed into dense clusters — use the scroll wheel.</w:t>
+            </w:r>
+          </w:p>
+        </w:tc>
+      </w:tr>
+      <w:tr>
+        <w:tc>
+          <w:tcPr>
+            <w:tcW w:type="dxa" w:w="4873"/>
+            <w:shd w:val="clear" w:color="auto" w:fill="FFFFFF"/>
+          </w:tcPr>
+          <w:p>
+            <w:pPr>
+              <w:jc w:val="left"/>
+            </w:pPr>
+            <w:r>
+              <w:rPr>
+                <w:b/>
+                <w:i w:val="0"/>
+                <w:color w:val="024F4F"/>
+                <w:sz w:val="18"/>
+              </w:rPr>
+              <w:t>Audit Check vs Execution Conformance</w:t>
+            </w:r>
+          </w:p>
+        </w:tc>
+        <w:tc>
+          <w:tcPr>
+            <w:tcW w:type="dxa" w:w="4873"/>
+            <w:shd w:val="clear" w:color="auto" w:fill="FFFFFF"/>
+          </w:tcPr>
+          <w:p>
+            <w:pPr>
+              <w:jc w:val="left"/>
+            </w:pPr>
+            <w:r>
+              <w:rPr>
+                <w:b w:val="0"/>
+                <w:i w:val="0"/>
+                <w:sz w:val="18"/>
+              </w:rPr>
+              <w:t>Two different questions. Audit Check = doc-vs-doc (Claude reads prose). Execution Conformance (in PM tab) = data-vs-doc (pure SQL). Don't conflate them.</w:t>
+            </w:r>
+          </w:p>
+        </w:tc>
+      </w:tr>
+      <w:tr>
+        <w:tc>
+          <w:tcPr>
+            <w:tcW w:type="dxa" w:w="4873"/>
+            <w:shd w:val="clear" w:color="auto" w:fill="E6F4F4"/>
+          </w:tcPr>
+          <w:p>
+            <w:pPr>
+              <w:jc w:val="left"/>
+            </w:pPr>
+            <w:r>
+              <w:rPr>
+                <w:b/>
+                <w:i w:val="0"/>
+                <w:color w:val="024F4F"/>
+                <w:sz w:val="18"/>
+              </w:rPr>
+              <w:t>Named deviations land</w:t>
+            </w:r>
+          </w:p>
+        </w:tc>
+        <w:tc>
+          <w:tcPr>
+            <w:tcW w:type="dxa" w:w="4873"/>
+            <w:shd w:val="clear" w:color="auto" w:fill="E6F4F4"/>
+          </w:tcPr>
+          <w:p>
+            <w:pPr>
+              <w:jc w:val="left"/>
+            </w:pPr>
+            <w:r>
+              <w:rPr>
+                <w:b w:val="0"/>
+                <w:i w:val="0"/>
+                <w:sz w:val="18"/>
+              </w:rPr>
+              <w:t>Sunita Iyer skipped Underwriting; James Patel was wrong-role on Approval; BlueRiver got a wrong-role Credit Check. Use the names.</w:t>
             </w:r>
           </w:p>
         </w:tc>
@@ -5459,7 +4331,7 @@
                 <w:i w:val="0"/>
                 <w:sz w:val="18"/>
               </w:rPr>
-              <w:t>Click the Reset button — it clears all state cleanly in one click.</w:t>
+              <w:t>Click Reset — clears all state cleanly in one click.</w:t>
             </w:r>
           </w:p>
         </w:tc>
@@ -5481,7 +4353,7 @@
                 <w:color w:val="024F4F"/>
                 <w:sz w:val="18"/>
               </w:rPr>
-              <w:t>Workflow cache</w:t>
+              <w:t>Cache behaviour</w:t>
             </w:r>
           </w:p>
         </w:tc>
@@ -5500,7 +4372,7 @@
                 <w:i w:val="0"/>
                 <w:sz w:val="18"/>
               </w:rPr>
-              <w:t>Second upload of the same file returns workflows instantly — no wait time.</w:t>
+              <w:t>Graph extraction and Audit Check are NOT cached (so the AI moments are visibly real every time). Object Model, Blueprint, Pulse AI, Cross-doc, and Optimise ARE cached.</w:t>
             </w:r>
           </w:p>
         </w:tc>
@@ -5693,7 +4565,7 @@
                 <w:i w:val="0"/>
                 <w:sz w:val="18"/>
               </w:rPr>
-              <w:t>~40s</w:t>
+              <w:t>~30–40s</w:t>
             </w:r>
           </w:p>
         </w:tc>
@@ -5875,7 +4747,7 @@
                 <w:color w:val="024F4F"/>
                 <w:sz w:val="18"/>
               </w:rPr>
-              <w:t>Pulse</w:t>
+              <w:t>Process Mining</w:t>
             </w:r>
           </w:p>
         </w:tc>
@@ -5894,7 +4766,7 @@
                 <w:i w:val="0"/>
                 <w:sz w:val="18"/>
               </w:rPr>
-              <w:t>Prioritised action queue</w:t>
+              <w:t>Celonis-class operational mining — bottleneck, fitness, deviations</w:t>
             </w:r>
           </w:p>
         </w:tc>
@@ -5914,7 +4786,7 @@
                 <w:color w:val="6B7280"/>
                 <w:sz w:val="18"/>
               </w:rPr>
-              <w:t>No (rule-based)</w:t>
+              <w:t>No (pure SQL)</w:t>
             </w:r>
           </w:p>
         </w:tc>
@@ -5955,7 +4827,7 @@
                 <w:color w:val="024F4F"/>
                 <w:sz w:val="18"/>
               </w:rPr>
-              <w:t>NLQ</w:t>
+              <w:t>AI Optimise</w:t>
             </w:r>
           </w:p>
         </w:tc>
@@ -5974,7 +4846,7 @@
                 <w:i w:val="0"/>
                 <w:sz w:val="18"/>
               </w:rPr>
-              <w:t>Plain English queries, grounded answers</w:t>
+              <w:t>Re-routing / SLA / role-assignment suggestions</w:t>
             </w:r>
           </w:p>
         </w:tc>
@@ -6013,7 +4885,7 @@
                 <w:i w:val="0"/>
                 <w:sz w:val="18"/>
               </w:rPr>
-              <w:t>~5s</w:t>
+              <w:t>~6s</w:t>
             </w:r>
           </w:p>
         </w:tc>
@@ -6035,7 +4907,7 @@
                 <w:color w:val="024F4F"/>
                 <w:sz w:val="18"/>
               </w:rPr>
-              <w:t>Workflow Generation</w:t>
+              <w:t>Audit Check</w:t>
             </w:r>
           </w:p>
         </w:tc>
@@ -6054,7 +4926,7 @@
                 <w:i w:val="0"/>
                 <w:sz w:val="18"/>
               </w:rPr>
-              <w:t>AS-IS vs TO-BE automation roadmap</w:t>
+              <w:t>Audit document vs SOP — Claude reads prose evidence</w:t>
             </w:r>
           </w:p>
         </w:tc>
@@ -6093,7 +4965,7 @@
                 <w:i w:val="0"/>
                 <w:sz w:val="18"/>
               </w:rPr>
-              <w:t>~2 min</w:t>
+              <w:t>~30–40s</w:t>
             </w:r>
           </w:p>
         </w:tc>
@@ -6115,7 +4987,7 @@
                 <w:color w:val="024F4F"/>
                 <w:sz w:val="18"/>
               </w:rPr>
-              <w:t>Conformance Checker</w:t>
+              <w:t>Object Model</w:t>
             </w:r>
           </w:p>
         </w:tc>
@@ -6134,7 +5006,7 @@
                 <w:i w:val="0"/>
                 <w:sz w:val="18"/>
               </w:rPr>
-              <w:t>Audit report vs SOP — automated gap finding</w:t>
+              <w:t>Entity Diagram + Pydantic + JSON Schema (BRD §4)</w:t>
             </w:r>
           </w:p>
         </w:tc>
@@ -6173,7 +5045,7 @@
                 <w:i w:val="0"/>
                 <w:sz w:val="18"/>
               </w:rPr>
-              <w:t>~35s</w:t>
+              <w:t>~30s</w:t>
             </w:r>
           </w:p>
         </w:tc>
@@ -6195,7 +5067,7 @@
                 <w:color w:val="024F4F"/>
                 <w:sz w:val="18"/>
               </w:rPr>
-              <w:t>Object Model</w:t>
+              <w:t>Pulse Drawer</w:t>
             </w:r>
           </w:p>
         </w:tc>
@@ -6214,7 +5086,7 @@
                 <w:i w:val="0"/>
                 <w:sz w:val="18"/>
               </w:rPr>
-              <w:t>Schema for applications built on this domain</w:t>
+              <w:t>Severity-filtered action queue with Dismiss</w:t>
             </w:r>
           </w:p>
         </w:tc>
@@ -6231,10 +5103,10 @@
               <w:rPr>
                 <w:b w:val="0"/>
                 <w:i w:val="0"/>
-                <w:color w:val="16A34A"/>
+                <w:color w:val="6B7280"/>
                 <w:sz w:val="18"/>
               </w:rPr>
-              <w:t>Yes — Sonnet</w:t>
+              <w:t>No / Haiku (insights)</w:t>
             </w:r>
           </w:p>
         </w:tc>
@@ -6253,7 +5125,167 @@
                 <w:i w:val="0"/>
                 <w:sz w:val="18"/>
               </w:rPr>
-              <w:t>~40s</w:t>
+              <w:t>Instant</w:t>
+            </w:r>
+          </w:p>
+        </w:tc>
+      </w:tr>
+      <w:tr>
+        <w:tc>
+          <w:tcPr>
+            <w:tcW w:type="dxa" w:w="2436"/>
+            <w:shd w:val="clear" w:color="auto" w:fill="E6F4F4"/>
+          </w:tcPr>
+          <w:p>
+            <w:pPr>
+              <w:jc w:val="left"/>
+            </w:pPr>
+            <w:r>
+              <w:rPr>
+                <w:b/>
+                <w:i w:val="0"/>
+                <w:color w:val="024F4F"/>
+                <w:sz w:val="18"/>
+              </w:rPr>
+              <w:t>Dashboard</w:t>
+            </w:r>
+          </w:p>
+        </w:tc>
+        <w:tc>
+          <w:tcPr>
+            <w:tcW w:type="dxa" w:w="2436"/>
+            <w:shd w:val="clear" w:color="auto" w:fill="E6F4F4"/>
+          </w:tcPr>
+          <w:p>
+            <w:pPr>
+              <w:jc w:val="left"/>
+            </w:pPr>
+            <w:r>
+              <w:rPr>
+                <w:b w:val="0"/>
+                <w:i w:val="0"/>
+                <w:sz w:val="18"/>
+              </w:rPr>
+              <w:t>Bird's-eye view sourced from PM + Gap + Audit</w:t>
+            </w:r>
+          </w:p>
+        </w:tc>
+        <w:tc>
+          <w:tcPr>
+            <w:tcW w:type="dxa" w:w="2436"/>
+            <w:shd w:val="clear" w:color="auto" w:fill="E6F4F4"/>
+          </w:tcPr>
+          <w:p>
+            <w:pPr>
+              <w:jc w:val="left"/>
+            </w:pPr>
+            <w:r>
+              <w:rPr>
+                <w:b w:val="0"/>
+                <w:i w:val="0"/>
+                <w:color w:val="6B7280"/>
+                <w:sz w:val="18"/>
+              </w:rPr>
+              <w:t>No</w:t>
+            </w:r>
+          </w:p>
+        </w:tc>
+        <w:tc>
+          <w:tcPr>
+            <w:tcW w:type="dxa" w:w="2436"/>
+            <w:shd w:val="clear" w:color="auto" w:fill="E6F4F4"/>
+          </w:tcPr>
+          <w:p>
+            <w:pPr>
+              <w:jc w:val="left"/>
+            </w:pPr>
+            <w:r>
+              <w:rPr>
+                <w:b w:val="0"/>
+                <w:i w:val="0"/>
+                <w:sz w:val="18"/>
+              </w:rPr>
+              <w:t>Instant</w:t>
+            </w:r>
+          </w:p>
+        </w:tc>
+      </w:tr>
+      <w:tr>
+        <w:tc>
+          <w:tcPr>
+            <w:tcW w:type="dxa" w:w="2436"/>
+            <w:shd w:val="clear" w:color="auto" w:fill="FFFFFF"/>
+          </w:tcPr>
+          <w:p>
+            <w:pPr>
+              <w:jc w:val="left"/>
+            </w:pPr>
+            <w:r>
+              <w:rPr>
+                <w:b/>
+                <w:i w:val="0"/>
+                <w:color w:val="024F4F"/>
+                <w:sz w:val="18"/>
+              </w:rPr>
+              <w:t>Executive Report</w:t>
+            </w:r>
+          </w:p>
+        </w:tc>
+        <w:tc>
+          <w:tcPr>
+            <w:tcW w:type="dxa" w:w="2436"/>
+            <w:shd w:val="clear" w:color="auto" w:fill="FFFFFF"/>
+          </w:tcPr>
+          <w:p>
+            <w:pPr>
+              <w:jc w:val="left"/>
+            </w:pPr>
+            <w:r>
+              <w:rPr>
+                <w:b w:val="0"/>
+                <w:i w:val="0"/>
+                <w:sz w:val="18"/>
+              </w:rPr>
+              <w:t>Print-ready HTML — all sections, Metafore brand</w:t>
+            </w:r>
+          </w:p>
+        </w:tc>
+        <w:tc>
+          <w:tcPr>
+            <w:tcW w:type="dxa" w:w="2436"/>
+            <w:shd w:val="clear" w:color="auto" w:fill="FFFFFF"/>
+          </w:tcPr>
+          <w:p>
+            <w:pPr>
+              <w:jc w:val="left"/>
+            </w:pPr>
+            <w:r>
+              <w:rPr>
+                <w:b w:val="0"/>
+                <w:i w:val="0"/>
+                <w:color w:val="6B7280"/>
+                <w:sz w:val="18"/>
+              </w:rPr>
+              <w:t>No</w:t>
+            </w:r>
+          </w:p>
+        </w:tc>
+        <w:tc>
+          <w:tcPr>
+            <w:tcW w:type="dxa" w:w="2436"/>
+            <w:shd w:val="clear" w:color="auto" w:fill="FFFFFF"/>
+          </w:tcPr>
+          <w:p>
+            <w:pPr>
+              <w:jc w:val="left"/>
+            </w:pPr>
+            <w:r>
+              <w:rPr>
+                <w:b w:val="0"/>
+                <w:i w:val="0"/>
+                <w:sz w:val="18"/>
+              </w:rPr>
+              <w:t>Instant</w:t>
             </w:r>
           </w:p>
         </w:tc>
